--- a/docs/CV_Peizhi.docx
+++ b/docs/CV_Peizhi.docx
@@ -961,7 +961,25 @@
           <w:sz w:val="22"/>
           <w:szCs w:val="22"/>
         </w:rPr>
-        <w:t xml:space="preserve">: Dr. Salimur Choudhury </w:t>
+        <w:t xml:space="preserve">: Dr. </w:t>
+      </w:r>
+      <w:proofErr w:type="spellStart"/>
+      <w:r>
+        <w:rPr>
+          <w:rFonts w:cstheme="majorHAnsi"/>
+          <w:sz w:val="22"/>
+          <w:szCs w:val="22"/>
+        </w:rPr>
+        <w:t>Salimur</w:t>
+      </w:r>
+      <w:proofErr w:type="spellEnd"/>
+      <w:r>
+        <w:rPr>
+          <w:rFonts w:cstheme="majorHAnsi"/>
+          <w:sz w:val="22"/>
+          <w:szCs w:val="22"/>
+        </w:rPr>
+        <w:t xml:space="preserve"> Choudhury </w:t>
       </w:r>
     </w:p>
     <w:p>
@@ -3146,7 +3164,7 @@
           <w:u w:val="single"/>
           <w:lang w:eastAsia="zh-CN"/>
         </w:rPr>
-        <w:t>7</w:t>
+        <w:t>8</w:t>
       </w:r>
       <w:r>
         <w:rPr>
@@ -3539,7 +3557,18 @@
           <w:u w:val="single"/>
           <w:lang w:val="en-CA" w:eastAsia="zh-CN"/>
         </w:rPr>
-        <w:t xml:space="preserve">9 </w:t>
+        <w:t>10</w:t>
+      </w:r>
+      <w:r>
+        <w:rPr>
+          <w:rFonts w:ascii="Helvetica" w:hAnsi="Helvetica" w:cstheme="majorHAnsi"/>
+          <w:color w:val="000000" w:themeColor="text1"/>
+          <w:sz w:val="21"/>
+          <w:szCs w:val="21"/>
+          <w:u w:val="single"/>
+          <w:lang w:val="en-CA" w:eastAsia="zh-CN"/>
+        </w:rPr>
+        <w:t xml:space="preserve"> </w:t>
       </w:r>
       <w:r>
         <w:rPr>
@@ -4925,19 +4954,7 @@
           <w:szCs w:val="21"/>
           <w:lang w:eastAsia="zh-CN"/>
         </w:rPr>
-        <w:t>3</w:t>
-      </w:r>
-      <w:r>
-        <w:rPr>
-          <w:rFonts w:ascii="Helvetica" w:hAnsi="Helvetica" w:cstheme="majorHAnsi"/>
-          <w:b/>
-          <w:bCs/>
-          <w:color w:val="2E74B5" w:themeColor="accent5" w:themeShade="BF"/>
-          <w:sz w:val="21"/>
-          <w:szCs w:val="21"/>
-          <w:lang w:eastAsia="zh-CN"/>
-        </w:rPr>
-        <w:t>6</w:t>
+        <w:t>41</w:t>
       </w:r>
       <w:r>
         <w:rPr>
@@ -6795,7 +6812,29 @@
           <w:szCs w:val="21"/>
           <w:lang w:eastAsia="zh-CN"/>
         </w:rPr>
-        <w:t>, Simpson, M., Mendhe, C., Mago, V., &amp; Choudhury, S.</w:t>
+        <w:t xml:space="preserve">, Simpson, M., </w:t>
+      </w:r>
+      <w:proofErr w:type="spellStart"/>
+      <w:r>
+        <w:rPr>
+          <w:rFonts w:ascii="Helvetica" w:hAnsi="Helvetica" w:cstheme="majorHAnsi"/>
+          <w:color w:val="000000" w:themeColor="text1"/>
+          <w:sz w:val="21"/>
+          <w:szCs w:val="21"/>
+          <w:lang w:eastAsia="zh-CN"/>
+        </w:rPr>
+        <w:t>Mendhe</w:t>
+      </w:r>
+      <w:proofErr w:type="spellEnd"/>
+      <w:r>
+        <w:rPr>
+          <w:rFonts w:ascii="Helvetica" w:hAnsi="Helvetica" w:cstheme="majorHAnsi"/>
+          <w:color w:val="000000" w:themeColor="text1"/>
+          <w:sz w:val="21"/>
+          <w:szCs w:val="21"/>
+          <w:lang w:eastAsia="zh-CN"/>
+        </w:rPr>
+        <w:t>, C., Mago, V., &amp; Choudhury, S.</w:t>
       </w:r>
       <w:r>
         <w:rPr>
@@ -7025,8 +7064,20 @@
           <w:szCs w:val="21"/>
           <w:lang w:eastAsia="zh-CN"/>
         </w:rPr>
-        <w:t>, Al-Turjman</w:t>
-      </w:r>
+        <w:t>, Al-</w:t>
+      </w:r>
+      <w:proofErr w:type="spellStart"/>
+      <w:r>
+        <w:rPr>
+          <w:rFonts w:ascii="Helvetica" w:hAnsi="Helvetica" w:cstheme="majorHAnsi"/>
+          <w:color w:val="000000" w:themeColor="text1"/>
+          <w:sz w:val="21"/>
+          <w:szCs w:val="21"/>
+          <w:lang w:eastAsia="zh-CN"/>
+        </w:rPr>
+        <w:t>Turjman</w:t>
+      </w:r>
+      <w:proofErr w:type="spellEnd"/>
       <w:r>
         <w:rPr>
           <w:rFonts w:ascii="Helvetica" w:hAnsi="Helvetica" w:cstheme="majorHAnsi"/>
@@ -7045,8 +7096,20 @@
           <w:szCs w:val="21"/>
           <w:lang w:eastAsia="zh-CN"/>
         </w:rPr>
-        <w:t xml:space="preserve"> F., Al-Oqily</w:t>
-      </w:r>
+        <w:t xml:space="preserve"> F., Al-</w:t>
+      </w:r>
+      <w:proofErr w:type="spellStart"/>
+      <w:r>
+        <w:rPr>
+          <w:rFonts w:ascii="Helvetica" w:hAnsi="Helvetica" w:cstheme="majorHAnsi"/>
+          <w:color w:val="000000" w:themeColor="text1"/>
+          <w:sz w:val="21"/>
+          <w:szCs w:val="21"/>
+          <w:lang w:eastAsia="zh-CN"/>
+        </w:rPr>
+        <w:t>Oqily</w:t>
+      </w:r>
+      <w:proofErr w:type="spellEnd"/>
       <w:r>
         <w:rPr>
           <w:rFonts w:ascii="Helvetica" w:hAnsi="Helvetica" w:cstheme="majorHAnsi"/>
@@ -7707,7 +7770,29 @@
           <w:szCs w:val="21"/>
           <w:lang w:eastAsia="zh-CN"/>
         </w:rPr>
-        <w:t>Using Convolution and Deep Learning in Gomoku Game Artificial Intelligence</w:t>
+        <w:t xml:space="preserve">Using Convolution and Deep Learning in </w:t>
+      </w:r>
+      <w:proofErr w:type="spellStart"/>
+      <w:r>
+        <w:rPr>
+          <w:rFonts w:ascii="Helvetica" w:hAnsi="Helvetica" w:cstheme="majorHAnsi"/>
+          <w:color w:val="000000" w:themeColor="text1"/>
+          <w:sz w:val="21"/>
+          <w:szCs w:val="21"/>
+          <w:lang w:eastAsia="zh-CN"/>
+        </w:rPr>
+        <w:t>Gomoku</w:t>
+      </w:r>
+      <w:proofErr w:type="spellEnd"/>
+      <w:r>
+        <w:rPr>
+          <w:rFonts w:ascii="Helvetica" w:hAnsi="Helvetica" w:cstheme="majorHAnsi"/>
+          <w:color w:val="000000" w:themeColor="text1"/>
+          <w:sz w:val="21"/>
+          <w:szCs w:val="21"/>
+          <w:lang w:eastAsia="zh-CN"/>
+        </w:rPr>
+        <w:t xml:space="preserve"> Game Artificial Intelligence</w:t>
       </w:r>
       <w:r>
         <w:rPr>
@@ -7917,6 +8002,7 @@
         </w:rPr>
         <w:t>“</w:t>
       </w:r>
+      <w:proofErr w:type="spellStart"/>
       <w:r>
         <w:rPr>
           <w:rFonts w:ascii="Helvetica" w:eastAsia="Times New Roman" w:hAnsi="Helvetica" w:cs="Times New Roman"/>
@@ -7926,7 +8012,19 @@
           <w:shd w:val="clear" w:color="auto" w:fill="FFFFFF"/>
           <w:lang w:eastAsia="zh-CN"/>
         </w:rPr>
-        <w:t>ArchitectHead: Continuous Level of Detail Control for 3D Gaussian Head Avatars</w:t>
+        <w:t>ArchitectHead</w:t>
+      </w:r>
+      <w:proofErr w:type="spellEnd"/>
+      <w:r>
+        <w:rPr>
+          <w:rFonts w:ascii="Helvetica" w:eastAsia="Times New Roman" w:hAnsi="Helvetica" w:cs="Times New Roman"/>
+          <w:color w:val="000000" w:themeColor="text1"/>
+          <w:sz w:val="21"/>
+          <w:szCs w:val="21"/>
+          <w:shd w:val="clear" w:color="auto" w:fill="FFFFFF"/>
+          <w:lang w:eastAsia="zh-CN"/>
+        </w:rPr>
+        <w:t>: Continuous Level of Detail Control for 3D Gaussian Head Avatars</w:t>
       </w:r>
       <w:r>
         <w:rPr>
@@ -9075,7 +9173,79 @@
           <w:shd w:val="clear" w:color="auto" w:fill="FFFFFF"/>
           <w:lang w:val="en-CA"/>
         </w:rPr>
-        <w:t>, Kaur, S., Song, J., Pourazad, M. T., Wang, Y., ... &amp; Nasiopoulos, P. An Efficient Refocusing Scheme for Camera-Array Captured Light Field Video for Improved Visual Immersiveness.</w:t>
+        <w:t xml:space="preserve">, Kaur, S., Song, J., </w:t>
+      </w:r>
+      <w:proofErr w:type="spellStart"/>
+      <w:r>
+        <w:rPr>
+          <w:rFonts w:ascii="Helvetica" w:eastAsia="Times New Roman" w:hAnsi="Helvetica" w:cstheme="majorHAnsi"/>
+          <w:color w:val="222222"/>
+          <w:sz w:val="21"/>
+          <w:szCs w:val="21"/>
+          <w:shd w:val="clear" w:color="auto" w:fill="FFFFFF"/>
+          <w:lang w:val="en-CA"/>
+        </w:rPr>
+        <w:t>Pourazad</w:t>
+      </w:r>
+      <w:proofErr w:type="spellEnd"/>
+      <w:r>
+        <w:rPr>
+          <w:rFonts w:ascii="Helvetica" w:eastAsia="Times New Roman" w:hAnsi="Helvetica" w:cstheme="majorHAnsi"/>
+          <w:color w:val="222222"/>
+          <w:sz w:val="21"/>
+          <w:szCs w:val="21"/>
+          <w:shd w:val="clear" w:color="auto" w:fill="FFFFFF"/>
+          <w:lang w:val="en-CA"/>
+        </w:rPr>
+        <w:t xml:space="preserve">, M. T., Wang, Y., ... &amp; </w:t>
+      </w:r>
+      <w:proofErr w:type="spellStart"/>
+      <w:r>
+        <w:rPr>
+          <w:rFonts w:ascii="Helvetica" w:eastAsia="Times New Roman" w:hAnsi="Helvetica" w:cstheme="majorHAnsi"/>
+          <w:color w:val="222222"/>
+          <w:sz w:val="21"/>
+          <w:szCs w:val="21"/>
+          <w:shd w:val="clear" w:color="auto" w:fill="FFFFFF"/>
+          <w:lang w:val="en-CA"/>
+        </w:rPr>
+        <w:t>Nasiopoulos</w:t>
+      </w:r>
+      <w:proofErr w:type="spellEnd"/>
+      <w:r>
+        <w:rPr>
+          <w:rFonts w:ascii="Helvetica" w:eastAsia="Times New Roman" w:hAnsi="Helvetica" w:cstheme="majorHAnsi"/>
+          <w:color w:val="222222"/>
+          <w:sz w:val="21"/>
+          <w:szCs w:val="21"/>
+          <w:shd w:val="clear" w:color="auto" w:fill="FFFFFF"/>
+          <w:lang w:val="en-CA"/>
+        </w:rPr>
+        <w:t xml:space="preserve">, P. An Efficient Refocusing Scheme for Camera-Array Captured Light Field Video for Improved Visual </w:t>
+      </w:r>
+      <w:proofErr w:type="spellStart"/>
+      <w:r>
+        <w:rPr>
+          <w:rFonts w:ascii="Helvetica" w:eastAsia="Times New Roman" w:hAnsi="Helvetica" w:cstheme="majorHAnsi"/>
+          <w:color w:val="222222"/>
+          <w:sz w:val="21"/>
+          <w:szCs w:val="21"/>
+          <w:shd w:val="clear" w:color="auto" w:fill="FFFFFF"/>
+          <w:lang w:val="en-CA"/>
+        </w:rPr>
+        <w:t>Immersiveness</w:t>
+      </w:r>
+      <w:proofErr w:type="spellEnd"/>
+      <w:r>
+        <w:rPr>
+          <w:rFonts w:ascii="Helvetica" w:eastAsia="Times New Roman" w:hAnsi="Helvetica" w:cstheme="majorHAnsi"/>
+          <w:color w:val="222222"/>
+          <w:sz w:val="21"/>
+          <w:szCs w:val="21"/>
+          <w:shd w:val="clear" w:color="auto" w:fill="FFFFFF"/>
+          <w:lang w:val="en-CA"/>
+        </w:rPr>
+        <w:t>.</w:t>
       </w:r>
       <w:r>
         <w:rPr>
@@ -9652,7 +9822,31 @@
           <w:shd w:val="clear" w:color="auto" w:fill="FFFFFF"/>
           <w:lang w:eastAsia="zh-CN"/>
         </w:rPr>
-        <w:t>(pp. 1-6). IEEE. May, 2019.</w:t>
+        <w:t xml:space="preserve">(pp. 1-6). IEEE. </w:t>
+      </w:r>
+      <w:proofErr w:type="gramStart"/>
+      <w:r>
+        <w:rPr>
+          <w:rFonts w:ascii="Helvetica" w:eastAsia="Times New Roman" w:hAnsi="Helvetica" w:cstheme="majorHAnsi"/>
+          <w:color w:val="000000" w:themeColor="text1"/>
+          <w:sz w:val="21"/>
+          <w:szCs w:val="21"/>
+          <w:shd w:val="clear" w:color="auto" w:fill="FFFFFF"/>
+          <w:lang w:eastAsia="zh-CN"/>
+        </w:rPr>
+        <w:t>May,</w:t>
+      </w:r>
+      <w:proofErr w:type="gramEnd"/>
+      <w:r>
+        <w:rPr>
+          <w:rFonts w:ascii="Helvetica" w:eastAsia="Times New Roman" w:hAnsi="Helvetica" w:cstheme="majorHAnsi"/>
+          <w:color w:val="000000" w:themeColor="text1"/>
+          <w:sz w:val="21"/>
+          <w:szCs w:val="21"/>
+          <w:shd w:val="clear" w:color="auto" w:fill="FFFFFF"/>
+          <w:lang w:eastAsia="zh-CN"/>
+        </w:rPr>
+        <w:t xml:space="preserve"> 2019.</w:t>
       </w:r>
     </w:p>
     <w:p>
@@ -9730,7 +9924,31 @@
           <w:shd w:val="clear" w:color="auto" w:fill="FFFFFF"/>
           <w:lang w:eastAsia="zh-CN"/>
         </w:rPr>
-        <w:t>A Hybrid Gomoku Deep Learning Artificial Intelligence</w:t>
+        <w:t xml:space="preserve">A Hybrid </w:t>
+      </w:r>
+      <w:proofErr w:type="spellStart"/>
+      <w:r>
+        <w:rPr>
+          <w:rFonts w:ascii="Helvetica" w:eastAsia="Times New Roman" w:hAnsi="Helvetica" w:cstheme="majorHAnsi"/>
+          <w:color w:val="000000" w:themeColor="text1"/>
+          <w:sz w:val="21"/>
+          <w:szCs w:val="21"/>
+          <w:shd w:val="clear" w:color="auto" w:fill="FFFFFF"/>
+          <w:lang w:eastAsia="zh-CN"/>
+        </w:rPr>
+        <w:t>Gomoku</w:t>
+      </w:r>
+      <w:proofErr w:type="spellEnd"/>
+      <w:r>
+        <w:rPr>
+          <w:rFonts w:ascii="Helvetica" w:eastAsia="Times New Roman" w:hAnsi="Helvetica" w:cstheme="majorHAnsi"/>
+          <w:color w:val="000000" w:themeColor="text1"/>
+          <w:sz w:val="21"/>
+          <w:szCs w:val="21"/>
+          <w:shd w:val="clear" w:color="auto" w:fill="FFFFFF"/>
+          <w:lang w:eastAsia="zh-CN"/>
+        </w:rPr>
+        <w:t xml:space="preserve"> Deep Learning Artificial Intelligence</w:t>
       </w:r>
       <w:r>
         <w:rPr>
@@ -9809,7 +10027,31 @@
           <w:shd w:val="clear" w:color="auto" w:fill="FFFFFF"/>
           <w:lang w:eastAsia="zh-CN"/>
         </w:rPr>
-        <w:t>(pp. 48-52). ACM. December, 2018.</w:t>
+        <w:t xml:space="preserve">(pp. 48-52). ACM. </w:t>
+      </w:r>
+      <w:proofErr w:type="gramStart"/>
+      <w:r>
+        <w:rPr>
+          <w:rFonts w:ascii="Helvetica" w:eastAsia="Times New Roman" w:hAnsi="Helvetica" w:cstheme="majorHAnsi"/>
+          <w:color w:val="000000" w:themeColor="text1"/>
+          <w:sz w:val="21"/>
+          <w:szCs w:val="21"/>
+          <w:shd w:val="clear" w:color="auto" w:fill="FFFFFF"/>
+          <w:lang w:eastAsia="zh-CN"/>
+        </w:rPr>
+        <w:t>December,</w:t>
+      </w:r>
+      <w:proofErr w:type="gramEnd"/>
+      <w:r>
+        <w:rPr>
+          <w:rFonts w:ascii="Helvetica" w:eastAsia="Times New Roman" w:hAnsi="Helvetica" w:cstheme="majorHAnsi"/>
+          <w:color w:val="000000" w:themeColor="text1"/>
+          <w:sz w:val="21"/>
+          <w:szCs w:val="21"/>
+          <w:shd w:val="clear" w:color="auto" w:fill="FFFFFF"/>
+          <w:lang w:eastAsia="zh-CN"/>
+        </w:rPr>
+        <w:t xml:space="preserve"> 2018.</w:t>
       </w:r>
     </w:p>
     <w:p>
@@ -9845,7 +10087,23 @@
           <w:rFonts w:ascii="Helvetica" w:hAnsi="Helvetica" w:cstheme="majorHAnsi"/>
           <w:color w:val="2E74B5" w:themeColor="accent5" w:themeShade="BF"/>
         </w:rPr>
-        <w:t xml:space="preserve"> presenter.</w:t>
+        <w:t xml:space="preserve"> </w:t>
+      </w:r>
+      <w:proofErr w:type="gramStart"/>
+      <w:r>
+        <w:rPr>
+          <w:rFonts w:ascii="Helvetica" w:hAnsi="Helvetica" w:cstheme="majorHAnsi"/>
+          <w:color w:val="2E74B5" w:themeColor="accent5" w:themeShade="BF"/>
+        </w:rPr>
+        <w:t>presenter</w:t>
+      </w:r>
+      <w:proofErr w:type="gramEnd"/>
+      <w:r>
+        <w:rPr>
+          <w:rFonts w:ascii="Helvetica" w:hAnsi="Helvetica" w:cstheme="majorHAnsi"/>
+          <w:color w:val="2E74B5" w:themeColor="accent5" w:themeShade="BF"/>
+        </w:rPr>
+        <w:t>.</w:t>
       </w:r>
     </w:p>
     <w:p>
@@ -11617,7 +11875,29 @@
           <w:szCs w:val="21"/>
           <w:lang w:eastAsia="zh-CN"/>
         </w:rPr>
-        <w:t>(2025) Gmesh: Differentiable Hybrid 3D Rendering Pipeline</w:t>
+        <w:t xml:space="preserve">(2025) </w:t>
+      </w:r>
+      <w:proofErr w:type="spellStart"/>
+      <w:r>
+        <w:rPr>
+          <w:rFonts w:ascii="Helvetica" w:hAnsi="Helvetica" w:cstheme="majorHAnsi"/>
+          <w:color w:val="000000" w:themeColor="text1"/>
+          <w:sz w:val="21"/>
+          <w:szCs w:val="21"/>
+          <w:lang w:eastAsia="zh-CN"/>
+        </w:rPr>
+        <w:t>Gmesh</w:t>
+      </w:r>
+      <w:proofErr w:type="spellEnd"/>
+      <w:r>
+        <w:rPr>
+          <w:rFonts w:ascii="Helvetica" w:hAnsi="Helvetica" w:cstheme="majorHAnsi"/>
+          <w:color w:val="000000" w:themeColor="text1"/>
+          <w:sz w:val="21"/>
+          <w:szCs w:val="21"/>
+          <w:lang w:eastAsia="zh-CN"/>
+        </w:rPr>
+        <w:t>: Differentiable Hybrid 3D Rendering Pipeline</w:t>
       </w:r>
       <w:r>
         <w:rPr>
@@ -11735,7 +12015,17 @@
           <w:sz w:val="21"/>
           <w:szCs w:val="21"/>
         </w:rPr>
-        <w:t>t supports end-to-end learning and seamless integration with Py</w:t>
+        <w:t xml:space="preserve">t supports end-to-end learning and seamless integration with </w:t>
+      </w:r>
+      <w:proofErr w:type="spellStart"/>
+      <w:r>
+        <w:rPr>
+          <w:rFonts w:ascii="Helvetica" w:hAnsi="Helvetica" w:cstheme="majorHAnsi"/>
+          <w:color w:val="000000" w:themeColor="text1"/>
+          <w:sz w:val="21"/>
+          <w:szCs w:val="21"/>
+        </w:rPr>
+        <w:t>Py</w:t>
       </w:r>
       <w:r>
         <w:rPr>
@@ -11753,7 +12043,17 @@
           <w:sz w:val="21"/>
           <w:szCs w:val="21"/>
         </w:rPr>
-        <w:t xml:space="preserve">orch </w:t>
+        <w:t>orch</w:t>
+      </w:r>
+      <w:proofErr w:type="spellEnd"/>
+      <w:r>
+        <w:rPr>
+          <w:rFonts w:ascii="Helvetica" w:hAnsi="Helvetica" w:cstheme="majorHAnsi"/>
+          <w:color w:val="000000" w:themeColor="text1"/>
+          <w:sz w:val="21"/>
+          <w:szCs w:val="21"/>
+        </w:rPr>
+        <w:t xml:space="preserve"> </w:t>
       </w:r>
       <w:r>
         <w:rPr>
@@ -11814,8 +12114,20 @@
           <w:lang w:eastAsia="zh-CN"/>
         </w:rPr>
         <w:lastRenderedPageBreak/>
-        <w:t>(2021) ZenFlow</w:t>
-      </w:r>
+        <w:t xml:space="preserve">(2021) </w:t>
+      </w:r>
+      <w:proofErr w:type="spellStart"/>
+      <w:r>
+        <w:rPr>
+          <w:rFonts w:ascii="Helvetica" w:hAnsi="Helvetica" w:cstheme="majorHAnsi"/>
+          <w:color w:val="000000" w:themeColor="text1"/>
+          <w:sz w:val="21"/>
+          <w:szCs w:val="21"/>
+          <w:lang w:eastAsia="zh-CN"/>
+        </w:rPr>
+        <w:t>ZenFlow</w:t>
+      </w:r>
+      <w:proofErr w:type="spellEnd"/>
       <w:r>
         <w:rPr>
           <w:rFonts w:ascii="Helvetica" w:hAnsi="Helvetica" w:cstheme="majorHAnsi"/>
@@ -12145,7 +12457,29 @@
           <w:szCs w:val="21"/>
           <w:lang w:eastAsia="zh-CN"/>
         </w:rPr>
-        <w:t xml:space="preserve">(2018) Convolution-Based Gomoku </w:t>
+        <w:t xml:space="preserve">(2018) Convolution-Based </w:t>
+      </w:r>
+      <w:proofErr w:type="spellStart"/>
+      <w:r>
+        <w:rPr>
+          <w:rFonts w:ascii="Helvetica" w:hAnsi="Helvetica" w:cstheme="majorHAnsi"/>
+          <w:color w:val="000000" w:themeColor="text1"/>
+          <w:sz w:val="21"/>
+          <w:szCs w:val="21"/>
+          <w:lang w:eastAsia="zh-CN"/>
+        </w:rPr>
+        <w:t>Gomoku</w:t>
+      </w:r>
+      <w:proofErr w:type="spellEnd"/>
+      <w:r>
+        <w:rPr>
+          <w:rFonts w:ascii="Helvetica" w:hAnsi="Helvetica" w:cstheme="majorHAnsi"/>
+          <w:color w:val="000000" w:themeColor="text1"/>
+          <w:sz w:val="21"/>
+          <w:szCs w:val="21"/>
+          <w:lang w:eastAsia="zh-CN"/>
+        </w:rPr>
+        <w:t xml:space="preserve"> </w:t>
       </w:r>
       <w:r>
         <w:rPr>
@@ -12334,6 +12668,7 @@
           <w:lang w:eastAsia="zh-CN"/>
         </w:rPr>
       </w:pPr>
+      <w:proofErr w:type="spellStart"/>
       <w:r>
         <w:rPr>
           <w:rFonts w:ascii="Helvetica" w:hAnsi="Helvetica" w:cstheme="majorHAnsi"/>
@@ -12344,7 +12679,20 @@
           <w:szCs w:val="21"/>
           <w:lang w:eastAsia="zh-CN"/>
         </w:rPr>
-        <w:t>Xiangrui Liu</w:t>
+        <w:t>Xiangrui</w:t>
+      </w:r>
+      <w:proofErr w:type="spellEnd"/>
+      <w:r>
+        <w:rPr>
+          <w:rFonts w:ascii="Helvetica" w:hAnsi="Helvetica" w:cstheme="majorHAnsi"/>
+          <w:b/>
+          <w:bCs/>
+          <w:color w:val="000000" w:themeColor="text1"/>
+          <w:sz w:val="21"/>
+          <w:szCs w:val="21"/>
+          <w:lang w:eastAsia="zh-CN"/>
+        </w:rPr>
+        <w:t xml:space="preserve"> Liu</w:t>
       </w:r>
       <w:r>
         <w:rPr>
@@ -12841,6 +13189,7 @@
         </w:rPr>
         <w:t xml:space="preserve">PyTorch, </w:t>
       </w:r>
+      <w:proofErr w:type="spellStart"/>
       <w:r>
         <w:rPr>
           <w:rFonts w:ascii="Helvetica" w:hAnsi="Helvetica" w:cstheme="majorHAnsi"/>
@@ -12851,6 +13200,7 @@
         </w:rPr>
         <w:t>Tensorflow</w:t>
       </w:r>
+      <w:proofErr w:type="spellEnd"/>
       <w:r>
         <w:rPr>
           <w:rFonts w:ascii="Helvetica" w:hAnsi="Helvetica" w:cstheme="majorHAnsi"/>
@@ -13366,7 +13716,7 @@
           <w:sz w:val="18"/>
           <w:szCs w:val="15"/>
         </w:rPr>
-        <w:t>Aug</w:t>
+        <w:t>Sep</w:t>
       </w:r>
       <w:r>
         <w:rPr>
@@ -13393,16 +13743,7 @@
           <w:sz w:val="18"/>
           <w:szCs w:val="15"/>
         </w:rPr>
-        <w:t>0</w:t>
-      </w:r>
-      <w:r>
-        <w:rPr>
-          <w:rFonts w:ascii="Helvetica" w:hAnsi="Helvetica" w:cstheme="majorHAnsi"/>
-          <w:color w:val="2F5496" w:themeColor="accent1" w:themeShade="BF"/>
-          <w:sz w:val="18"/>
-          <w:szCs w:val="15"/>
-        </w:rPr>
-        <w:t>1</w:t>
+        <w:t>16</w:t>
       </w:r>
       <w:r>
         <w:rPr>
@@ -15494,6 +15835,7 @@
     <w:rsid w:val="000635C9"/>
     <w:rsid w:val="00090A80"/>
     <w:rsid w:val="0009326B"/>
+    <w:rsid w:val="0009531E"/>
     <w:rsid w:val="000A0A0F"/>
     <w:rsid w:val="000A70DA"/>
     <w:rsid w:val="000B6879"/>
@@ -15632,6 +15974,7 @@
     <w:rsid w:val="008A7392"/>
     <w:rsid w:val="008B3124"/>
     <w:rsid w:val="008B4740"/>
+    <w:rsid w:val="008C1B74"/>
     <w:rsid w:val="008C7ADA"/>
     <w:rsid w:val="008E34F4"/>
     <w:rsid w:val="0091658A"/>

--- a/docs/CV_Peizhi.docx
+++ b/docs/CV_Peizhi.docx
@@ -1691,7 +1691,7 @@
           <w:sz w:val="24"/>
           <w:szCs w:val="24"/>
         </w:rPr>
-        <w:t>The University of British Columbia</w:t>
+        <w:t>EA</w:t>
       </w:r>
       <w:r>
         <w:rPr>
@@ -1704,98 +1704,12 @@
       </w:r>
       <w:r>
         <w:rPr>
-          <w:rFonts w:cstheme="majorHAnsi"/>
-          <w:color w:val="000000" w:themeColor="text1"/>
-          <w:sz w:val="22"/>
-          <w:szCs w:val="22"/>
-        </w:rPr>
-        <w:t>Research Assistant</w:t>
-      </w:r>
-      <w:r>
-        <w:rPr>
-          <w:rFonts w:cstheme="majorHAnsi"/>
-          <w:color w:val="000000" w:themeColor="text1"/>
-          <w:sz w:val="22"/>
-          <w:szCs w:val="22"/>
-        </w:rPr>
-        <w:tab/>
-      </w:r>
-      <w:r>
-        <w:rPr>
-          <w:rFonts w:cstheme="majorHAnsi"/>
-          <w:color w:val="000000" w:themeColor="text1"/>
-          <w:sz w:val="22"/>
-          <w:szCs w:val="22"/>
-        </w:rPr>
-        <w:tab/>
-      </w:r>
-      <w:r>
-        <w:rPr>
-          <w:rFonts w:cstheme="majorHAnsi"/>
-          <w:color w:val="000000" w:themeColor="text1"/>
-          <w:sz w:val="22"/>
-          <w:szCs w:val="22"/>
-        </w:rPr>
-        <w:t xml:space="preserve">Jan. 2021 </w:t>
-      </w:r>
-      <w:r>
-        <w:rPr>
-          <w:color w:val="000000" w:themeColor="text1"/>
-          <w:sz w:val="22"/>
-          <w:szCs w:val="22"/>
-        </w:rPr>
-        <w:t>–</w:t>
-      </w:r>
-      <w:r>
-        <w:rPr>
-          <w:rFonts w:cstheme="majorHAnsi"/>
-          <w:color w:val="000000" w:themeColor="text1"/>
-          <w:sz w:val="22"/>
-          <w:szCs w:val="22"/>
-        </w:rPr>
-        <w:t xml:space="preserve"> </w:t>
-      </w:r>
-      <w:r>
-        <w:rPr>
-          <w:rFonts w:cstheme="majorHAnsi" w:hint="eastAsia"/>
-          <w:color w:val="000000" w:themeColor="text1"/>
-          <w:sz w:val="22"/>
-          <w:szCs w:val="22"/>
-        </w:rPr>
-        <w:t>May</w:t>
-      </w:r>
-      <w:r>
-        <w:rPr>
-          <w:rFonts w:cstheme="majorHAnsi"/>
-          <w:color w:val="000000" w:themeColor="text1"/>
-          <w:sz w:val="22"/>
-          <w:szCs w:val="22"/>
-          <w:lang w:val="en-CA"/>
-        </w:rPr>
-        <w:t xml:space="preserve"> 2026</w:t>
-      </w:r>
-    </w:p>
-    <w:p>
-      <w:pPr>
-        <w:pStyle w:val="p1"/>
-        <w:spacing w:line="276" w:lineRule="auto"/>
-        <w:rPr>
           <w:rFonts w:eastAsiaTheme="minorHAnsi" w:cstheme="majorHAnsi"/>
           <w:color w:val="2E74B5" w:themeColor="accent5" w:themeShade="BF"/>
           <w:sz w:val="24"/>
           <w:szCs w:val="24"/>
         </w:rPr>
-      </w:pPr>
-      <w:r>
-        <w:rPr>
-          <w:rFonts w:eastAsiaTheme="minorHAnsi" w:cstheme="majorHAnsi"/>
-          <w:b/>
-          <w:bCs/>
-          <w:color w:val="2E74B5" w:themeColor="accent5" w:themeShade="BF"/>
-          <w:sz w:val="24"/>
-          <w:szCs w:val="24"/>
-        </w:rPr>
-        <w:t>BC Cancer Research Centre</w:t>
+        <w:tab/>
       </w:r>
       <w:r>
         <w:rPr>
@@ -1817,79 +1731,12 @@
       </w:r>
       <w:r>
         <w:rPr>
-          <w:rFonts w:cstheme="majorHAnsi"/>
-          <w:color w:val="000000" w:themeColor="text1"/>
-          <w:sz w:val="22"/>
-          <w:szCs w:val="22"/>
-        </w:rPr>
-        <w:t>Research Assistant</w:t>
-      </w:r>
-      <w:r>
-        <w:rPr>
-          <w:rFonts w:cstheme="majorHAnsi"/>
-          <w:color w:val="000000" w:themeColor="text1"/>
-          <w:sz w:val="22"/>
-          <w:szCs w:val="22"/>
-        </w:rPr>
-        <w:tab/>
-      </w:r>
-      <w:r>
-        <w:rPr>
-          <w:rFonts w:cstheme="majorHAnsi"/>
-          <w:color w:val="000000" w:themeColor="text1"/>
-          <w:sz w:val="22"/>
-          <w:szCs w:val="22"/>
-        </w:rPr>
-        <w:tab/>
-      </w:r>
-      <w:r>
-        <w:rPr>
-          <w:rFonts w:cstheme="majorHAnsi"/>
-          <w:color w:val="000000" w:themeColor="text1"/>
-          <w:sz w:val="22"/>
-          <w:szCs w:val="22"/>
-        </w:rPr>
-        <w:t xml:space="preserve">Jun. 2024 </w:t>
-      </w:r>
-      <w:r>
-        <w:rPr>
-          <w:color w:val="000000" w:themeColor="text1"/>
-          <w:sz w:val="22"/>
-          <w:szCs w:val="22"/>
-        </w:rPr>
-        <w:t>–</w:t>
-      </w:r>
-      <w:r>
-        <w:rPr>
-          <w:rFonts w:cstheme="majorHAnsi"/>
-          <w:color w:val="000000" w:themeColor="text1"/>
-          <w:sz w:val="22"/>
-          <w:szCs w:val="22"/>
-        </w:rPr>
-        <w:t xml:space="preserve"> Oct. 2024</w:t>
-      </w:r>
-    </w:p>
-    <w:p>
-      <w:pPr>
-        <w:pStyle w:val="p1"/>
-        <w:spacing w:line="276" w:lineRule="auto"/>
-        <w:rPr>
           <w:rFonts w:eastAsiaTheme="minorHAnsi" w:cstheme="majorHAnsi"/>
           <w:color w:val="2E74B5" w:themeColor="accent5" w:themeShade="BF"/>
           <w:sz w:val="24"/>
           <w:szCs w:val="24"/>
         </w:rPr>
-      </w:pPr>
-      <w:r>
-        <w:rPr>
-          <w:rFonts w:eastAsiaTheme="minorHAnsi" w:cstheme="majorHAnsi"/>
-          <w:b/>
-          <w:bCs/>
-          <w:color w:val="2E74B5" w:themeColor="accent5" w:themeShade="BF"/>
-          <w:sz w:val="24"/>
-          <w:szCs w:val="24"/>
-        </w:rPr>
-        <w:t>Lakehead University</w:t>
+        <w:tab/>
       </w:r>
       <w:r>
         <w:rPr>
@@ -1902,12 +1749,88 @@
       </w:r>
       <w:r>
         <w:rPr>
+          <w:rFonts w:cstheme="majorHAnsi"/>
+          <w:color w:val="000000" w:themeColor="text1"/>
+          <w:sz w:val="22"/>
+          <w:szCs w:val="22"/>
+        </w:rPr>
+        <w:t>Machine Learning Engineer</w:t>
+      </w:r>
+      <w:r>
+        <w:rPr>
+          <w:rFonts w:cstheme="majorHAnsi"/>
+          <w:color w:val="000000" w:themeColor="text1"/>
+          <w:sz w:val="22"/>
+          <w:szCs w:val="22"/>
+        </w:rPr>
+        <w:tab/>
+      </w:r>
+      <w:r>
+        <w:rPr>
+          <w:rFonts w:cstheme="majorHAnsi"/>
+          <w:color w:val="000000" w:themeColor="text1"/>
+          <w:sz w:val="22"/>
+          <w:szCs w:val="22"/>
+        </w:rPr>
+        <w:t>Nov</w:t>
+      </w:r>
+      <w:r>
+        <w:rPr>
+          <w:rFonts w:cstheme="majorHAnsi"/>
+          <w:color w:val="000000" w:themeColor="text1"/>
+          <w:sz w:val="22"/>
+          <w:szCs w:val="22"/>
+        </w:rPr>
+        <w:t>. 202</w:t>
+      </w:r>
+      <w:r>
+        <w:rPr>
+          <w:rFonts w:cstheme="majorHAnsi"/>
+          <w:color w:val="000000" w:themeColor="text1"/>
+          <w:sz w:val="22"/>
+          <w:szCs w:val="22"/>
+        </w:rPr>
+        <w:t xml:space="preserve">6 </w:t>
+      </w:r>
+      <w:r>
+        <w:rPr>
+          <w:color w:val="000000" w:themeColor="text1"/>
+          <w:sz w:val="22"/>
+          <w:szCs w:val="22"/>
+        </w:rPr>
+        <w:t>–</w:t>
+      </w:r>
+      <w:r>
+        <w:rPr>
+          <w:color w:val="000000" w:themeColor="text1"/>
+          <w:sz w:val="22"/>
+          <w:szCs w:val="22"/>
+        </w:rPr>
+        <w:t xml:space="preserve"> Now</w:t>
+      </w:r>
+    </w:p>
+    <w:p>
+      <w:pPr>
+        <w:pStyle w:val="p1"/>
+        <w:spacing w:line="276" w:lineRule="auto"/>
+        <w:rPr>
           <w:rFonts w:eastAsiaTheme="minorHAnsi" w:cstheme="majorHAnsi"/>
           <w:color w:val="2E74B5" w:themeColor="accent5" w:themeShade="BF"/>
           <w:sz w:val="24"/>
           <w:szCs w:val="24"/>
-        </w:rPr>
-        <w:tab/>
+          <w:lang w:val="en-CA"/>
+        </w:rPr>
+      </w:pPr>
+      <w:r>
+        <w:rPr>
+          <w:rFonts w:eastAsiaTheme="minorHAnsi" w:cstheme="majorHAnsi"/>
+          <w:b/>
+          <w:bCs/>
+          <w:color w:val="2E74B5" w:themeColor="accent5" w:themeShade="BF"/>
+          <w:sz w:val="24"/>
+          <w:szCs w:val="24"/>
+        </w:rPr>
+        <w:t>SafariAI</w:t>
       </w:r>
       <w:r>
         <w:rPr>
@@ -1920,11 +1843,375 @@
       </w:r>
       <w:r>
         <w:rPr>
+          <w:rFonts w:eastAsiaTheme="minorHAnsi" w:cstheme="majorHAnsi"/>
+          <w:color w:val="2E74B5" w:themeColor="accent5" w:themeShade="BF"/>
+          <w:sz w:val="24"/>
+          <w:szCs w:val="24"/>
+        </w:rPr>
+        <w:tab/>
+      </w:r>
+      <w:r>
+        <w:rPr>
+          <w:rFonts w:eastAsiaTheme="minorHAnsi" w:cstheme="majorHAnsi"/>
+          <w:color w:val="2E74B5" w:themeColor="accent5" w:themeShade="BF"/>
+          <w:sz w:val="24"/>
+          <w:szCs w:val="24"/>
+        </w:rPr>
+        <w:tab/>
+      </w:r>
+      <w:r>
+        <w:rPr>
+          <w:rFonts w:eastAsiaTheme="minorHAnsi" w:cstheme="majorHAnsi"/>
+          <w:color w:val="2E74B5" w:themeColor="accent5" w:themeShade="BF"/>
+          <w:sz w:val="24"/>
+          <w:szCs w:val="24"/>
+        </w:rPr>
+        <w:tab/>
+      </w:r>
+      <w:r>
+        <w:rPr>
+          <w:rFonts w:eastAsiaTheme="minorHAnsi" w:cstheme="majorHAnsi"/>
+          <w:color w:val="2E74B5" w:themeColor="accent5" w:themeShade="BF"/>
+          <w:sz w:val="24"/>
+          <w:szCs w:val="24"/>
+        </w:rPr>
+        <w:tab/>
+      </w:r>
+      <w:r>
+        <w:rPr>
           <w:rFonts w:cstheme="majorHAnsi"/>
           <w:color w:val="000000" w:themeColor="text1"/>
           <w:sz w:val="22"/>
           <w:szCs w:val="22"/>
         </w:rPr>
+        <w:t xml:space="preserve">Software </w:t>
+      </w:r>
+      <w:r>
+        <w:rPr>
+          <w:rFonts w:cstheme="majorHAnsi"/>
+          <w:color w:val="000000" w:themeColor="text1"/>
+          <w:sz w:val="22"/>
+          <w:szCs w:val="22"/>
+        </w:rPr>
+        <w:t>Engineer</w:t>
+      </w:r>
+      <w:r>
+        <w:rPr>
+          <w:rFonts w:cstheme="majorHAnsi"/>
+          <w:color w:val="000000" w:themeColor="text1"/>
+          <w:sz w:val="22"/>
+          <w:szCs w:val="22"/>
+        </w:rPr>
+        <w:tab/>
+      </w:r>
+      <w:r>
+        <w:rPr>
+          <w:rFonts w:cstheme="majorHAnsi"/>
+          <w:color w:val="000000" w:themeColor="text1"/>
+          <w:sz w:val="22"/>
+          <w:szCs w:val="22"/>
+        </w:rPr>
+        <w:tab/>
+        <w:t>Jun</w:t>
+      </w:r>
+      <w:r>
+        <w:rPr>
+          <w:rFonts w:cstheme="majorHAnsi"/>
+          <w:color w:val="000000" w:themeColor="text1"/>
+          <w:sz w:val="22"/>
+          <w:szCs w:val="22"/>
+        </w:rPr>
+        <w:t>. 202</w:t>
+      </w:r>
+      <w:r>
+        <w:rPr>
+          <w:rFonts w:cstheme="majorHAnsi"/>
+          <w:color w:val="000000" w:themeColor="text1"/>
+          <w:sz w:val="22"/>
+          <w:szCs w:val="22"/>
+        </w:rPr>
+        <w:t xml:space="preserve">6 </w:t>
+      </w:r>
+      <w:r>
+        <w:rPr>
+          <w:color w:val="000000" w:themeColor="text1"/>
+          <w:sz w:val="22"/>
+          <w:szCs w:val="22"/>
+        </w:rPr>
+        <w:t>–</w:t>
+      </w:r>
+      <w:r>
+        <w:rPr>
+          <w:color w:val="000000" w:themeColor="text1"/>
+          <w:sz w:val="22"/>
+          <w:szCs w:val="22"/>
+        </w:rPr>
+        <w:t xml:space="preserve"> </w:t>
+      </w:r>
+      <w:r>
+        <w:rPr>
+          <w:color w:val="000000" w:themeColor="text1"/>
+          <w:sz w:val="22"/>
+          <w:szCs w:val="22"/>
+        </w:rPr>
+        <w:t>Oct. 2026</w:t>
+      </w:r>
+    </w:p>
+    <w:p>
+      <w:pPr>
+        <w:pStyle w:val="p1"/>
+        <w:spacing w:line="276" w:lineRule="auto"/>
+        <w:rPr>
+          <w:rFonts w:eastAsiaTheme="minorHAnsi" w:cstheme="majorHAnsi"/>
+          <w:color w:val="2E74B5" w:themeColor="accent5" w:themeShade="BF"/>
+          <w:sz w:val="24"/>
+          <w:szCs w:val="24"/>
+          <w:lang w:val="en-CA"/>
+        </w:rPr>
+      </w:pPr>
+      <w:r>
+        <w:rPr>
+          <w:rFonts w:eastAsiaTheme="minorHAnsi" w:cstheme="majorHAnsi"/>
+          <w:b/>
+          <w:bCs/>
+          <w:color w:val="2E74B5" w:themeColor="accent5" w:themeShade="BF"/>
+          <w:sz w:val="24"/>
+          <w:szCs w:val="24"/>
+        </w:rPr>
+        <w:t>The University of British Columbia</w:t>
+      </w:r>
+      <w:r>
+        <w:rPr>
+          <w:rFonts w:eastAsiaTheme="minorHAnsi" w:cstheme="majorHAnsi"/>
+          <w:color w:val="2E74B5" w:themeColor="accent5" w:themeShade="BF"/>
+          <w:sz w:val="24"/>
+          <w:szCs w:val="24"/>
+        </w:rPr>
+        <w:tab/>
+      </w:r>
+      <w:r>
+        <w:rPr>
+          <w:rFonts w:cstheme="majorHAnsi"/>
+          <w:color w:val="000000" w:themeColor="text1"/>
+          <w:sz w:val="22"/>
+          <w:szCs w:val="22"/>
+        </w:rPr>
+        <w:t>Research Assistant</w:t>
+      </w:r>
+      <w:r>
+        <w:rPr>
+          <w:rFonts w:cstheme="majorHAnsi"/>
+          <w:color w:val="000000" w:themeColor="text1"/>
+          <w:sz w:val="22"/>
+          <w:szCs w:val="22"/>
+        </w:rPr>
+        <w:tab/>
+      </w:r>
+      <w:r>
+        <w:rPr>
+          <w:rFonts w:cstheme="majorHAnsi"/>
+          <w:color w:val="000000" w:themeColor="text1"/>
+          <w:sz w:val="22"/>
+          <w:szCs w:val="22"/>
+        </w:rPr>
+        <w:tab/>
+      </w:r>
+      <w:r>
+        <w:rPr>
+          <w:rFonts w:cstheme="majorHAnsi"/>
+          <w:color w:val="000000" w:themeColor="text1"/>
+          <w:sz w:val="22"/>
+          <w:szCs w:val="22"/>
+        </w:rPr>
+        <w:t xml:space="preserve">Jan. 2021 </w:t>
+      </w:r>
+      <w:r>
+        <w:rPr>
+          <w:color w:val="000000" w:themeColor="text1"/>
+          <w:sz w:val="22"/>
+          <w:szCs w:val="22"/>
+        </w:rPr>
+        <w:t>–</w:t>
+      </w:r>
+      <w:r>
+        <w:rPr>
+          <w:rFonts w:cstheme="majorHAnsi"/>
+          <w:color w:val="000000" w:themeColor="text1"/>
+          <w:sz w:val="22"/>
+          <w:szCs w:val="22"/>
+        </w:rPr>
+        <w:t xml:space="preserve"> </w:t>
+      </w:r>
+      <w:r>
+        <w:rPr>
+          <w:rFonts w:cstheme="majorHAnsi" w:hint="eastAsia"/>
+          <w:color w:val="000000" w:themeColor="text1"/>
+          <w:sz w:val="22"/>
+          <w:szCs w:val="22"/>
+        </w:rPr>
+        <w:t>May</w:t>
+      </w:r>
+      <w:r>
+        <w:rPr>
+          <w:rFonts w:cstheme="majorHAnsi"/>
+          <w:color w:val="000000" w:themeColor="text1"/>
+          <w:sz w:val="22"/>
+          <w:szCs w:val="22"/>
+          <w:lang w:val="en-CA"/>
+        </w:rPr>
+        <w:t xml:space="preserve"> 2026</w:t>
+      </w:r>
+    </w:p>
+    <w:p>
+      <w:pPr>
+        <w:pStyle w:val="p1"/>
+        <w:spacing w:line="276" w:lineRule="auto"/>
+        <w:rPr>
+          <w:rFonts w:eastAsiaTheme="minorHAnsi" w:cstheme="majorHAnsi"/>
+          <w:color w:val="2E74B5" w:themeColor="accent5" w:themeShade="BF"/>
+          <w:sz w:val="24"/>
+          <w:szCs w:val="24"/>
+        </w:rPr>
+      </w:pPr>
+      <w:r>
+        <w:rPr>
+          <w:rFonts w:eastAsiaTheme="minorHAnsi" w:cstheme="majorHAnsi"/>
+          <w:b/>
+          <w:bCs/>
+          <w:color w:val="2E74B5" w:themeColor="accent5" w:themeShade="BF"/>
+          <w:sz w:val="24"/>
+          <w:szCs w:val="24"/>
+        </w:rPr>
+        <w:t>BC Cancer Research Centre</w:t>
+      </w:r>
+      <w:r>
+        <w:rPr>
+          <w:rFonts w:eastAsiaTheme="minorHAnsi" w:cstheme="majorHAnsi"/>
+          <w:color w:val="2E74B5" w:themeColor="accent5" w:themeShade="BF"/>
+          <w:sz w:val="24"/>
+          <w:szCs w:val="24"/>
+        </w:rPr>
+        <w:tab/>
+      </w:r>
+      <w:r>
+        <w:rPr>
+          <w:rFonts w:eastAsiaTheme="minorHAnsi" w:cstheme="majorHAnsi"/>
+          <w:color w:val="2E74B5" w:themeColor="accent5" w:themeShade="BF"/>
+          <w:sz w:val="24"/>
+          <w:szCs w:val="24"/>
+        </w:rPr>
+        <w:tab/>
+      </w:r>
+      <w:r>
+        <w:rPr>
+          <w:rFonts w:cstheme="majorHAnsi"/>
+          <w:color w:val="000000" w:themeColor="text1"/>
+          <w:sz w:val="22"/>
+          <w:szCs w:val="22"/>
+        </w:rPr>
+        <w:t>Research Assistant</w:t>
+      </w:r>
+      <w:r>
+        <w:rPr>
+          <w:rFonts w:cstheme="majorHAnsi"/>
+          <w:color w:val="000000" w:themeColor="text1"/>
+          <w:sz w:val="22"/>
+          <w:szCs w:val="22"/>
+        </w:rPr>
+        <w:tab/>
+      </w:r>
+      <w:r>
+        <w:rPr>
+          <w:rFonts w:cstheme="majorHAnsi"/>
+          <w:color w:val="000000" w:themeColor="text1"/>
+          <w:sz w:val="22"/>
+          <w:szCs w:val="22"/>
+        </w:rPr>
+        <w:tab/>
+      </w:r>
+      <w:r>
+        <w:rPr>
+          <w:rFonts w:cstheme="majorHAnsi"/>
+          <w:color w:val="000000" w:themeColor="text1"/>
+          <w:sz w:val="22"/>
+          <w:szCs w:val="22"/>
+        </w:rPr>
+        <w:t xml:space="preserve">Jun. 2024 </w:t>
+      </w:r>
+      <w:r>
+        <w:rPr>
+          <w:color w:val="000000" w:themeColor="text1"/>
+          <w:sz w:val="22"/>
+          <w:szCs w:val="22"/>
+        </w:rPr>
+        <w:t>–</w:t>
+      </w:r>
+      <w:r>
+        <w:rPr>
+          <w:rFonts w:cstheme="majorHAnsi"/>
+          <w:color w:val="000000" w:themeColor="text1"/>
+          <w:sz w:val="22"/>
+          <w:szCs w:val="22"/>
+        </w:rPr>
+        <w:t xml:space="preserve"> Oct. 2024</w:t>
+      </w:r>
+    </w:p>
+    <w:p>
+      <w:pPr>
+        <w:pStyle w:val="p1"/>
+        <w:spacing w:line="276" w:lineRule="auto"/>
+        <w:rPr>
+          <w:rFonts w:eastAsiaTheme="minorHAnsi" w:cstheme="majorHAnsi"/>
+          <w:color w:val="2E74B5" w:themeColor="accent5" w:themeShade="BF"/>
+          <w:sz w:val="24"/>
+          <w:szCs w:val="24"/>
+        </w:rPr>
+      </w:pPr>
+      <w:r>
+        <w:rPr>
+          <w:rFonts w:eastAsiaTheme="minorHAnsi" w:cstheme="majorHAnsi"/>
+          <w:b/>
+          <w:bCs/>
+          <w:color w:val="2E74B5" w:themeColor="accent5" w:themeShade="BF"/>
+          <w:sz w:val="24"/>
+          <w:szCs w:val="24"/>
+        </w:rPr>
+        <w:t>Lakehead University</w:t>
+      </w:r>
+      <w:r>
+        <w:rPr>
+          <w:rFonts w:eastAsiaTheme="minorHAnsi" w:cstheme="majorHAnsi"/>
+          <w:color w:val="2E74B5" w:themeColor="accent5" w:themeShade="BF"/>
+          <w:sz w:val="24"/>
+          <w:szCs w:val="24"/>
+        </w:rPr>
+        <w:tab/>
+      </w:r>
+      <w:r>
+        <w:rPr>
+          <w:rFonts w:eastAsiaTheme="minorHAnsi" w:cstheme="majorHAnsi"/>
+          <w:color w:val="2E74B5" w:themeColor="accent5" w:themeShade="BF"/>
+          <w:sz w:val="24"/>
+          <w:szCs w:val="24"/>
+        </w:rPr>
+        <w:tab/>
+      </w:r>
+      <w:r>
+        <w:rPr>
+          <w:rFonts w:eastAsiaTheme="minorHAnsi" w:cstheme="majorHAnsi"/>
+          <w:color w:val="2E74B5" w:themeColor="accent5" w:themeShade="BF"/>
+          <w:sz w:val="24"/>
+          <w:szCs w:val="24"/>
+        </w:rPr>
+        <w:tab/>
+      </w:r>
+      <w:r>
+        <w:rPr>
+          <w:rFonts w:cstheme="majorHAnsi"/>
+          <w:color w:val="000000" w:themeColor="text1"/>
+          <w:sz w:val="22"/>
+          <w:szCs w:val="22"/>
+        </w:rPr>
         <w:t xml:space="preserve">RA </w:t>
       </w:r>
       <w:r>
@@ -1934,7 +2221,16 @@
           <w:sz w:val="22"/>
           <w:szCs w:val="22"/>
         </w:rPr>
-        <w:t>and Graduate TA</w:t>
+        <w:t>and TA</w:t>
+      </w:r>
+      <w:r>
+        <w:rPr>
+          <w:rFonts w:cstheme="majorHAnsi"/>
+          <w:color w:val="000000" w:themeColor="text1"/>
+          <w:sz w:val="22"/>
+          <w:szCs w:val="22"/>
+        </w:rPr>
+        <w:tab/>
       </w:r>
       <w:r>
         <w:rPr>
@@ -2888,27 +3184,7 @@
           <w:szCs w:val="21"/>
           <w:lang w:eastAsia="zh-CN"/>
         </w:rPr>
-        <w:t xml:space="preserve">(ICIP 2025) Session Chair: </w:t>
-      </w:r>
-      <w:r>
-        <w:rPr>
-          <w:rFonts w:ascii="Helvetica" w:hAnsi="Helvetica" w:cstheme="majorHAnsi"/>
-          <w:color w:val="000000" w:themeColor="text1"/>
-          <w:sz w:val="21"/>
-          <w:szCs w:val="21"/>
-          <w:lang w:eastAsia="zh-CN"/>
-        </w:rPr>
-        <w:t>Biomedical Signal and Image Processing</w:t>
-      </w:r>
-      <w:r>
-        <w:rPr>
-          <w:rFonts w:ascii="Helvetica" w:hAnsi="Helvetica" w:cstheme="majorHAnsi"/>
-          <w:color w:val="000000" w:themeColor="text1"/>
-          <w:sz w:val="21"/>
-          <w:szCs w:val="21"/>
-          <w:lang w:eastAsia="zh-CN"/>
-        </w:rPr>
-        <w:t xml:space="preserve"> 3</w:t>
+        <w:t>(AAAI 2027) Program Committee Member</w:t>
       </w:r>
     </w:p>
     <w:p>
@@ -2936,27 +3212,27 @@
           <w:szCs w:val="21"/>
           <w:lang w:eastAsia="zh-CN"/>
         </w:rPr>
-        <w:t>(GI 2025)</w:t>
-      </w:r>
-      <w:r>
-        <w:rPr>
-          <w:rFonts w:ascii="Helvetica" w:hAnsi="Helvetica" w:cstheme="majorHAnsi"/>
-          <w:color w:val="000000" w:themeColor="text1"/>
-          <w:sz w:val="21"/>
-          <w:szCs w:val="21"/>
-          <w:lang w:eastAsia="zh-CN"/>
-        </w:rPr>
-        <w:t xml:space="preserve"> </w:t>
-      </w:r>
-      <w:r>
-        <w:rPr>
-          <w:rFonts w:ascii="Helvetica" w:hAnsi="Helvetica" w:cstheme="majorHAnsi"/>
-          <w:color w:val="000000" w:themeColor="text1"/>
-          <w:sz w:val="21"/>
-          <w:szCs w:val="21"/>
-          <w:lang w:eastAsia="zh-CN"/>
-        </w:rPr>
-        <w:t>Program Committee Member for Graphics Interface Conference</w:t>
+        <w:t xml:space="preserve">(ICIP 2025) Session Chair: </w:t>
+      </w:r>
+      <w:r>
+        <w:rPr>
+          <w:rFonts w:ascii="Helvetica" w:hAnsi="Helvetica" w:cstheme="majorHAnsi"/>
+          <w:color w:val="000000" w:themeColor="text1"/>
+          <w:sz w:val="21"/>
+          <w:szCs w:val="21"/>
+          <w:lang w:eastAsia="zh-CN"/>
+        </w:rPr>
+        <w:t>Biomedical Signal and Image Processing</w:t>
+      </w:r>
+      <w:r>
+        <w:rPr>
+          <w:rFonts w:ascii="Helvetica" w:hAnsi="Helvetica" w:cstheme="majorHAnsi"/>
+          <w:color w:val="000000" w:themeColor="text1"/>
+          <w:sz w:val="21"/>
+          <w:szCs w:val="21"/>
+          <w:lang w:eastAsia="zh-CN"/>
+        </w:rPr>
+        <w:t xml:space="preserve"> 3</w:t>
       </w:r>
     </w:p>
     <w:p>
@@ -2984,7 +3260,7 @@
           <w:szCs w:val="21"/>
           <w:lang w:eastAsia="zh-CN"/>
         </w:rPr>
-        <w:t>(CCECE 2025)</w:t>
+        <w:t>(GI 2025)</w:t>
       </w:r>
       <w:r>
         <w:rPr>
@@ -3004,7 +3280,7 @@
           <w:szCs w:val="21"/>
           <w:lang w:eastAsia="zh-CN"/>
         </w:rPr>
-        <w:t>Volunteer at IEEE Canadian Conference on Electrical and Computer Engineering</w:t>
+        <w:t>Program Committee Member</w:t>
       </w:r>
     </w:p>
     <w:p>
@@ -3032,7 +3308,7 @@
           <w:szCs w:val="21"/>
           <w:lang w:eastAsia="zh-CN"/>
         </w:rPr>
-        <w:t>(2015-2016)</w:t>
+        <w:t>(CCECE 2025)</w:t>
       </w:r>
       <w:r>
         <w:rPr>
@@ -3052,60 +3328,17 @@
           <w:szCs w:val="21"/>
           <w:lang w:eastAsia="zh-CN"/>
         </w:rPr>
-        <w:t>Vice President of Turing Computer Association (S/W Dept.), Univ. of Jinan, China</w:t>
-      </w:r>
-    </w:p>
-    <w:p>
-      <w:pPr>
-        <w:pStyle w:val="ListParagraph"/>
-        <w:spacing w:after="160" w:line="276" w:lineRule="auto"/>
-        <w:ind w:left="142"/>
-        <w:rPr>
-          <w:rFonts w:ascii="Helvetica" w:hAnsi="Helvetica" w:cstheme="majorHAnsi"/>
-          <w:color w:val="000000" w:themeColor="text1"/>
-          <w:sz w:val="4"/>
-          <w:szCs w:val="4"/>
-          <w:lang w:eastAsia="zh-CN"/>
-        </w:rPr>
-      </w:pPr>
-    </w:p>
-    <w:p>
-      <w:pPr>
-        <w:pStyle w:val="ListParagraph"/>
-        <w:ind w:left="0"/>
-        <w:rPr>
-          <w:rFonts w:ascii="Helvetica" w:hAnsi="Helvetica" w:cstheme="majorHAnsi"/>
-          <w:b/>
-          <w:bCs/>
-          <w:color w:val="2E74B5" w:themeColor="accent5" w:themeShade="BF"/>
-          <w:sz w:val="24"/>
-          <w:szCs w:val="24"/>
-          <w:lang w:eastAsia="zh-CN"/>
-        </w:rPr>
-      </w:pPr>
-      <w:r>
-        <w:rPr>
-          <w:rFonts w:ascii="Helvetica" w:hAnsi="Helvetica" w:cstheme="majorHAnsi"/>
-          <w:b/>
-          <w:bCs/>
-          <w:color w:val="2E74B5" w:themeColor="accent5" w:themeShade="BF"/>
-          <w:sz w:val="24"/>
-          <w:szCs w:val="24"/>
-          <w:lang w:eastAsia="zh-CN"/>
-        </w:rPr>
-        <w:t xml:space="preserve">Journal </w:t>
-      </w:r>
-      <w:r>
-        <w:rPr>
-          <w:rFonts w:ascii="Helvetica" w:hAnsi="Helvetica" w:cstheme="majorHAnsi"/>
-          <w:b/>
-          <w:bCs/>
-          <w:color w:val="2E74B5" w:themeColor="accent5" w:themeShade="BF"/>
-          <w:sz w:val="24"/>
-          <w:szCs w:val="24"/>
-          <w:lang w:eastAsia="zh-CN"/>
-        </w:rPr>
-        <w:t>Reviewing</w:t>
+        <w:t xml:space="preserve">Conference </w:t>
+      </w:r>
+      <w:r>
+        <w:rPr>
+          <w:rFonts w:ascii="Helvetica" w:hAnsi="Helvetica" w:cstheme="majorHAnsi"/>
+          <w:color w:val="000000" w:themeColor="text1"/>
+          <w:sz w:val="21"/>
+          <w:szCs w:val="21"/>
+          <w:lang w:eastAsia="zh-CN"/>
+        </w:rPr>
+        <w:t>Volunteer</w:t>
       </w:r>
     </w:p>
     <w:p>
@@ -3133,60 +3366,80 @@
           <w:szCs w:val="21"/>
           <w:lang w:eastAsia="zh-CN"/>
         </w:rPr>
-        <w:t>IEEE Transactions on Pattern Analysis and Machine Intelligence (TPAMI)</w:t>
-      </w:r>
-      <w:r>
-        <w:rPr>
-          <w:rFonts w:ascii="Helvetica" w:hAnsi="Helvetica" w:cstheme="majorHAnsi"/>
-          <w:color w:val="000000" w:themeColor="text1"/>
-          <w:sz w:val="21"/>
-          <w:szCs w:val="21"/>
-          <w:lang w:eastAsia="zh-CN"/>
-        </w:rPr>
-        <w:tab/>
-      </w:r>
-      <w:r>
-        <w:rPr>
-          <w:rFonts w:ascii="Helvetica" w:hAnsi="Helvetica" w:cstheme="majorHAnsi"/>
-          <w:color w:val="000000" w:themeColor="text1"/>
-          <w:sz w:val="21"/>
-          <w:szCs w:val="21"/>
-          <w:lang w:eastAsia="zh-CN"/>
-        </w:rPr>
-        <w:tab/>
-      </w:r>
-      <w:r>
-        <w:rPr>
-          <w:rFonts w:ascii="Helvetica" w:hAnsi="Helvetica" w:cstheme="majorHAnsi"/>
-          <w:color w:val="000000" w:themeColor="text1"/>
-          <w:sz w:val="21"/>
-          <w:szCs w:val="21"/>
-          <w:u w:val="single"/>
-          <w:lang w:eastAsia="zh-CN"/>
-        </w:rPr>
-        <w:t>8</w:t>
-      </w:r>
-      <w:r>
-        <w:rPr>
-          <w:rFonts w:ascii="Helvetica" w:hAnsi="Helvetica" w:cstheme="majorHAnsi"/>
-          <w:color w:val="000000" w:themeColor="text1"/>
-          <w:sz w:val="21"/>
-          <w:szCs w:val="21"/>
-          <w:u w:val="single"/>
-          <w:lang w:val="en-CA" w:eastAsia="zh-CN"/>
-        </w:rPr>
-        <w:t xml:space="preserve"> review</w:t>
-      </w:r>
-      <w:r>
-        <w:rPr>
-          <w:rFonts w:ascii="Helvetica" w:hAnsi="Helvetica" w:cstheme="majorHAnsi"/>
-          <w:color w:val="000000" w:themeColor="text1"/>
-          <w:sz w:val="21"/>
-          <w:szCs w:val="21"/>
-          <w:u w:val="single"/>
-          <w:lang w:val="en-CA" w:eastAsia="zh-CN"/>
-        </w:rPr>
-        <w:t>s</w:t>
+        <w:t>(2015-2016)</w:t>
+      </w:r>
+      <w:r>
+        <w:rPr>
+          <w:rFonts w:ascii="Helvetica" w:hAnsi="Helvetica" w:cstheme="majorHAnsi"/>
+          <w:color w:val="000000" w:themeColor="text1"/>
+          <w:sz w:val="21"/>
+          <w:szCs w:val="21"/>
+          <w:lang w:eastAsia="zh-CN"/>
+        </w:rPr>
+        <w:t xml:space="preserve"> </w:t>
+      </w:r>
+      <w:r>
+        <w:rPr>
+          <w:rFonts w:ascii="Helvetica" w:hAnsi="Helvetica" w:cstheme="majorHAnsi"/>
+          <w:color w:val="000000" w:themeColor="text1"/>
+          <w:sz w:val="21"/>
+          <w:szCs w:val="21"/>
+          <w:lang w:eastAsia="zh-CN"/>
+        </w:rPr>
+        <w:t>Vice President of Turing Computer Association (S/W Dept.), Univ. of Jinan, China</w:t>
+      </w:r>
+    </w:p>
+    <w:p>
+      <w:pPr>
+        <w:pStyle w:val="ListParagraph"/>
+        <w:spacing w:after="160" w:line="276" w:lineRule="auto"/>
+        <w:ind w:left="142"/>
+        <w:rPr>
+          <w:rFonts w:ascii="Helvetica" w:hAnsi="Helvetica" w:cstheme="majorHAnsi"/>
+          <w:color w:val="000000" w:themeColor="text1"/>
+          <w:sz w:val="4"/>
+          <w:szCs w:val="4"/>
+          <w:lang w:eastAsia="zh-CN"/>
+        </w:rPr>
+      </w:pPr>
+    </w:p>
+    <w:p>
+      <w:pPr>
+        <w:pStyle w:val="ListParagraph"/>
+        <w:ind w:left="0"/>
+        <w:rPr>
+          <w:rFonts w:ascii="Helvetica" w:hAnsi="Helvetica" w:cstheme="majorHAnsi"/>
+          <w:b/>
+          <w:bCs/>
+          <w:color w:val="2E74B5" w:themeColor="accent5" w:themeShade="BF"/>
+          <w:sz w:val="24"/>
+          <w:szCs w:val="24"/>
+          <w:lang w:eastAsia="zh-CN"/>
+        </w:rPr>
+      </w:pPr>
+      <w:r>
+        <w:rPr>
+          <w:rFonts w:ascii="Helvetica" w:hAnsi="Helvetica" w:cstheme="majorHAnsi"/>
+          <w:b/>
+          <w:bCs/>
+          <w:color w:val="2E74B5" w:themeColor="accent5" w:themeShade="BF"/>
+          <w:sz w:val="24"/>
+          <w:szCs w:val="24"/>
+          <w:lang w:eastAsia="zh-CN"/>
+        </w:rPr>
+        <w:t xml:space="preserve">Journal </w:t>
+      </w:r>
+      <w:r>
+        <w:rPr>
+          <w:rFonts w:ascii="Helvetica" w:hAnsi="Helvetica" w:cstheme="majorHAnsi"/>
+          <w:b/>
+          <w:bCs/>
+          <w:color w:val="2E74B5" w:themeColor="accent5" w:themeShade="BF"/>
+          <w:sz w:val="24"/>
+          <w:szCs w:val="24"/>
+          <w:lang w:eastAsia="zh-CN"/>
+        </w:rPr>
+        <w:t>Reviewing</w:t>
       </w:r>
     </w:p>
     <w:p>
@@ -3214,35 +3467,25 @@
           <w:szCs w:val="21"/>
           <w:lang w:eastAsia="zh-CN"/>
         </w:rPr>
-        <w:t xml:space="preserve">IEEE Transactions </w:t>
-      </w:r>
-      <w:r>
-        <w:rPr>
-          <w:rFonts w:ascii="Helvetica" w:hAnsi="Helvetica" w:cstheme="majorHAnsi"/>
-          <w:color w:val="000000" w:themeColor="text1"/>
-          <w:sz w:val="21"/>
-          <w:szCs w:val="21"/>
-          <w:lang w:val="en-CA" w:eastAsia="zh-CN"/>
-        </w:rPr>
-        <w:t xml:space="preserve">on Visualization and Computer Graphics (TVCG) </w:t>
-      </w:r>
-      <w:r>
-        <w:rPr>
-          <w:rFonts w:ascii="Helvetica" w:hAnsi="Helvetica" w:cs="Times New Roman"/>
-          <w:color w:val="000000" w:themeColor="text1"/>
-          <w:sz w:val="21"/>
-          <w:szCs w:val="21"/>
-          <w:lang w:val="en-CA" w:eastAsia="zh-CN"/>
+        <w:t>IEEE Transactions on Pattern Analysis and Machine Intelligence (TPAMI)</w:t>
+      </w:r>
+      <w:r>
+        <w:rPr>
+          <w:rFonts w:ascii="Helvetica" w:hAnsi="Helvetica" w:cstheme="majorHAnsi"/>
+          <w:color w:val="000000" w:themeColor="text1"/>
+          <w:sz w:val="21"/>
+          <w:szCs w:val="21"/>
+          <w:lang w:eastAsia="zh-CN"/>
         </w:rPr>
         <w:tab/>
       </w:r>
       <w:r>
         <w:rPr>
-          <w:rFonts w:ascii="Helvetica" w:hAnsi="Helvetica" w:cs="Times New Roman"/>
-          <w:color w:val="000000" w:themeColor="text1"/>
-          <w:sz w:val="21"/>
-          <w:szCs w:val="21"/>
-          <w:lang w:val="en-CA" w:eastAsia="zh-CN"/>
+          <w:rFonts w:ascii="Helvetica" w:hAnsi="Helvetica" w:cstheme="majorHAnsi"/>
+          <w:color w:val="000000" w:themeColor="text1"/>
+          <w:sz w:val="21"/>
+          <w:szCs w:val="21"/>
+          <w:lang w:eastAsia="zh-CN"/>
         </w:rPr>
         <w:tab/>
       </w:r>
@@ -3253,9 +3496,9 @@
           <w:sz w:val="21"/>
           <w:szCs w:val="21"/>
           <w:u w:val="single"/>
-          <w:lang w:val="en-CA" w:eastAsia="zh-CN"/>
-        </w:rPr>
-        <w:t>5</w:t>
+          <w:lang w:eastAsia="zh-CN"/>
+        </w:rPr>
+        <w:t>8</w:t>
       </w:r>
       <w:r>
         <w:rPr>
@@ -3315,87 +3558,7 @@
           <w:szCs w:val="21"/>
           <w:lang w:val="en-CA" w:eastAsia="zh-CN"/>
         </w:rPr>
-        <w:t xml:space="preserve">on </w:t>
-      </w:r>
-      <w:r>
-        <w:rPr>
-          <w:rFonts w:ascii="Helvetica" w:hAnsi="Helvetica" w:cstheme="majorHAnsi"/>
-          <w:color w:val="000000" w:themeColor="text1"/>
-          <w:sz w:val="21"/>
-          <w:szCs w:val="21"/>
-          <w:lang w:val="en-CA" w:eastAsia="zh-CN"/>
-        </w:rPr>
-        <w:t xml:space="preserve">Image Processing </w:t>
-      </w:r>
-      <w:r>
-        <w:rPr>
-          <w:rFonts w:ascii="Helvetica" w:hAnsi="Helvetica" w:cstheme="majorHAnsi"/>
-          <w:color w:val="000000" w:themeColor="text1"/>
-          <w:sz w:val="21"/>
-          <w:szCs w:val="21"/>
-          <w:lang w:val="en-CA" w:eastAsia="zh-CN"/>
-        </w:rPr>
-        <w:t>(</w:t>
-      </w:r>
-      <w:r>
-        <w:rPr>
-          <w:rFonts w:ascii="Helvetica" w:hAnsi="Helvetica" w:cstheme="majorHAnsi"/>
-          <w:color w:val="000000" w:themeColor="text1"/>
-          <w:sz w:val="21"/>
-          <w:szCs w:val="21"/>
-          <w:lang w:val="en-CA" w:eastAsia="zh-CN"/>
-        </w:rPr>
-        <w:t>TIP</w:t>
-      </w:r>
-      <w:r>
-        <w:rPr>
-          <w:rFonts w:ascii="Helvetica" w:hAnsi="Helvetica" w:cstheme="majorHAnsi"/>
-          <w:color w:val="000000" w:themeColor="text1"/>
-          <w:sz w:val="21"/>
-          <w:szCs w:val="21"/>
-          <w:lang w:val="en-CA" w:eastAsia="zh-CN"/>
-        </w:rPr>
-        <w:t>)</w:t>
-      </w:r>
-      <w:r>
-        <w:rPr>
-          <w:rFonts w:ascii="Helvetica" w:hAnsi="Helvetica" w:cstheme="majorHAnsi"/>
-          <w:color w:val="000000" w:themeColor="text1"/>
-          <w:sz w:val="21"/>
-          <w:szCs w:val="21"/>
-          <w:lang w:val="en-CA" w:eastAsia="zh-CN"/>
-        </w:rPr>
-        <w:tab/>
-      </w:r>
-      <w:r>
-        <w:rPr>
-          <w:rFonts w:ascii="Helvetica" w:hAnsi="Helvetica" w:cstheme="majorHAnsi"/>
-          <w:color w:val="000000" w:themeColor="text1"/>
-          <w:sz w:val="21"/>
-          <w:szCs w:val="21"/>
-          <w:lang w:val="en-CA" w:eastAsia="zh-CN"/>
-        </w:rPr>
-        <w:tab/>
-      </w:r>
-      <w:r>
-        <w:rPr>
-          <w:rFonts w:ascii="Helvetica" w:hAnsi="Helvetica" w:cstheme="majorHAnsi"/>
-          <w:color w:val="000000" w:themeColor="text1"/>
-          <w:sz w:val="21"/>
-          <w:szCs w:val="21"/>
-          <w:lang w:val="en-CA" w:eastAsia="zh-CN"/>
-        </w:rPr>
-        <w:tab/>
-      </w:r>
-      <w:r>
-        <w:rPr>
-          <w:rFonts w:ascii="Helvetica" w:hAnsi="Helvetica" w:cstheme="majorHAnsi"/>
-          <w:color w:val="000000" w:themeColor="text1"/>
-          <w:sz w:val="21"/>
-          <w:szCs w:val="21"/>
-          <w:lang w:val="en-CA" w:eastAsia="zh-CN"/>
-        </w:rPr>
-        <w:t xml:space="preserve"> </w:t>
+        <w:t xml:space="preserve">on Visualization and Computer Graphics (TVCG) </w:t>
       </w:r>
       <w:r>
         <w:rPr>
@@ -3426,7 +3589,7 @@
           <w:u w:val="single"/>
           <w:lang w:val="en-CA" w:eastAsia="zh-CN"/>
         </w:rPr>
-        <w:t>4</w:t>
+        <w:t>5</w:t>
       </w:r>
       <w:r>
         <w:rPr>
@@ -3486,7 +3649,7 @@
           <w:szCs w:val="21"/>
           <w:lang w:val="en-CA" w:eastAsia="zh-CN"/>
         </w:rPr>
-        <w:t xml:space="preserve">on Multimedia (TMM) </w:t>
+        <w:t xml:space="preserve">on </w:t>
       </w:r>
       <w:r>
         <w:rPr>
@@ -3496,6 +3659,46 @@
           <w:szCs w:val="21"/>
           <w:lang w:val="en-CA" w:eastAsia="zh-CN"/>
         </w:rPr>
+        <w:t xml:space="preserve">Image Processing </w:t>
+      </w:r>
+      <w:r>
+        <w:rPr>
+          <w:rFonts w:ascii="Helvetica" w:hAnsi="Helvetica" w:cstheme="majorHAnsi"/>
+          <w:color w:val="000000" w:themeColor="text1"/>
+          <w:sz w:val="21"/>
+          <w:szCs w:val="21"/>
+          <w:lang w:val="en-CA" w:eastAsia="zh-CN"/>
+        </w:rPr>
+        <w:t>(</w:t>
+      </w:r>
+      <w:r>
+        <w:rPr>
+          <w:rFonts w:ascii="Helvetica" w:hAnsi="Helvetica" w:cstheme="majorHAnsi"/>
+          <w:color w:val="000000" w:themeColor="text1"/>
+          <w:sz w:val="21"/>
+          <w:szCs w:val="21"/>
+          <w:lang w:val="en-CA" w:eastAsia="zh-CN"/>
+        </w:rPr>
+        <w:t>TIP</w:t>
+      </w:r>
+      <w:r>
+        <w:rPr>
+          <w:rFonts w:ascii="Helvetica" w:hAnsi="Helvetica" w:cstheme="majorHAnsi"/>
+          <w:color w:val="000000" w:themeColor="text1"/>
+          <w:sz w:val="21"/>
+          <w:szCs w:val="21"/>
+          <w:lang w:val="en-CA" w:eastAsia="zh-CN"/>
+        </w:rPr>
+        <w:t>)</w:t>
+      </w:r>
+      <w:r>
+        <w:rPr>
+          <w:rFonts w:ascii="Helvetica" w:hAnsi="Helvetica" w:cstheme="majorHAnsi"/>
+          <w:color w:val="000000" w:themeColor="text1"/>
+          <w:sz w:val="21"/>
+          <w:szCs w:val="21"/>
+          <w:lang w:val="en-CA" w:eastAsia="zh-CN"/>
+        </w:rPr>
         <w:tab/>
       </w:r>
       <w:r>
@@ -3526,21 +3729,21 @@
           <w:szCs w:val="21"/>
           <w:lang w:val="en-CA" w:eastAsia="zh-CN"/>
         </w:rPr>
+        <w:t xml:space="preserve"> </w:t>
+      </w:r>
+      <w:r>
+        <w:rPr>
+          <w:rFonts w:ascii="Helvetica" w:hAnsi="Helvetica" w:cs="Times New Roman"/>
+          <w:color w:val="000000" w:themeColor="text1"/>
+          <w:sz w:val="21"/>
+          <w:szCs w:val="21"/>
+          <w:lang w:val="en-CA" w:eastAsia="zh-CN"/>
+        </w:rPr>
         <w:tab/>
       </w:r>
       <w:r>
         <w:rPr>
-          <w:rFonts w:ascii="Helvetica" w:hAnsi="Helvetica" w:cstheme="majorHAnsi"/>
-          <w:color w:val="000000" w:themeColor="text1"/>
-          <w:sz w:val="21"/>
-          <w:szCs w:val="21"/>
-          <w:lang w:val="en-CA" w:eastAsia="zh-CN"/>
-        </w:rPr>
-        <w:tab/>
-      </w:r>
-      <w:r>
-        <w:rPr>
-          <w:rFonts w:ascii="Helvetica" w:hAnsi="Helvetica" w:cstheme="majorHAnsi"/>
+          <w:rFonts w:ascii="Helvetica" w:hAnsi="Helvetica" w:cs="Times New Roman"/>
           <w:color w:val="000000" w:themeColor="text1"/>
           <w:sz w:val="21"/>
           <w:szCs w:val="21"/>
@@ -3557,7 +3760,7 @@
           <w:u w:val="single"/>
           <w:lang w:val="en-CA" w:eastAsia="zh-CN"/>
         </w:rPr>
-        <w:t>10</w:t>
+        <w:t>4</w:t>
       </w:r>
       <w:r>
         <w:rPr>
@@ -3568,18 +3771,7 @@
           <w:u w:val="single"/>
           <w:lang w:val="en-CA" w:eastAsia="zh-CN"/>
         </w:rPr>
-        <w:t xml:space="preserve"> </w:t>
-      </w:r>
-      <w:r>
-        <w:rPr>
-          <w:rFonts w:ascii="Helvetica" w:hAnsi="Helvetica" w:cstheme="majorHAnsi"/>
-          <w:color w:val="000000" w:themeColor="text1"/>
-          <w:sz w:val="21"/>
-          <w:szCs w:val="21"/>
-          <w:u w:val="single"/>
-          <w:lang w:val="en-CA" w:eastAsia="zh-CN"/>
-        </w:rPr>
-        <w:t>review</w:t>
+        <w:t xml:space="preserve"> review</w:t>
       </w:r>
       <w:r>
         <w:rPr>
@@ -3618,35 +3810,35 @@
           <w:szCs w:val="21"/>
           <w:lang w:eastAsia="zh-CN"/>
         </w:rPr>
-        <w:t>IEEE Transactions on Circuits and Systems for Video Technology</w:t>
-      </w:r>
-      <w:r>
-        <w:rPr>
-          <w:rFonts w:ascii="Helvetica" w:hAnsi="Helvetica" w:cstheme="majorHAnsi"/>
-          <w:color w:val="000000" w:themeColor="text1"/>
-          <w:sz w:val="21"/>
-          <w:szCs w:val="21"/>
-          <w:lang w:eastAsia="zh-CN"/>
-        </w:rPr>
-        <w:t xml:space="preserve"> (TCSVT) </w:t>
-      </w:r>
-      <w:r>
-        <w:rPr>
-          <w:rFonts w:ascii="Helvetica" w:hAnsi="Helvetica" w:cs="Times New Roman"/>
-          <w:color w:val="000000" w:themeColor="text1"/>
-          <w:sz w:val="21"/>
-          <w:szCs w:val="21"/>
-          <w:lang w:eastAsia="zh-CN"/>
+        <w:t xml:space="preserve">IEEE Transactions </w:t>
+      </w:r>
+      <w:r>
+        <w:rPr>
+          <w:rFonts w:ascii="Helvetica" w:hAnsi="Helvetica" w:cstheme="majorHAnsi"/>
+          <w:color w:val="000000" w:themeColor="text1"/>
+          <w:sz w:val="21"/>
+          <w:szCs w:val="21"/>
+          <w:lang w:val="en-CA" w:eastAsia="zh-CN"/>
+        </w:rPr>
+        <w:t xml:space="preserve">on Multimedia (TMM) </w:t>
+      </w:r>
+      <w:r>
+        <w:rPr>
+          <w:rFonts w:ascii="Helvetica" w:hAnsi="Helvetica" w:cstheme="majorHAnsi"/>
+          <w:color w:val="000000" w:themeColor="text1"/>
+          <w:sz w:val="21"/>
+          <w:szCs w:val="21"/>
+          <w:lang w:val="en-CA" w:eastAsia="zh-CN"/>
         </w:rPr>
         <w:tab/>
       </w:r>
       <w:r>
         <w:rPr>
-          <w:rFonts w:ascii="Helvetica" w:hAnsi="Helvetica" w:cs="Times New Roman"/>
-          <w:color w:val="000000" w:themeColor="text1"/>
-          <w:sz w:val="21"/>
-          <w:szCs w:val="21"/>
-          <w:lang w:eastAsia="zh-CN"/>
+          <w:rFonts w:ascii="Helvetica" w:hAnsi="Helvetica" w:cstheme="majorHAnsi"/>
+          <w:color w:val="000000" w:themeColor="text1"/>
+          <w:sz w:val="21"/>
+          <w:szCs w:val="21"/>
+          <w:lang w:val="en-CA" w:eastAsia="zh-CN"/>
         </w:rPr>
         <w:tab/>
       </w:r>
@@ -3656,10 +3848,50 @@
           <w:color w:val="000000" w:themeColor="text1"/>
           <w:sz w:val="21"/>
           <w:szCs w:val="21"/>
+          <w:lang w:val="en-CA" w:eastAsia="zh-CN"/>
+        </w:rPr>
+        <w:tab/>
+      </w:r>
+      <w:r>
+        <w:rPr>
+          <w:rFonts w:ascii="Helvetica" w:hAnsi="Helvetica" w:cstheme="majorHAnsi"/>
+          <w:color w:val="000000" w:themeColor="text1"/>
+          <w:sz w:val="21"/>
+          <w:szCs w:val="21"/>
+          <w:lang w:val="en-CA" w:eastAsia="zh-CN"/>
+        </w:rPr>
+        <w:tab/>
+      </w:r>
+      <w:r>
+        <w:rPr>
+          <w:rFonts w:ascii="Helvetica" w:hAnsi="Helvetica" w:cstheme="majorHAnsi"/>
+          <w:color w:val="000000" w:themeColor="text1"/>
+          <w:sz w:val="21"/>
+          <w:szCs w:val="21"/>
+          <w:lang w:val="en-CA" w:eastAsia="zh-CN"/>
+        </w:rPr>
+        <w:tab/>
+      </w:r>
+      <w:r>
+        <w:rPr>
+          <w:rFonts w:ascii="Helvetica" w:hAnsi="Helvetica" w:cstheme="majorHAnsi"/>
+          <w:color w:val="000000" w:themeColor="text1"/>
+          <w:sz w:val="21"/>
+          <w:szCs w:val="21"/>
+          <w:lang w:val="en-CA" w:eastAsia="zh-CN"/>
+        </w:rPr>
+        <w:tab/>
+      </w:r>
+      <w:r>
+        <w:rPr>
+          <w:rFonts w:ascii="Helvetica" w:hAnsi="Helvetica" w:cstheme="majorHAnsi"/>
+          <w:color w:val="000000" w:themeColor="text1"/>
+          <w:sz w:val="21"/>
+          <w:szCs w:val="21"/>
           <w:u w:val="single"/>
-          <w:lang w:eastAsia="zh-CN"/>
-        </w:rPr>
-        <w:t>2</w:t>
+          <w:lang w:val="en-CA" w:eastAsia="zh-CN"/>
+        </w:rPr>
+        <w:t>10</w:t>
       </w:r>
       <w:r>
         <w:rPr>
@@ -3668,9 +3900,9 @@
           <w:sz w:val="21"/>
           <w:szCs w:val="21"/>
           <w:u w:val="single"/>
-          <w:lang w:eastAsia="zh-CN"/>
-        </w:rPr>
-        <w:t>8</w:t>
+          <w:lang w:val="en-CA" w:eastAsia="zh-CN"/>
+        </w:rPr>
+        <w:t xml:space="preserve"> </w:t>
       </w:r>
       <w:r>
         <w:rPr>
@@ -3679,9 +3911,20 @@
           <w:sz w:val="21"/>
           <w:szCs w:val="21"/>
           <w:u w:val="single"/>
-          <w:lang w:eastAsia="zh-CN"/>
-        </w:rPr>
-        <w:t xml:space="preserve"> reviews</w:t>
+          <w:lang w:val="en-CA" w:eastAsia="zh-CN"/>
+        </w:rPr>
+        <w:t>review</w:t>
+      </w:r>
+      <w:r>
+        <w:rPr>
+          <w:rFonts w:ascii="Helvetica" w:hAnsi="Helvetica" w:cstheme="majorHAnsi"/>
+          <w:color w:val="000000" w:themeColor="text1"/>
+          <w:sz w:val="21"/>
+          <w:szCs w:val="21"/>
+          <w:u w:val="single"/>
+          <w:lang w:val="en-CA" w:eastAsia="zh-CN"/>
+        </w:rPr>
+        <w:t>s</w:t>
       </w:r>
     </w:p>
     <w:p>
@@ -3709,7 +3952,17 @@
           <w:szCs w:val="21"/>
           <w:lang w:eastAsia="zh-CN"/>
         </w:rPr>
-        <w:t xml:space="preserve">IEEE Canadian Journal of Electrical and Computer Engineering (CJECE) </w:t>
+        <w:t>IEEE Transactions on Circuits and Systems for Video Technology</w:t>
+      </w:r>
+      <w:r>
+        <w:rPr>
+          <w:rFonts w:ascii="Helvetica" w:hAnsi="Helvetica" w:cstheme="majorHAnsi"/>
+          <w:color w:val="000000" w:themeColor="text1"/>
+          <w:sz w:val="21"/>
+          <w:szCs w:val="21"/>
+          <w:lang w:eastAsia="zh-CN"/>
+        </w:rPr>
+        <w:t xml:space="preserve"> (TCSVT) </w:t>
       </w:r>
       <w:r>
         <w:rPr>
@@ -3740,7 +3993,29 @@
           <w:u w:val="single"/>
           <w:lang w:eastAsia="zh-CN"/>
         </w:rPr>
-        <w:t>4 reviews</w:t>
+        <w:t>2</w:t>
+      </w:r>
+      <w:r>
+        <w:rPr>
+          <w:rFonts w:ascii="Helvetica" w:hAnsi="Helvetica" w:cstheme="majorHAnsi"/>
+          <w:color w:val="000000" w:themeColor="text1"/>
+          <w:sz w:val="21"/>
+          <w:szCs w:val="21"/>
+          <w:u w:val="single"/>
+          <w:lang w:eastAsia="zh-CN"/>
+        </w:rPr>
+        <w:t>8</w:t>
+      </w:r>
+      <w:r>
+        <w:rPr>
+          <w:rFonts w:ascii="Helvetica" w:hAnsi="Helvetica" w:cstheme="majorHAnsi"/>
+          <w:color w:val="000000" w:themeColor="text1"/>
+          <w:sz w:val="21"/>
+          <w:szCs w:val="21"/>
+          <w:u w:val="single"/>
+          <w:lang w:eastAsia="zh-CN"/>
+        </w:rPr>
+        <w:t xml:space="preserve"> reviews</w:t>
       </w:r>
     </w:p>
     <w:p>
@@ -3768,7 +4043,7 @@
           <w:szCs w:val="21"/>
           <w:lang w:eastAsia="zh-CN"/>
         </w:rPr>
-        <w:t xml:space="preserve">IEEE Transactions on Cybernetics </w:t>
+        <w:t xml:space="preserve">IEEE Canadian Journal of Electrical and Computer Engineering (CJECE) </w:t>
       </w:r>
       <w:r>
         <w:rPr>
@@ -3776,7 +4051,7 @@
           <w:color w:val="000000" w:themeColor="text1"/>
           <w:sz w:val="21"/>
           <w:szCs w:val="21"/>
-          <w:lang w:val="en-CA" w:eastAsia="zh-CN"/>
+          <w:lang w:eastAsia="zh-CN"/>
         </w:rPr>
         <w:tab/>
       </w:r>
@@ -3786,62 +4061,12 @@
           <w:color w:val="000000" w:themeColor="text1"/>
           <w:sz w:val="21"/>
           <w:szCs w:val="21"/>
-          <w:lang w:val="en-CA" w:eastAsia="zh-CN"/>
+          <w:lang w:eastAsia="zh-CN"/>
         </w:rPr>
         <w:tab/>
       </w:r>
       <w:r>
         <w:rPr>
-          <w:rFonts w:ascii="Helvetica" w:hAnsi="Helvetica" w:cs="Times New Roman"/>
-          <w:color w:val="000000" w:themeColor="text1"/>
-          <w:sz w:val="21"/>
-          <w:szCs w:val="21"/>
-          <w:lang w:val="en-CA" w:eastAsia="zh-CN"/>
-        </w:rPr>
-        <w:tab/>
-      </w:r>
-      <w:r>
-        <w:rPr>
-          <w:rFonts w:ascii="Helvetica" w:hAnsi="Helvetica" w:cs="Times New Roman"/>
-          <w:color w:val="000000" w:themeColor="text1"/>
-          <w:sz w:val="21"/>
-          <w:szCs w:val="21"/>
-          <w:lang w:val="en-CA" w:eastAsia="zh-CN"/>
-        </w:rPr>
-        <w:tab/>
-      </w:r>
-      <w:r>
-        <w:rPr>
-          <w:rFonts w:ascii="Helvetica" w:hAnsi="Helvetica" w:cs="Times New Roman"/>
-          <w:color w:val="000000" w:themeColor="text1"/>
-          <w:sz w:val="21"/>
-          <w:szCs w:val="21"/>
-          <w:lang w:val="en-CA" w:eastAsia="zh-CN"/>
-        </w:rPr>
-        <w:tab/>
-      </w:r>
-      <w:r>
-        <w:rPr>
-          <w:rFonts w:ascii="Helvetica" w:hAnsi="Helvetica" w:cs="Times New Roman"/>
-          <w:color w:val="000000" w:themeColor="text1"/>
-          <w:sz w:val="21"/>
-          <w:szCs w:val="21"/>
-          <w:lang w:val="en-CA" w:eastAsia="zh-CN"/>
-        </w:rPr>
-        <w:tab/>
-      </w:r>
-      <w:r>
-        <w:rPr>
-          <w:rFonts w:ascii="Helvetica" w:hAnsi="Helvetica" w:cs="Times New Roman"/>
-          <w:color w:val="000000" w:themeColor="text1"/>
-          <w:sz w:val="21"/>
-          <w:szCs w:val="21"/>
-          <w:lang w:val="en-CA" w:eastAsia="zh-CN"/>
-        </w:rPr>
-        <w:tab/>
-      </w:r>
-      <w:r>
-        <w:rPr>
           <w:rFonts w:ascii="Helvetica" w:hAnsi="Helvetica" w:cstheme="majorHAnsi"/>
           <w:color w:val="000000" w:themeColor="text1"/>
           <w:sz w:val="21"/>
@@ -3849,7 +4074,7 @@
           <w:u w:val="single"/>
           <w:lang w:eastAsia="zh-CN"/>
         </w:rPr>
-        <w:t>1 review</w:t>
+        <w:t>4 reviews</w:t>
       </w:r>
     </w:p>
     <w:p>
@@ -3877,50 +4102,80 @@
           <w:szCs w:val="21"/>
           <w:lang w:eastAsia="zh-CN"/>
         </w:rPr>
-        <w:t xml:space="preserve">ACM </w:t>
-      </w:r>
-      <w:r>
-        <w:rPr>
-          <w:rFonts w:ascii="Helvetica" w:hAnsi="Helvetica" w:cstheme="majorHAnsi"/>
-          <w:color w:val="000000" w:themeColor="text1"/>
-          <w:sz w:val="21"/>
-          <w:szCs w:val="21"/>
-          <w:lang w:eastAsia="zh-CN"/>
-        </w:rPr>
-        <w:t>Trans.</w:t>
-      </w:r>
-      <w:r>
-        <w:rPr>
-          <w:rFonts w:ascii="Helvetica" w:hAnsi="Helvetica" w:cstheme="majorHAnsi"/>
-          <w:color w:val="000000" w:themeColor="text1"/>
-          <w:sz w:val="21"/>
-          <w:szCs w:val="21"/>
-          <w:lang w:eastAsia="zh-CN"/>
-        </w:rPr>
-        <w:t xml:space="preserve"> on Multimedia Computing, Communications, and Application</w:t>
-      </w:r>
-      <w:r>
-        <w:rPr>
-          <w:rFonts w:ascii="Helvetica" w:hAnsi="Helvetica" w:cstheme="majorHAnsi"/>
-          <w:color w:val="000000" w:themeColor="text1"/>
-          <w:sz w:val="21"/>
-          <w:szCs w:val="21"/>
-          <w:lang w:eastAsia="zh-CN"/>
-        </w:rPr>
-        <w:t xml:space="preserve"> (TOMM)</w:t>
-      </w:r>
-      <w:r>
-        <w:rPr>
-          <w:rFonts w:ascii="Helvetica" w:hAnsi="Helvetica" w:cstheme="majorHAnsi"/>
-          <w:color w:val="000000" w:themeColor="text1"/>
-          <w:sz w:val="21"/>
-          <w:szCs w:val="21"/>
-          <w:lang w:eastAsia="zh-CN"/>
+        <w:t xml:space="preserve">IEEE Transactions on Cybernetics </w:t>
+      </w:r>
+      <w:r>
+        <w:rPr>
+          <w:rFonts w:ascii="Helvetica" w:hAnsi="Helvetica" w:cs="Times New Roman"/>
+          <w:color w:val="000000" w:themeColor="text1"/>
+          <w:sz w:val="21"/>
+          <w:szCs w:val="21"/>
+          <w:lang w:val="en-CA" w:eastAsia="zh-CN"/>
         </w:rPr>
         <w:tab/>
       </w:r>
       <w:r>
         <w:rPr>
+          <w:rFonts w:ascii="Helvetica" w:hAnsi="Helvetica" w:cs="Times New Roman"/>
+          <w:color w:val="000000" w:themeColor="text1"/>
+          <w:sz w:val="21"/>
+          <w:szCs w:val="21"/>
+          <w:lang w:val="en-CA" w:eastAsia="zh-CN"/>
+        </w:rPr>
+        <w:tab/>
+      </w:r>
+      <w:r>
+        <w:rPr>
+          <w:rFonts w:ascii="Helvetica" w:hAnsi="Helvetica" w:cs="Times New Roman"/>
+          <w:color w:val="000000" w:themeColor="text1"/>
+          <w:sz w:val="21"/>
+          <w:szCs w:val="21"/>
+          <w:lang w:val="en-CA" w:eastAsia="zh-CN"/>
+        </w:rPr>
+        <w:tab/>
+      </w:r>
+      <w:r>
+        <w:rPr>
+          <w:rFonts w:ascii="Helvetica" w:hAnsi="Helvetica" w:cs="Times New Roman"/>
+          <w:color w:val="000000" w:themeColor="text1"/>
+          <w:sz w:val="21"/>
+          <w:szCs w:val="21"/>
+          <w:lang w:val="en-CA" w:eastAsia="zh-CN"/>
+        </w:rPr>
+        <w:tab/>
+      </w:r>
+      <w:r>
+        <w:rPr>
+          <w:rFonts w:ascii="Helvetica" w:hAnsi="Helvetica" w:cs="Times New Roman"/>
+          <w:color w:val="000000" w:themeColor="text1"/>
+          <w:sz w:val="21"/>
+          <w:szCs w:val="21"/>
+          <w:lang w:val="en-CA" w:eastAsia="zh-CN"/>
+        </w:rPr>
+        <w:tab/>
+      </w:r>
+      <w:r>
+        <w:rPr>
+          <w:rFonts w:ascii="Helvetica" w:hAnsi="Helvetica" w:cs="Times New Roman"/>
+          <w:color w:val="000000" w:themeColor="text1"/>
+          <w:sz w:val="21"/>
+          <w:szCs w:val="21"/>
+          <w:lang w:val="en-CA" w:eastAsia="zh-CN"/>
+        </w:rPr>
+        <w:tab/>
+      </w:r>
+      <w:r>
+        <w:rPr>
+          <w:rFonts w:ascii="Helvetica" w:hAnsi="Helvetica" w:cs="Times New Roman"/>
+          <w:color w:val="000000" w:themeColor="text1"/>
+          <w:sz w:val="21"/>
+          <w:szCs w:val="21"/>
+          <w:lang w:val="en-CA" w:eastAsia="zh-CN"/>
+        </w:rPr>
+        <w:tab/>
+      </w:r>
+      <w:r>
+        <w:rPr>
           <w:rFonts w:ascii="Helvetica" w:hAnsi="Helvetica" w:cstheme="majorHAnsi"/>
           <w:color w:val="000000" w:themeColor="text1"/>
           <w:sz w:val="21"/>
@@ -3928,29 +4183,7 @@
           <w:u w:val="single"/>
           <w:lang w:eastAsia="zh-CN"/>
         </w:rPr>
-        <w:t>3</w:t>
-      </w:r>
-      <w:r>
-        <w:rPr>
-          <w:rFonts w:ascii="Helvetica" w:hAnsi="Helvetica" w:cstheme="majorHAnsi"/>
-          <w:color w:val="000000" w:themeColor="text1"/>
-          <w:sz w:val="21"/>
-          <w:szCs w:val="21"/>
-          <w:u w:val="single"/>
-          <w:lang w:eastAsia="zh-CN"/>
-        </w:rPr>
-        <w:t xml:space="preserve"> review</w:t>
-      </w:r>
-      <w:r>
-        <w:rPr>
-          <w:rFonts w:ascii="Helvetica" w:hAnsi="Helvetica" w:cstheme="majorHAnsi"/>
-          <w:color w:val="000000" w:themeColor="text1"/>
-          <w:sz w:val="21"/>
-          <w:szCs w:val="21"/>
-          <w:u w:val="single"/>
-          <w:lang w:eastAsia="zh-CN"/>
-        </w:rPr>
-        <w:t>s</w:t>
+        <w:t>1 review</w:t>
       </w:r>
     </w:p>
     <w:p>
@@ -3978,17 +4211,37 @@
           <w:szCs w:val="21"/>
           <w:lang w:eastAsia="zh-CN"/>
         </w:rPr>
-        <w:t>Elsevier Neurocomputing</w:t>
-      </w:r>
-      <w:r>
-        <w:rPr>
-          <w:rFonts w:ascii="Helvetica" w:hAnsi="Helvetica" w:cstheme="majorHAnsi"/>
-          <w:color w:val="000000" w:themeColor="text1"/>
-          <w:sz w:val="21"/>
-          <w:szCs w:val="21"/>
-          <w:lang w:eastAsia="zh-CN"/>
-        </w:rPr>
-        <w:t xml:space="preserve"> </w:t>
+        <w:t xml:space="preserve">ACM </w:t>
+      </w:r>
+      <w:r>
+        <w:rPr>
+          <w:rFonts w:ascii="Helvetica" w:hAnsi="Helvetica" w:cstheme="majorHAnsi"/>
+          <w:color w:val="000000" w:themeColor="text1"/>
+          <w:sz w:val="21"/>
+          <w:szCs w:val="21"/>
+          <w:lang w:eastAsia="zh-CN"/>
+        </w:rPr>
+        <w:t>Trans.</w:t>
+      </w:r>
+      <w:r>
+        <w:rPr>
+          <w:rFonts w:ascii="Helvetica" w:hAnsi="Helvetica" w:cstheme="majorHAnsi"/>
+          <w:color w:val="000000" w:themeColor="text1"/>
+          <w:sz w:val="21"/>
+          <w:szCs w:val="21"/>
+          <w:lang w:eastAsia="zh-CN"/>
+        </w:rPr>
+        <w:t xml:space="preserve"> on Multimedia Computing, Communications, and Application</w:t>
+      </w:r>
+      <w:r>
+        <w:rPr>
+          <w:rFonts w:ascii="Helvetica" w:hAnsi="Helvetica" w:cstheme="majorHAnsi"/>
+          <w:color w:val="000000" w:themeColor="text1"/>
+          <w:sz w:val="21"/>
+          <w:szCs w:val="21"/>
+          <w:lang w:eastAsia="zh-CN"/>
+        </w:rPr>
+        <w:t xml:space="preserve"> (TOMM)</w:t>
       </w:r>
       <w:r>
         <w:rPr>
@@ -4006,80 +4259,32 @@
           <w:color w:val="000000" w:themeColor="text1"/>
           <w:sz w:val="21"/>
           <w:szCs w:val="21"/>
-          <w:lang w:eastAsia="zh-CN"/>
-        </w:rPr>
-        <w:tab/>
-      </w:r>
-      <w:r>
-        <w:rPr>
-          <w:rFonts w:ascii="Helvetica" w:hAnsi="Helvetica" w:cstheme="majorHAnsi"/>
-          <w:color w:val="000000" w:themeColor="text1"/>
-          <w:sz w:val="21"/>
-          <w:szCs w:val="21"/>
-          <w:lang w:eastAsia="zh-CN"/>
-        </w:rPr>
-        <w:tab/>
-      </w:r>
-      <w:r>
-        <w:rPr>
-          <w:rFonts w:ascii="Helvetica" w:hAnsi="Helvetica" w:cstheme="majorHAnsi"/>
-          <w:color w:val="000000" w:themeColor="text1"/>
-          <w:sz w:val="21"/>
-          <w:szCs w:val="21"/>
-          <w:lang w:eastAsia="zh-CN"/>
-        </w:rPr>
-        <w:tab/>
-      </w:r>
-      <w:r>
-        <w:rPr>
-          <w:rFonts w:ascii="Helvetica" w:hAnsi="Helvetica" w:cstheme="majorHAnsi"/>
-          <w:color w:val="000000" w:themeColor="text1"/>
-          <w:sz w:val="21"/>
-          <w:szCs w:val="21"/>
-          <w:lang w:eastAsia="zh-CN"/>
-        </w:rPr>
-        <w:tab/>
-      </w:r>
-      <w:r>
-        <w:rPr>
-          <w:rFonts w:ascii="Helvetica" w:hAnsi="Helvetica" w:cstheme="majorHAnsi"/>
-          <w:color w:val="000000" w:themeColor="text1"/>
-          <w:sz w:val="21"/>
-          <w:szCs w:val="21"/>
-          <w:lang w:eastAsia="zh-CN"/>
-        </w:rPr>
-        <w:tab/>
-      </w:r>
-      <w:r>
-        <w:rPr>
-          <w:rFonts w:ascii="Helvetica" w:hAnsi="Helvetica" w:cstheme="majorHAnsi"/>
-          <w:color w:val="000000" w:themeColor="text1"/>
-          <w:sz w:val="21"/>
-          <w:szCs w:val="21"/>
-          <w:lang w:eastAsia="zh-CN"/>
-        </w:rPr>
-        <w:tab/>
-      </w:r>
-      <w:r>
-        <w:rPr>
-          <w:rFonts w:ascii="Helvetica" w:hAnsi="Helvetica" w:cstheme="majorHAnsi"/>
-          <w:color w:val="000000" w:themeColor="text1"/>
-          <w:sz w:val="21"/>
-          <w:szCs w:val="21"/>
-          <w:lang w:eastAsia="zh-CN"/>
-        </w:rPr>
-        <w:tab/>
-      </w:r>
-      <w:r>
-        <w:rPr>
-          <w:rFonts w:ascii="Helvetica" w:hAnsi="Helvetica" w:cstheme="majorHAnsi"/>
-          <w:color w:val="000000" w:themeColor="text1"/>
-          <w:sz w:val="21"/>
-          <w:szCs w:val="21"/>
           <w:u w:val="single"/>
           <w:lang w:eastAsia="zh-CN"/>
         </w:rPr>
-        <w:t>13 reviews</w:t>
+        <w:t>3</w:t>
+      </w:r>
+      <w:r>
+        <w:rPr>
+          <w:rFonts w:ascii="Helvetica" w:hAnsi="Helvetica" w:cstheme="majorHAnsi"/>
+          <w:color w:val="000000" w:themeColor="text1"/>
+          <w:sz w:val="21"/>
+          <w:szCs w:val="21"/>
+          <w:u w:val="single"/>
+          <w:lang w:eastAsia="zh-CN"/>
+        </w:rPr>
+        <w:t xml:space="preserve"> review</w:t>
+      </w:r>
+      <w:r>
+        <w:rPr>
+          <w:rFonts w:ascii="Helvetica" w:hAnsi="Helvetica" w:cstheme="majorHAnsi"/>
+          <w:color w:val="000000" w:themeColor="text1"/>
+          <w:sz w:val="21"/>
+          <w:szCs w:val="21"/>
+          <w:u w:val="single"/>
+          <w:lang w:eastAsia="zh-CN"/>
+        </w:rPr>
+        <w:t>s</w:t>
       </w:r>
     </w:p>
     <w:p>
@@ -4107,55 +4312,65 @@
           <w:szCs w:val="21"/>
           <w:lang w:eastAsia="zh-CN"/>
         </w:rPr>
-        <w:t xml:space="preserve">Springer Neural Computing and Applications </w:t>
-      </w:r>
-      <w:r>
-        <w:rPr>
-          <w:rFonts w:ascii="Helvetica" w:hAnsi="Helvetica" w:cs="Times New Roman"/>
-          <w:color w:val="000000" w:themeColor="text1"/>
-          <w:sz w:val="21"/>
-          <w:szCs w:val="21"/>
-          <w:lang w:val="en-CA" w:eastAsia="zh-CN"/>
+        <w:t>Elsevier Neurocomputing</w:t>
+      </w:r>
+      <w:r>
+        <w:rPr>
+          <w:rFonts w:ascii="Helvetica" w:hAnsi="Helvetica" w:cstheme="majorHAnsi"/>
+          <w:color w:val="000000" w:themeColor="text1"/>
+          <w:sz w:val="21"/>
+          <w:szCs w:val="21"/>
+          <w:lang w:eastAsia="zh-CN"/>
+        </w:rPr>
+        <w:t xml:space="preserve"> </w:t>
+      </w:r>
+      <w:r>
+        <w:rPr>
+          <w:rFonts w:ascii="Helvetica" w:hAnsi="Helvetica" w:cstheme="majorHAnsi"/>
+          <w:color w:val="000000" w:themeColor="text1"/>
+          <w:sz w:val="21"/>
+          <w:szCs w:val="21"/>
+          <w:lang w:eastAsia="zh-CN"/>
         </w:rPr>
         <w:tab/>
       </w:r>
       <w:r>
         <w:rPr>
-          <w:rFonts w:ascii="Helvetica" w:hAnsi="Helvetica" w:cs="Times New Roman"/>
-          <w:color w:val="000000" w:themeColor="text1"/>
-          <w:sz w:val="21"/>
-          <w:szCs w:val="21"/>
-          <w:lang w:val="en-CA" w:eastAsia="zh-CN"/>
+          <w:rFonts w:ascii="Helvetica" w:hAnsi="Helvetica" w:cstheme="majorHAnsi"/>
+          <w:color w:val="000000" w:themeColor="text1"/>
+          <w:sz w:val="21"/>
+          <w:szCs w:val="21"/>
+          <w:lang w:eastAsia="zh-CN"/>
         </w:rPr>
         <w:tab/>
       </w:r>
       <w:r>
         <w:rPr>
-          <w:rFonts w:ascii="Helvetica" w:hAnsi="Helvetica" w:cs="Times New Roman"/>
-          <w:color w:val="000000" w:themeColor="text1"/>
-          <w:sz w:val="21"/>
-          <w:szCs w:val="21"/>
-          <w:lang w:val="en-CA" w:eastAsia="zh-CN"/>
+          <w:rFonts w:ascii="Helvetica" w:hAnsi="Helvetica" w:cstheme="majorHAnsi"/>
+          <w:color w:val="000000" w:themeColor="text1"/>
+          <w:sz w:val="21"/>
+          <w:szCs w:val="21"/>
+          <w:lang w:eastAsia="zh-CN"/>
         </w:rPr>
         <w:tab/>
       </w:r>
       <w:r>
         <w:rPr>
-          <w:rFonts w:ascii="Helvetica" w:hAnsi="Helvetica" w:cs="Times New Roman"/>
-          <w:color w:val="000000" w:themeColor="text1"/>
-          <w:sz w:val="21"/>
-          <w:szCs w:val="21"/>
-          <w:lang w:val="en-CA" w:eastAsia="zh-CN"/>
+          <w:rFonts w:ascii="Helvetica" w:hAnsi="Helvetica" w:cstheme="majorHAnsi"/>
+          <w:color w:val="000000" w:themeColor="text1"/>
+          <w:sz w:val="21"/>
+          <w:szCs w:val="21"/>
+          <w:lang w:eastAsia="zh-CN"/>
         </w:rPr>
         <w:tab/>
       </w:r>
       <w:r>
         <w:rPr>
-          <w:rFonts w:ascii="Helvetica" w:hAnsi="Helvetica" w:cs="Times New Roman"/>
-          <w:color w:val="000000" w:themeColor="text1"/>
-          <w:sz w:val="21"/>
-          <w:szCs w:val="21"/>
-          <w:lang w:val="en-CA" w:eastAsia="zh-CN"/>
+          <w:rFonts w:ascii="Helvetica" w:hAnsi="Helvetica" w:cstheme="majorHAnsi"/>
+          <w:color w:val="000000" w:themeColor="text1"/>
+          <w:sz w:val="21"/>
+          <w:szCs w:val="21"/>
+          <w:lang w:eastAsia="zh-CN"/>
         </w:rPr>
         <w:tab/>
       </w:r>
@@ -4165,64 +4380,40 @@
           <w:color w:val="000000" w:themeColor="text1"/>
           <w:sz w:val="21"/>
           <w:szCs w:val="21"/>
+          <w:lang w:eastAsia="zh-CN"/>
+        </w:rPr>
+        <w:tab/>
+      </w:r>
+      <w:r>
+        <w:rPr>
+          <w:rFonts w:ascii="Helvetica" w:hAnsi="Helvetica" w:cstheme="majorHAnsi"/>
+          <w:color w:val="000000" w:themeColor="text1"/>
+          <w:sz w:val="21"/>
+          <w:szCs w:val="21"/>
+          <w:lang w:eastAsia="zh-CN"/>
+        </w:rPr>
+        <w:tab/>
+      </w:r>
+      <w:r>
+        <w:rPr>
+          <w:rFonts w:ascii="Helvetica" w:hAnsi="Helvetica" w:cstheme="majorHAnsi"/>
+          <w:color w:val="000000" w:themeColor="text1"/>
+          <w:sz w:val="21"/>
+          <w:szCs w:val="21"/>
+          <w:lang w:eastAsia="zh-CN"/>
+        </w:rPr>
+        <w:tab/>
+      </w:r>
+      <w:r>
+        <w:rPr>
+          <w:rFonts w:ascii="Helvetica" w:hAnsi="Helvetica" w:cstheme="majorHAnsi"/>
+          <w:color w:val="000000" w:themeColor="text1"/>
+          <w:sz w:val="21"/>
+          <w:szCs w:val="21"/>
           <w:u w:val="single"/>
           <w:lang w:eastAsia="zh-CN"/>
         </w:rPr>
-        <w:t>1 review</w:t>
-      </w:r>
-    </w:p>
-    <w:p>
-      <w:pPr>
-        <w:pStyle w:val="ListParagraph"/>
-        <w:spacing w:before="120"/>
-        <w:ind w:left="0"/>
-        <w:rPr>
-          <w:rFonts w:ascii="Helvetica" w:hAnsi="Helvetica" w:cstheme="majorHAnsi"/>
-          <w:color w:val="2F5496" w:themeColor="accent1" w:themeShade="BF"/>
-          <w:sz w:val="6"/>
-          <w:szCs w:val="6"/>
-          <w:lang w:eastAsia="zh-CN"/>
-        </w:rPr>
-      </w:pPr>
-    </w:p>
-    <w:p>
-      <w:pPr>
-        <w:pStyle w:val="ListParagraph"/>
-        <w:spacing w:before="120"/>
-        <w:ind w:left="0"/>
-        <w:rPr>
-          <w:rFonts w:ascii="Helvetica" w:hAnsi="Helvetica" w:cstheme="majorHAnsi"/>
-          <w:b/>
-          <w:bCs/>
-          <w:color w:val="2E74B5" w:themeColor="accent5" w:themeShade="BF"/>
-          <w:sz w:val="24"/>
-          <w:szCs w:val="24"/>
-          <w:lang w:eastAsia="zh-CN"/>
-        </w:rPr>
-      </w:pPr>
-      <w:r>
-        <w:rPr>
-          <w:rFonts w:ascii="Helvetica" w:hAnsi="Helvetica" w:cstheme="majorHAnsi"/>
-          <w:b/>
-          <w:bCs/>
-          <w:color w:val="2E74B5" w:themeColor="accent5" w:themeShade="BF"/>
-          <w:sz w:val="24"/>
-          <w:szCs w:val="24"/>
-          <w:lang w:eastAsia="zh-CN"/>
-        </w:rPr>
-        <w:t xml:space="preserve">Conference </w:t>
-      </w:r>
-      <w:r>
-        <w:rPr>
-          <w:rFonts w:ascii="Helvetica" w:hAnsi="Helvetica" w:cstheme="majorHAnsi"/>
-          <w:b/>
-          <w:bCs/>
-          <w:color w:val="2E74B5" w:themeColor="accent5" w:themeShade="BF"/>
-          <w:sz w:val="24"/>
-          <w:szCs w:val="24"/>
-          <w:lang w:eastAsia="zh-CN"/>
-        </w:rPr>
-        <w:t>Reviewing</w:t>
+        <w:t>13 reviews</w:t>
       </w:r>
     </w:p>
     <w:p>
@@ -4250,7 +4441,122 @@
           <w:szCs w:val="21"/>
           <w:lang w:eastAsia="zh-CN"/>
         </w:rPr>
-        <w:t>(2026) NeurIPS 2026</w:t>
+        <w:t xml:space="preserve">Springer Neural Computing and Applications </w:t>
+      </w:r>
+      <w:r>
+        <w:rPr>
+          <w:rFonts w:ascii="Helvetica" w:hAnsi="Helvetica" w:cs="Times New Roman"/>
+          <w:color w:val="000000" w:themeColor="text1"/>
+          <w:sz w:val="21"/>
+          <w:szCs w:val="21"/>
+          <w:lang w:val="en-CA" w:eastAsia="zh-CN"/>
+        </w:rPr>
+        <w:tab/>
+      </w:r>
+      <w:r>
+        <w:rPr>
+          <w:rFonts w:ascii="Helvetica" w:hAnsi="Helvetica" w:cs="Times New Roman"/>
+          <w:color w:val="000000" w:themeColor="text1"/>
+          <w:sz w:val="21"/>
+          <w:szCs w:val="21"/>
+          <w:lang w:val="en-CA" w:eastAsia="zh-CN"/>
+        </w:rPr>
+        <w:tab/>
+      </w:r>
+      <w:r>
+        <w:rPr>
+          <w:rFonts w:ascii="Helvetica" w:hAnsi="Helvetica" w:cs="Times New Roman"/>
+          <w:color w:val="000000" w:themeColor="text1"/>
+          <w:sz w:val="21"/>
+          <w:szCs w:val="21"/>
+          <w:lang w:val="en-CA" w:eastAsia="zh-CN"/>
+        </w:rPr>
+        <w:tab/>
+      </w:r>
+      <w:r>
+        <w:rPr>
+          <w:rFonts w:ascii="Helvetica" w:hAnsi="Helvetica" w:cs="Times New Roman"/>
+          <w:color w:val="000000" w:themeColor="text1"/>
+          <w:sz w:val="21"/>
+          <w:szCs w:val="21"/>
+          <w:lang w:val="en-CA" w:eastAsia="zh-CN"/>
+        </w:rPr>
+        <w:tab/>
+      </w:r>
+      <w:r>
+        <w:rPr>
+          <w:rFonts w:ascii="Helvetica" w:hAnsi="Helvetica" w:cs="Times New Roman"/>
+          <w:color w:val="000000" w:themeColor="text1"/>
+          <w:sz w:val="21"/>
+          <w:szCs w:val="21"/>
+          <w:lang w:val="en-CA" w:eastAsia="zh-CN"/>
+        </w:rPr>
+        <w:tab/>
+      </w:r>
+      <w:r>
+        <w:rPr>
+          <w:rFonts w:ascii="Helvetica" w:hAnsi="Helvetica" w:cstheme="majorHAnsi"/>
+          <w:color w:val="000000" w:themeColor="text1"/>
+          <w:sz w:val="21"/>
+          <w:szCs w:val="21"/>
+          <w:u w:val="single"/>
+          <w:lang w:eastAsia="zh-CN"/>
+        </w:rPr>
+        <w:t>1 review</w:t>
+      </w:r>
+    </w:p>
+    <w:p>
+      <w:pPr>
+        <w:pStyle w:val="ListParagraph"/>
+        <w:spacing w:before="120"/>
+        <w:ind w:left="0"/>
+        <w:rPr>
+          <w:rFonts w:ascii="Helvetica" w:hAnsi="Helvetica" w:cstheme="majorHAnsi"/>
+          <w:color w:val="2F5496" w:themeColor="accent1" w:themeShade="BF"/>
+          <w:sz w:val="6"/>
+          <w:szCs w:val="6"/>
+          <w:lang w:eastAsia="zh-CN"/>
+        </w:rPr>
+      </w:pPr>
+    </w:p>
+    <w:p>
+      <w:pPr>
+        <w:pStyle w:val="ListParagraph"/>
+        <w:spacing w:before="120"/>
+        <w:ind w:left="0"/>
+        <w:rPr>
+          <w:rFonts w:ascii="Helvetica" w:hAnsi="Helvetica" w:cstheme="majorHAnsi"/>
+          <w:b/>
+          <w:bCs/>
+          <w:color w:val="2E74B5" w:themeColor="accent5" w:themeShade="BF"/>
+          <w:sz w:val="24"/>
+          <w:szCs w:val="24"/>
+          <w:lang w:eastAsia="zh-CN"/>
+        </w:rPr>
+      </w:pPr>
+      <w:r>
+        <w:rPr>
+          <w:rFonts w:ascii="Helvetica" w:hAnsi="Helvetica" w:cstheme="majorHAnsi"/>
+          <w:b/>
+          <w:bCs/>
+          <w:color w:val="2E74B5" w:themeColor="accent5" w:themeShade="BF"/>
+          <w:sz w:val="24"/>
+          <w:szCs w:val="24"/>
+          <w:lang w:eastAsia="zh-CN"/>
+        </w:rPr>
+        <w:t xml:space="preserve">Conference </w:t>
+      </w:r>
+      <w:r>
+        <w:rPr>
+          <w:rFonts w:ascii="Helvetica" w:hAnsi="Helvetica" w:cstheme="majorHAnsi"/>
+          <w:b/>
+          <w:bCs/>
+          <w:color w:val="2E74B5" w:themeColor="accent5" w:themeShade="BF"/>
+          <w:sz w:val="24"/>
+          <w:szCs w:val="24"/>
+          <w:lang w:eastAsia="zh-CN"/>
+        </w:rPr>
+        <w:t>Reviewing</w:t>
       </w:r>
     </w:p>
     <w:p>
@@ -4263,22 +4569,52 @@
         <w:spacing w:after="160" w:line="276" w:lineRule="auto"/>
         <w:ind w:left="142" w:hanging="142"/>
         <w:rPr>
-          <w:rFonts w:ascii="Helvetica" w:hAnsi="Helvetica" w:cstheme="majorHAnsi"/>
-          <w:color w:val="000000" w:themeColor="text1"/>
-          <w:sz w:val="21"/>
-          <w:szCs w:val="21"/>
-          <w:lang w:eastAsia="zh-CN"/>
-        </w:rPr>
-      </w:pPr>
-      <w:r>
-        <w:rPr>
-          <w:rFonts w:ascii="Helvetica" w:hAnsi="Helvetica" w:cstheme="majorHAnsi"/>
-          <w:color w:val="000000" w:themeColor="text1"/>
-          <w:sz w:val="21"/>
-          <w:szCs w:val="21"/>
-          <w:lang w:eastAsia="zh-CN"/>
-        </w:rPr>
-        <w:t>(2026) CVPR 2026</w:t>
+          <w:rFonts w:ascii="Helvetica" w:hAnsi="Helvetica" w:cstheme="majorHAnsi" w:hint="eastAsia"/>
+          <w:color w:val="000000" w:themeColor="text1"/>
+          <w:sz w:val="21"/>
+          <w:szCs w:val="21"/>
+          <w:lang w:eastAsia="zh-CN"/>
+        </w:rPr>
+      </w:pPr>
+      <w:r>
+        <w:rPr>
+          <w:rFonts w:ascii="Helvetica" w:hAnsi="Helvetica" w:cstheme="majorHAnsi"/>
+          <w:color w:val="000000" w:themeColor="text1"/>
+          <w:sz w:val="21"/>
+          <w:szCs w:val="21"/>
+          <w:lang w:eastAsia="zh-CN"/>
+        </w:rPr>
+        <w:t xml:space="preserve">(2026) </w:t>
+      </w:r>
+      <w:r>
+        <w:rPr>
+          <w:rFonts w:ascii="Helvetica" w:hAnsi="Helvetica" w:cstheme="majorHAnsi" w:hint="eastAsia"/>
+          <w:color w:val="000000" w:themeColor="text1"/>
+          <w:sz w:val="21"/>
+          <w:szCs w:val="21"/>
+          <w:lang w:eastAsia="zh-CN"/>
+        </w:rPr>
+        <w:t xml:space="preserve">AAAI </w:t>
+      </w:r>
+      <w:r>
+        <w:rPr>
+          <w:rFonts w:ascii="Helvetica" w:hAnsi="Helvetica" w:cstheme="majorHAnsi"/>
+          <w:color w:val="000000" w:themeColor="text1"/>
+          <w:sz w:val="21"/>
+          <w:szCs w:val="21"/>
+          <w:lang w:eastAsia="zh-CN"/>
+        </w:rPr>
+        <w:t>202</w:t>
+      </w:r>
+      <w:r>
+        <w:rPr>
+          <w:rFonts w:ascii="Helvetica" w:hAnsi="Helvetica" w:cstheme="majorHAnsi" w:hint="eastAsia"/>
+          <w:color w:val="000000" w:themeColor="text1"/>
+          <w:sz w:val="21"/>
+          <w:szCs w:val="21"/>
+          <w:lang w:eastAsia="zh-CN"/>
+        </w:rPr>
+        <w:t>7</w:t>
       </w:r>
     </w:p>
     <w:p>
@@ -4306,67 +4642,7 @@
           <w:szCs w:val="21"/>
           <w:lang w:eastAsia="zh-CN"/>
         </w:rPr>
-        <w:t>(</w:t>
-      </w:r>
-      <w:r>
-        <w:rPr>
-          <w:rFonts w:ascii="Helvetica" w:hAnsi="Helvetica" w:cstheme="majorHAnsi"/>
-          <w:color w:val="000000" w:themeColor="text1"/>
-          <w:sz w:val="21"/>
-          <w:szCs w:val="21"/>
-          <w:lang w:eastAsia="zh-CN"/>
-        </w:rPr>
-        <w:t>2025</w:t>
-      </w:r>
-      <w:r>
-        <w:rPr>
-          <w:rFonts w:ascii="Helvetica" w:hAnsi="Helvetica" w:cstheme="majorHAnsi"/>
-          <w:color w:val="000000" w:themeColor="text1"/>
-          <w:sz w:val="21"/>
-          <w:szCs w:val="21"/>
-          <w:lang w:eastAsia="zh-CN"/>
-        </w:rPr>
-        <w:t>)</w:t>
-      </w:r>
-      <w:r>
-        <w:rPr>
-          <w:rFonts w:ascii="Helvetica" w:hAnsi="Helvetica" w:cstheme="majorHAnsi"/>
-          <w:color w:val="000000" w:themeColor="text1"/>
-          <w:sz w:val="21"/>
-          <w:szCs w:val="21"/>
-          <w:lang w:eastAsia="zh-CN"/>
-        </w:rPr>
-        <w:t xml:space="preserve"> Graphics Interface (GI</w:t>
-      </w:r>
-      <w:r>
-        <w:rPr>
-          <w:rFonts w:ascii="Helvetica" w:hAnsi="Helvetica" w:cstheme="majorHAnsi"/>
-          <w:color w:val="000000" w:themeColor="text1"/>
-          <w:sz w:val="21"/>
-          <w:szCs w:val="21"/>
-          <w:lang w:eastAsia="zh-CN"/>
-        </w:rPr>
-        <w:t xml:space="preserve"> 2025</w:t>
-      </w:r>
-      <w:r>
-        <w:rPr>
-          <w:rFonts w:ascii="Helvetica" w:hAnsi="Helvetica" w:cstheme="majorHAnsi"/>
-          <w:color w:val="000000" w:themeColor="text1"/>
-          <w:sz w:val="21"/>
-          <w:szCs w:val="21"/>
-          <w:lang w:eastAsia="zh-CN"/>
-        </w:rPr>
-        <w:t>)</w:t>
-      </w:r>
-      <w:r>
-        <w:rPr>
-          <w:rFonts w:ascii="Helvetica" w:hAnsi="Helvetica" w:cstheme="majorHAnsi"/>
-          <w:color w:val="000000" w:themeColor="text1"/>
-          <w:sz w:val="21"/>
-          <w:szCs w:val="21"/>
-          <w:lang w:eastAsia="zh-CN"/>
-        </w:rPr>
-        <w:t xml:space="preserve"> Conference</w:t>
+        <w:t>(2026) NeurIPS 2026</w:t>
       </w:r>
     </w:p>
     <w:p>
@@ -4394,67 +4670,7 @@
           <w:szCs w:val="21"/>
           <w:lang w:eastAsia="zh-CN"/>
         </w:rPr>
-        <w:t>(</w:t>
-      </w:r>
-      <w:r>
-        <w:rPr>
-          <w:rFonts w:ascii="Helvetica" w:hAnsi="Helvetica" w:cstheme="majorHAnsi"/>
-          <w:color w:val="000000" w:themeColor="text1"/>
-          <w:sz w:val="21"/>
-          <w:szCs w:val="21"/>
-          <w:lang w:eastAsia="zh-CN"/>
-        </w:rPr>
-        <w:t>2022</w:t>
-      </w:r>
-      <w:r>
-        <w:rPr>
-          <w:rFonts w:ascii="Helvetica" w:hAnsi="Helvetica" w:cstheme="majorHAnsi"/>
-          <w:color w:val="000000" w:themeColor="text1"/>
-          <w:sz w:val="21"/>
-          <w:szCs w:val="21"/>
-          <w:lang w:eastAsia="zh-CN"/>
-        </w:rPr>
-        <w:t>)</w:t>
-      </w:r>
-      <w:r>
-        <w:rPr>
-          <w:rFonts w:ascii="Helvetica" w:hAnsi="Helvetica" w:cstheme="majorHAnsi"/>
-          <w:color w:val="000000" w:themeColor="text1"/>
-          <w:sz w:val="21"/>
-          <w:szCs w:val="21"/>
-          <w:lang w:eastAsia="zh-CN"/>
-        </w:rPr>
-        <w:t xml:space="preserve"> Asian Conference on Computer Vision</w:t>
-      </w:r>
-      <w:r>
-        <w:rPr>
-          <w:rFonts w:ascii="Helvetica" w:hAnsi="Helvetica" w:cstheme="majorHAnsi"/>
-          <w:color w:val="000000" w:themeColor="text1"/>
-          <w:sz w:val="21"/>
-          <w:szCs w:val="21"/>
-          <w:lang w:eastAsia="zh-CN"/>
-        </w:rPr>
-        <w:t xml:space="preserve"> (ACCV</w:t>
-      </w:r>
-      <w:r>
-        <w:rPr>
-          <w:rFonts w:ascii="Helvetica" w:hAnsi="Helvetica" w:cstheme="majorHAnsi"/>
-          <w:color w:val="000000" w:themeColor="text1"/>
-          <w:sz w:val="21"/>
-          <w:szCs w:val="21"/>
-          <w:lang w:eastAsia="zh-CN"/>
-        </w:rPr>
-        <w:t xml:space="preserve"> 2022</w:t>
-      </w:r>
-      <w:r>
-        <w:rPr>
-          <w:rFonts w:ascii="Helvetica" w:hAnsi="Helvetica" w:cstheme="majorHAnsi"/>
-          <w:color w:val="000000" w:themeColor="text1"/>
-          <w:sz w:val="21"/>
-          <w:szCs w:val="21"/>
-          <w:lang w:eastAsia="zh-CN"/>
-        </w:rPr>
-        <w:t>)</w:t>
+        <w:t>(2026) CVPR 2026</w:t>
       </w:r>
     </w:p>
     <w:p>
@@ -4492,47 +4708,7 @@
           <w:szCs w:val="21"/>
           <w:lang w:eastAsia="zh-CN"/>
         </w:rPr>
-        <w:t>2021</w:t>
-      </w:r>
-      <w:r>
-        <w:rPr>
-          <w:rFonts w:ascii="Helvetica" w:hAnsi="Helvetica" w:cstheme="majorHAnsi"/>
-          <w:color w:val="000000" w:themeColor="text1"/>
-          <w:sz w:val="21"/>
-          <w:szCs w:val="21"/>
-          <w:lang w:eastAsia="zh-CN"/>
-        </w:rPr>
-        <w:t xml:space="preserve"> </w:t>
-      </w:r>
-      <w:r>
-        <w:rPr>
-          <w:rFonts w:ascii="Helvetica" w:hAnsi="Helvetica" w:cstheme="majorHAnsi"/>
-          <w:color w:val="000000" w:themeColor="text1"/>
-          <w:sz w:val="21"/>
-          <w:szCs w:val="21"/>
-          <w:lang w:eastAsia="zh-CN"/>
-        </w:rPr>
-        <w:t>to</w:t>
-      </w:r>
-      <w:r>
-        <w:rPr>
-          <w:rFonts w:ascii="Helvetica" w:hAnsi="Helvetica" w:cstheme="majorHAnsi"/>
-          <w:color w:val="000000" w:themeColor="text1"/>
-          <w:sz w:val="21"/>
-          <w:szCs w:val="21"/>
-          <w:lang w:eastAsia="zh-CN"/>
-        </w:rPr>
-        <w:t xml:space="preserve"> 2023</w:t>
-      </w:r>
-      <w:r>
-        <w:rPr>
-          <w:rFonts w:ascii="Helvetica" w:hAnsi="Helvetica" w:cstheme="majorHAnsi"/>
-          <w:color w:val="000000" w:themeColor="text1"/>
-          <w:sz w:val="21"/>
-          <w:szCs w:val="21"/>
-          <w:lang w:eastAsia="zh-CN"/>
-        </w:rPr>
-        <w:t>, &amp; 2025</w:t>
+        <w:t>2025</w:t>
       </w:r>
       <w:r>
         <w:rPr>
@@ -4552,17 +4728,37 @@
           <w:szCs w:val="21"/>
           <w:lang w:eastAsia="zh-CN"/>
         </w:rPr>
-        <w:t xml:space="preserve"> IEEE International Conference on Image Processing</w:t>
-      </w:r>
-      <w:r>
-        <w:rPr>
-          <w:rFonts w:ascii="Helvetica" w:hAnsi="Helvetica" w:cstheme="majorHAnsi"/>
-          <w:color w:val="000000" w:themeColor="text1"/>
-          <w:sz w:val="21"/>
-          <w:szCs w:val="21"/>
-          <w:lang w:eastAsia="zh-CN"/>
-        </w:rPr>
-        <w:t xml:space="preserve"> (ICIP)</w:t>
+        <w:t xml:space="preserve"> Graphics Interface (GI</w:t>
+      </w:r>
+      <w:r>
+        <w:rPr>
+          <w:rFonts w:ascii="Helvetica" w:hAnsi="Helvetica" w:cstheme="majorHAnsi"/>
+          <w:color w:val="000000" w:themeColor="text1"/>
+          <w:sz w:val="21"/>
+          <w:szCs w:val="21"/>
+          <w:lang w:eastAsia="zh-CN"/>
+        </w:rPr>
+        <w:t xml:space="preserve"> 2025</w:t>
+      </w:r>
+      <w:r>
+        <w:rPr>
+          <w:rFonts w:ascii="Helvetica" w:hAnsi="Helvetica" w:cstheme="majorHAnsi"/>
+          <w:color w:val="000000" w:themeColor="text1"/>
+          <w:sz w:val="21"/>
+          <w:szCs w:val="21"/>
+          <w:lang w:eastAsia="zh-CN"/>
+        </w:rPr>
+        <w:t>)</w:t>
+      </w:r>
+      <w:r>
+        <w:rPr>
+          <w:rFonts w:ascii="Helvetica" w:hAnsi="Helvetica" w:cstheme="majorHAnsi"/>
+          <w:color w:val="000000" w:themeColor="text1"/>
+          <w:sz w:val="21"/>
+          <w:szCs w:val="21"/>
+          <w:lang w:eastAsia="zh-CN"/>
+        </w:rPr>
+        <w:t xml:space="preserve"> Conference</w:t>
       </w:r>
     </w:p>
     <w:p>
@@ -4600,7 +4796,7 @@
           <w:szCs w:val="21"/>
           <w:lang w:eastAsia="zh-CN"/>
         </w:rPr>
-        <w:t>2020</w:t>
+        <w:t>2022</w:t>
       </w:r>
       <w:r>
         <w:rPr>
@@ -4620,71 +4816,37 @@
           <w:szCs w:val="21"/>
           <w:lang w:eastAsia="zh-CN"/>
         </w:rPr>
-        <w:t xml:space="preserve"> The 17th IEEE International Conference on Ubiquitous Intelligence and Computing</w:t>
-      </w:r>
-    </w:p>
-    <w:p>
-      <w:pPr>
-        <w:pStyle w:val="ListParagraph"/>
-        <w:ind w:left="0"/>
-        <w:rPr>
-          <w:rFonts w:ascii="Helvetica" w:hAnsi="Helvetica" w:cstheme="majorHAnsi"/>
-          <w:color w:val="2F5496" w:themeColor="accent1" w:themeShade="BF"/>
-          <w:sz w:val="8"/>
-          <w:szCs w:val="8"/>
-          <w:lang w:eastAsia="zh-CN"/>
-        </w:rPr>
-      </w:pPr>
-    </w:p>
-    <w:p>
-      <w:pPr>
-        <w:pStyle w:val="ListParagraph"/>
-        <w:ind w:left="0"/>
-        <w:rPr>
-          <w:rFonts w:ascii="Helvetica" w:hAnsi="Helvetica" w:cstheme="majorHAnsi"/>
-          <w:b/>
-          <w:bCs/>
-          <w:color w:val="2E74B5" w:themeColor="accent5" w:themeShade="BF"/>
-          <w:sz w:val="24"/>
-          <w:szCs w:val="24"/>
-          <w:lang w:eastAsia="zh-CN"/>
-        </w:rPr>
-      </w:pPr>
-      <w:r>
-        <w:rPr>
-          <w:rFonts w:ascii="Helvetica" w:hAnsi="Helvetica" w:cstheme="majorHAnsi"/>
-          <w:b/>
-          <w:bCs/>
-          <w:color w:val="2E74B5" w:themeColor="accent5" w:themeShade="BF"/>
-          <w:sz w:val="24"/>
-          <w:szCs w:val="24"/>
-          <w:lang w:eastAsia="zh-CN"/>
-        </w:rPr>
-        <w:t xml:space="preserve">Talks and </w:t>
-      </w:r>
-      <w:r>
-        <w:rPr>
-          <w:rFonts w:ascii="Helvetica" w:hAnsi="Helvetica" w:cstheme="majorHAnsi"/>
-          <w:b/>
-          <w:bCs/>
-          <w:color w:val="2E74B5" w:themeColor="accent5" w:themeShade="BF"/>
-          <w:sz w:val="24"/>
-          <w:szCs w:val="24"/>
-          <w:lang w:eastAsia="zh-CN"/>
-        </w:rPr>
-        <w:t>Presentation</w:t>
-      </w:r>
-      <w:r>
-        <w:rPr>
-          <w:rFonts w:ascii="Helvetica" w:hAnsi="Helvetica" w:cstheme="majorHAnsi"/>
-          <w:b/>
-          <w:bCs/>
-          <w:color w:val="2E74B5" w:themeColor="accent5" w:themeShade="BF"/>
-          <w:sz w:val="24"/>
-          <w:szCs w:val="24"/>
-          <w:lang w:eastAsia="zh-CN"/>
-        </w:rPr>
-        <w:t>s</w:t>
+        <w:t xml:space="preserve"> Asian Conference on Computer Vision</w:t>
+      </w:r>
+      <w:r>
+        <w:rPr>
+          <w:rFonts w:ascii="Helvetica" w:hAnsi="Helvetica" w:cstheme="majorHAnsi"/>
+          <w:color w:val="000000" w:themeColor="text1"/>
+          <w:sz w:val="21"/>
+          <w:szCs w:val="21"/>
+          <w:lang w:eastAsia="zh-CN"/>
+        </w:rPr>
+        <w:t xml:space="preserve"> (ACCV</w:t>
+      </w:r>
+      <w:r>
+        <w:rPr>
+          <w:rFonts w:ascii="Helvetica" w:hAnsi="Helvetica" w:cstheme="majorHAnsi"/>
+          <w:color w:val="000000" w:themeColor="text1"/>
+          <w:sz w:val="21"/>
+          <w:szCs w:val="21"/>
+          <w:lang w:eastAsia="zh-CN"/>
+        </w:rPr>
+        <w:t xml:space="preserve"> 2022</w:t>
+      </w:r>
+      <w:r>
+        <w:rPr>
+          <w:rFonts w:ascii="Helvetica" w:hAnsi="Helvetica" w:cstheme="majorHAnsi"/>
+          <w:color w:val="000000" w:themeColor="text1"/>
+          <w:sz w:val="21"/>
+          <w:szCs w:val="21"/>
+          <w:lang w:eastAsia="zh-CN"/>
+        </w:rPr>
+        <w:t>)</w:t>
       </w:r>
     </w:p>
     <w:p>
@@ -4712,7 +4874,17 @@
           <w:szCs w:val="21"/>
           <w:lang w:eastAsia="zh-CN"/>
         </w:rPr>
-        <w:t>(2025)</w:t>
+        <w:t>(</w:t>
+      </w:r>
+      <w:r>
+        <w:rPr>
+          <w:rFonts w:ascii="Helvetica" w:hAnsi="Helvetica" w:cstheme="majorHAnsi"/>
+          <w:color w:val="000000" w:themeColor="text1"/>
+          <w:sz w:val="21"/>
+          <w:szCs w:val="21"/>
+          <w:lang w:eastAsia="zh-CN"/>
+        </w:rPr>
+        <w:t>2021</w:t>
       </w:r>
       <w:r>
         <w:rPr>
@@ -4732,7 +4904,57 @@
           <w:szCs w:val="21"/>
           <w:lang w:eastAsia="zh-CN"/>
         </w:rPr>
-        <w:t>Presenter at UBC ECE Research Day</w:t>
+        <w:t>to</w:t>
+      </w:r>
+      <w:r>
+        <w:rPr>
+          <w:rFonts w:ascii="Helvetica" w:hAnsi="Helvetica" w:cstheme="majorHAnsi"/>
+          <w:color w:val="000000" w:themeColor="text1"/>
+          <w:sz w:val="21"/>
+          <w:szCs w:val="21"/>
+          <w:lang w:eastAsia="zh-CN"/>
+        </w:rPr>
+        <w:t xml:space="preserve"> 2023</w:t>
+      </w:r>
+      <w:r>
+        <w:rPr>
+          <w:rFonts w:ascii="Helvetica" w:hAnsi="Helvetica" w:cstheme="majorHAnsi"/>
+          <w:color w:val="000000" w:themeColor="text1"/>
+          <w:sz w:val="21"/>
+          <w:szCs w:val="21"/>
+          <w:lang w:eastAsia="zh-CN"/>
+        </w:rPr>
+        <w:t>, &amp; 2025</w:t>
+      </w:r>
+      <w:r>
+        <w:rPr>
+          <w:rFonts w:ascii="Helvetica" w:hAnsi="Helvetica" w:cstheme="majorHAnsi"/>
+          <w:color w:val="000000" w:themeColor="text1"/>
+          <w:sz w:val="21"/>
+          <w:szCs w:val="21"/>
+          <w:lang w:eastAsia="zh-CN"/>
+        </w:rPr>
+        <w:t>)</w:t>
+      </w:r>
+      <w:r>
+        <w:rPr>
+          <w:rFonts w:ascii="Helvetica" w:hAnsi="Helvetica" w:cstheme="majorHAnsi"/>
+          <w:color w:val="000000" w:themeColor="text1"/>
+          <w:sz w:val="21"/>
+          <w:szCs w:val="21"/>
+          <w:lang w:eastAsia="zh-CN"/>
+        </w:rPr>
+        <w:t xml:space="preserve"> IEEE International Conference on Image Processing</w:t>
+      </w:r>
+      <w:r>
+        <w:rPr>
+          <w:rFonts w:ascii="Helvetica" w:hAnsi="Helvetica" w:cstheme="majorHAnsi"/>
+          <w:color w:val="000000" w:themeColor="text1"/>
+          <w:sz w:val="21"/>
+          <w:szCs w:val="21"/>
+          <w:lang w:eastAsia="zh-CN"/>
+        </w:rPr>
+        <w:t xml:space="preserve"> (ICIP)</w:t>
       </w:r>
     </w:p>
     <w:p>
@@ -4760,27 +4982,101 @@
           <w:szCs w:val="21"/>
           <w:lang w:eastAsia="zh-CN"/>
         </w:rPr>
-        <w:t>(2024)</w:t>
-      </w:r>
-      <w:r>
-        <w:rPr>
-          <w:rFonts w:ascii="Helvetica" w:hAnsi="Helvetica" w:cstheme="majorHAnsi"/>
-          <w:color w:val="000000" w:themeColor="text1"/>
-          <w:sz w:val="21"/>
-          <w:szCs w:val="21"/>
-          <w:lang w:eastAsia="zh-CN"/>
-        </w:rPr>
-        <w:t xml:space="preserve"> </w:t>
-      </w:r>
-      <w:r>
-        <w:rPr>
-          <w:rFonts w:ascii="Helvetica" w:hAnsi="Helvetica" w:cstheme="majorHAnsi"/>
-          <w:color w:val="000000" w:themeColor="text1"/>
-          <w:sz w:val="21"/>
-          <w:szCs w:val="21"/>
-          <w:lang w:eastAsia="zh-CN"/>
-        </w:rPr>
-        <w:t>Speaker at BC Cancer Summit on Skin Lesion Image Synthesis with Controllable Skin Tone</w:t>
+        <w:t>(</w:t>
+      </w:r>
+      <w:r>
+        <w:rPr>
+          <w:rFonts w:ascii="Helvetica" w:hAnsi="Helvetica" w:cstheme="majorHAnsi"/>
+          <w:color w:val="000000" w:themeColor="text1"/>
+          <w:sz w:val="21"/>
+          <w:szCs w:val="21"/>
+          <w:lang w:eastAsia="zh-CN"/>
+        </w:rPr>
+        <w:t>2020</w:t>
+      </w:r>
+      <w:r>
+        <w:rPr>
+          <w:rFonts w:ascii="Helvetica" w:hAnsi="Helvetica" w:cstheme="majorHAnsi"/>
+          <w:color w:val="000000" w:themeColor="text1"/>
+          <w:sz w:val="21"/>
+          <w:szCs w:val="21"/>
+          <w:lang w:eastAsia="zh-CN"/>
+        </w:rPr>
+        <w:t>)</w:t>
+      </w:r>
+      <w:r>
+        <w:rPr>
+          <w:rFonts w:ascii="Helvetica" w:hAnsi="Helvetica" w:cstheme="majorHAnsi"/>
+          <w:color w:val="000000" w:themeColor="text1"/>
+          <w:sz w:val="21"/>
+          <w:szCs w:val="21"/>
+          <w:lang w:eastAsia="zh-CN"/>
+        </w:rPr>
+        <w:t xml:space="preserve"> The 17th IEEE International Conference on Ubiquitous Intelligence and Computing</w:t>
+      </w:r>
+    </w:p>
+    <w:p>
+      <w:pPr>
+        <w:pStyle w:val="ListParagraph"/>
+        <w:ind w:left="0"/>
+        <w:rPr>
+          <w:rFonts w:ascii="Helvetica" w:hAnsi="Helvetica" w:cstheme="majorHAnsi"/>
+          <w:color w:val="2F5496" w:themeColor="accent1" w:themeShade="BF"/>
+          <w:sz w:val="8"/>
+          <w:szCs w:val="8"/>
+          <w:lang w:eastAsia="zh-CN"/>
+        </w:rPr>
+      </w:pPr>
+    </w:p>
+    <w:p>
+      <w:pPr>
+        <w:pStyle w:val="ListParagraph"/>
+        <w:ind w:left="0"/>
+        <w:rPr>
+          <w:rFonts w:ascii="Helvetica" w:hAnsi="Helvetica" w:cstheme="majorHAnsi"/>
+          <w:b/>
+          <w:bCs/>
+          <w:color w:val="2E74B5" w:themeColor="accent5" w:themeShade="BF"/>
+          <w:sz w:val="24"/>
+          <w:szCs w:val="24"/>
+          <w:lang w:eastAsia="zh-CN"/>
+        </w:rPr>
+      </w:pPr>
+      <w:r>
+        <w:rPr>
+          <w:rFonts w:ascii="Helvetica" w:hAnsi="Helvetica" w:cstheme="majorHAnsi"/>
+          <w:b/>
+          <w:bCs/>
+          <w:color w:val="2E74B5" w:themeColor="accent5" w:themeShade="BF"/>
+          <w:sz w:val="24"/>
+          <w:szCs w:val="24"/>
+          <w:lang w:eastAsia="zh-CN"/>
+        </w:rPr>
+        <w:t xml:space="preserve">Talks and </w:t>
+      </w:r>
+      <w:r>
+        <w:rPr>
+          <w:rFonts w:ascii="Helvetica" w:hAnsi="Helvetica" w:cstheme="majorHAnsi"/>
+          <w:b/>
+          <w:bCs/>
+          <w:color w:val="2E74B5" w:themeColor="accent5" w:themeShade="BF"/>
+          <w:sz w:val="24"/>
+          <w:szCs w:val="24"/>
+          <w:lang w:eastAsia="zh-CN"/>
+        </w:rPr>
+        <w:t>Presentation</w:t>
+      </w:r>
+      <w:r>
+        <w:rPr>
+          <w:rFonts w:ascii="Helvetica" w:hAnsi="Helvetica" w:cstheme="majorHAnsi"/>
+          <w:b/>
+          <w:bCs/>
+          <w:color w:val="2E74B5" w:themeColor="accent5" w:themeShade="BF"/>
+          <w:sz w:val="24"/>
+          <w:szCs w:val="24"/>
+          <w:lang w:eastAsia="zh-CN"/>
+        </w:rPr>
+        <w:t>s</w:t>
       </w:r>
     </w:p>
     <w:p>
@@ -4808,7 +5104,7 @@
           <w:szCs w:val="21"/>
           <w:lang w:eastAsia="zh-CN"/>
         </w:rPr>
-        <w:t>(2023)</w:t>
+        <w:t>(2025)</w:t>
       </w:r>
       <w:r>
         <w:rPr>
@@ -4828,7 +5124,7 @@
           <w:szCs w:val="21"/>
           <w:lang w:eastAsia="zh-CN"/>
         </w:rPr>
-        <w:t>Guest Speaker at Consortium for Advancement of MRI Education and Research in Africa</w:t>
+        <w:t>Presenter at UBC ECE Research Day</w:t>
       </w:r>
     </w:p>
     <w:p>
@@ -4856,6 +5152,102 @@
           <w:szCs w:val="21"/>
           <w:lang w:eastAsia="zh-CN"/>
         </w:rPr>
+        <w:t>(2024)</w:t>
+      </w:r>
+      <w:r>
+        <w:rPr>
+          <w:rFonts w:ascii="Helvetica" w:hAnsi="Helvetica" w:cstheme="majorHAnsi"/>
+          <w:color w:val="000000" w:themeColor="text1"/>
+          <w:sz w:val="21"/>
+          <w:szCs w:val="21"/>
+          <w:lang w:eastAsia="zh-CN"/>
+        </w:rPr>
+        <w:t xml:space="preserve"> </w:t>
+      </w:r>
+      <w:r>
+        <w:rPr>
+          <w:rFonts w:ascii="Helvetica" w:hAnsi="Helvetica" w:cstheme="majorHAnsi"/>
+          <w:color w:val="000000" w:themeColor="text1"/>
+          <w:sz w:val="21"/>
+          <w:szCs w:val="21"/>
+          <w:lang w:eastAsia="zh-CN"/>
+        </w:rPr>
+        <w:t>Speaker at BC Cancer Summit on Skin Lesion Image Synthesis with Controllable Skin Tone</w:t>
+      </w:r>
+    </w:p>
+    <w:p>
+      <w:pPr>
+        <w:pStyle w:val="ListParagraph"/>
+        <w:numPr>
+          <w:ilvl w:val="0"/>
+          <w:numId w:val="2"/>
+        </w:numPr>
+        <w:spacing w:after="160" w:line="276" w:lineRule="auto"/>
+        <w:ind w:left="142" w:hanging="142"/>
+        <w:rPr>
+          <w:rFonts w:ascii="Helvetica" w:hAnsi="Helvetica" w:cstheme="majorHAnsi"/>
+          <w:color w:val="000000" w:themeColor="text1"/>
+          <w:sz w:val="21"/>
+          <w:szCs w:val="21"/>
+          <w:lang w:eastAsia="zh-CN"/>
+        </w:rPr>
+      </w:pPr>
+      <w:r>
+        <w:rPr>
+          <w:rFonts w:ascii="Helvetica" w:hAnsi="Helvetica" w:cstheme="majorHAnsi"/>
+          <w:color w:val="000000" w:themeColor="text1"/>
+          <w:sz w:val="21"/>
+          <w:szCs w:val="21"/>
+          <w:lang w:eastAsia="zh-CN"/>
+        </w:rPr>
+        <w:t>(2023)</w:t>
+      </w:r>
+      <w:r>
+        <w:rPr>
+          <w:rFonts w:ascii="Helvetica" w:hAnsi="Helvetica" w:cstheme="majorHAnsi"/>
+          <w:color w:val="000000" w:themeColor="text1"/>
+          <w:sz w:val="21"/>
+          <w:szCs w:val="21"/>
+          <w:lang w:eastAsia="zh-CN"/>
+        </w:rPr>
+        <w:t xml:space="preserve"> </w:t>
+      </w:r>
+      <w:r>
+        <w:rPr>
+          <w:rFonts w:ascii="Helvetica" w:hAnsi="Helvetica" w:cstheme="majorHAnsi"/>
+          <w:color w:val="000000" w:themeColor="text1"/>
+          <w:sz w:val="21"/>
+          <w:szCs w:val="21"/>
+          <w:lang w:eastAsia="zh-CN"/>
+        </w:rPr>
+        <w:t>Guest Speaker at Consortium for Advancement of MRI Education and Research in Africa</w:t>
+      </w:r>
+    </w:p>
+    <w:p>
+      <w:pPr>
+        <w:pStyle w:val="ListParagraph"/>
+        <w:numPr>
+          <w:ilvl w:val="0"/>
+          <w:numId w:val="2"/>
+        </w:numPr>
+        <w:spacing w:after="160" w:line="276" w:lineRule="auto"/>
+        <w:ind w:left="142" w:hanging="142"/>
+        <w:rPr>
+          <w:rFonts w:ascii="Helvetica" w:hAnsi="Helvetica" w:cstheme="majorHAnsi"/>
+          <w:color w:val="000000" w:themeColor="text1"/>
+          <w:sz w:val="21"/>
+          <w:szCs w:val="21"/>
+          <w:lang w:eastAsia="zh-CN"/>
+        </w:rPr>
+      </w:pPr>
+      <w:r>
+        <w:rPr>
+          <w:rFonts w:ascii="Helvetica" w:hAnsi="Helvetica" w:cstheme="majorHAnsi"/>
+          <w:color w:val="000000" w:themeColor="text1"/>
+          <w:sz w:val="21"/>
+          <w:szCs w:val="21"/>
+          <w:lang w:eastAsia="zh-CN"/>
+        </w:rPr>
         <w:t>(2023)</w:t>
       </w:r>
       <w:r>
@@ -4954,7 +5346,19 @@
           <w:szCs w:val="21"/>
           <w:lang w:eastAsia="zh-CN"/>
         </w:rPr>
-        <w:t>41</w:t>
+        <w:t>4</w:t>
+      </w:r>
+      <w:r>
+        <w:rPr>
+          <w:rFonts w:ascii="Helvetica" w:hAnsi="Helvetica" w:cstheme="majorHAnsi" w:hint="eastAsia"/>
+          <w:b/>
+          <w:bCs/>
+          <w:color w:val="2E74B5" w:themeColor="accent5" w:themeShade="BF"/>
+          <w:sz w:val="21"/>
+          <w:szCs w:val="21"/>
+          <w:lang w:eastAsia="zh-CN"/>
+        </w:rPr>
+        <w:t>7</w:t>
       </w:r>
       <w:r>
         <w:rPr>
@@ -5166,6 +5570,7 @@
           <w:szCs w:val="24"/>
           <w:lang w:eastAsia="zh-CN"/>
         </w:rPr>
+        <w:lastRenderedPageBreak/>
         <w:t>Journal</w:t>
       </w:r>
       <w:r>
@@ -5205,7 +5610,6 @@
           <w:shd w:val="clear" w:color="auto" w:fill="FFFFFF"/>
           <w:lang w:val="en-CA" w:eastAsia="zh-CN"/>
         </w:rPr>
-        <w:lastRenderedPageBreak/>
         <w:t>Yu, X.,</w:t>
       </w:r>
       <w:r>
@@ -7983,6 +8387,19 @@
       <w:r>
         <w:rPr>
           <w:rFonts w:ascii="Helvetica" w:eastAsia="Times New Roman" w:hAnsi="Helvetica" w:cstheme="majorHAnsi"/>
+          <w:b/>
+          <w:bCs/>
+          <w:color w:val="000000" w:themeColor="text1"/>
+          <w:sz w:val="21"/>
+          <w:szCs w:val="21"/>
+          <w:shd w:val="clear" w:color="auto" w:fill="FFFFFF"/>
+          <w:lang w:eastAsia="zh-CN"/>
+        </w:rPr>
+        <w:t>*</w:t>
+      </w:r>
+      <w:r>
+        <w:rPr>
+          <w:rFonts w:ascii="Helvetica" w:eastAsia="Times New Roman" w:hAnsi="Helvetica" w:cstheme="majorHAnsi"/>
           <w:color w:val="000000" w:themeColor="text1"/>
           <w:sz w:val="21"/>
           <w:szCs w:val="21"/>
@@ -8569,7 +8986,29 @@
           <w:shd w:val="clear" w:color="auto" w:fill="FFFFFF"/>
           <w:lang w:eastAsia="zh-CN"/>
         </w:rPr>
-        <w:t xml:space="preserve">Qiu, Z., </w:t>
+        <w:t>Qiu, Z.</w:t>
+      </w:r>
+      <w:r>
+        <w:rPr>
+          <w:rFonts w:ascii="Helvetica" w:eastAsia="Times New Roman" w:hAnsi="Helvetica" w:cstheme="majorHAnsi"/>
+          <w:color w:val="000000" w:themeColor="text1"/>
+          <w:sz w:val="21"/>
+          <w:szCs w:val="21"/>
+          <w:shd w:val="clear" w:color="auto" w:fill="FFFFFF"/>
+          <w:lang w:eastAsia="zh-CN"/>
+        </w:rPr>
+        <w:t>*</w:t>
+      </w:r>
+      <w:r>
+        <w:rPr>
+          <w:rFonts w:ascii="Helvetica" w:eastAsia="Times New Roman" w:hAnsi="Helvetica" w:cstheme="majorHAnsi"/>
+          <w:color w:val="000000" w:themeColor="text1"/>
+          <w:sz w:val="21"/>
+          <w:szCs w:val="21"/>
+          <w:shd w:val="clear" w:color="auto" w:fill="FFFFFF"/>
+          <w:lang w:eastAsia="zh-CN"/>
+        </w:rPr>
+        <w:t xml:space="preserve">, </w:t>
       </w:r>
       <w:r>
         <w:rPr>
@@ -9149,7 +9588,29 @@
           <w:shd w:val="clear" w:color="auto" w:fill="FFFFFF"/>
           <w:lang w:val="en-CA"/>
         </w:rPr>
-        <w:t xml:space="preserve">Mehajabin, N., </w:t>
+        <w:t>Mehajabin, N.</w:t>
+      </w:r>
+      <w:r>
+        <w:rPr>
+          <w:rFonts w:ascii="Helvetica" w:eastAsia="Times New Roman" w:hAnsi="Helvetica" w:cstheme="majorHAnsi"/>
+          <w:color w:val="222222"/>
+          <w:sz w:val="21"/>
+          <w:szCs w:val="21"/>
+          <w:shd w:val="clear" w:color="auto" w:fill="FFFFFF"/>
+          <w:lang w:val="en-CA"/>
+        </w:rPr>
+        <w:t>*</w:t>
+      </w:r>
+      <w:r>
+        <w:rPr>
+          <w:rFonts w:ascii="Helvetica" w:eastAsia="Times New Roman" w:hAnsi="Helvetica" w:cstheme="majorHAnsi"/>
+          <w:color w:val="222222"/>
+          <w:sz w:val="21"/>
+          <w:szCs w:val="21"/>
+          <w:shd w:val="clear" w:color="auto" w:fill="FFFFFF"/>
+          <w:lang w:val="en-CA"/>
+        </w:rPr>
+        <w:t xml:space="preserve">, </w:t>
       </w:r>
       <w:r>
         <w:rPr>
@@ -9479,7 +9940,29 @@
           <w:shd w:val="clear" w:color="auto" w:fill="FFFFFF"/>
           <w:lang w:eastAsia="zh-CN"/>
         </w:rPr>
-        <w:t xml:space="preserve"> M., </w:t>
+        <w:t xml:space="preserve"> M.</w:t>
+      </w:r>
+      <w:r>
+        <w:rPr>
+          <w:rFonts w:ascii="Helvetica" w:eastAsia="Times New Roman" w:hAnsi="Helvetica" w:cstheme="majorHAnsi"/>
+          <w:color w:val="000000" w:themeColor="text1"/>
+          <w:sz w:val="21"/>
+          <w:szCs w:val="21"/>
+          <w:shd w:val="clear" w:color="auto" w:fill="FFFFFF"/>
+          <w:lang w:eastAsia="zh-CN"/>
+        </w:rPr>
+        <w:t>*</w:t>
+      </w:r>
+      <w:r>
+        <w:rPr>
+          <w:rFonts w:ascii="Helvetica" w:eastAsia="Times New Roman" w:hAnsi="Helvetica" w:cstheme="majorHAnsi"/>
+          <w:color w:val="000000" w:themeColor="text1"/>
+          <w:sz w:val="21"/>
+          <w:szCs w:val="21"/>
+          <w:shd w:val="clear" w:color="auto" w:fill="FFFFFF"/>
+          <w:lang w:eastAsia="zh-CN"/>
+        </w:rPr>
+        <w:t xml:space="preserve">, </w:t>
       </w:r>
       <w:r>
         <w:rPr>
@@ -11127,7 +11610,17 @@
           <w:szCs w:val="21"/>
           <w:lang w:eastAsia="zh-CN"/>
         </w:rPr>
-        <w:t>50</w:t>
+        <w:t>6</w:t>
+      </w:r>
+      <w:r>
+        <w:rPr>
+          <w:rFonts w:ascii="Helvetica" w:hAnsi="Helvetica" w:cstheme="majorHAnsi"/>
+          <w:color w:val="000000" w:themeColor="text1"/>
+          <w:sz w:val="21"/>
+          <w:szCs w:val="21"/>
+          <w:lang w:eastAsia="zh-CN"/>
+        </w:rPr>
+        <w:t>0</w:t>
       </w:r>
       <w:r>
         <w:rPr>
@@ -11707,76 +12200,6 @@
     <w:p>
       <w:pPr>
         <w:pStyle w:val="ListParagraph"/>
-        <w:numPr>
-          <w:ilvl w:val="0"/>
-          <w:numId w:val="2"/>
-        </w:numPr>
-        <w:spacing w:after="160" w:line="300" w:lineRule="auto"/>
-        <w:ind w:left="142" w:hanging="142"/>
-        <w:rPr>
-          <w:rFonts w:ascii="Helvetica" w:hAnsi="Helvetica" w:cstheme="majorHAnsi"/>
-          <w:color w:val="000000" w:themeColor="text1"/>
-          <w:sz w:val="16"/>
-          <w:szCs w:val="16"/>
-          <w:lang w:eastAsia="zh-CN"/>
-        </w:rPr>
-      </w:pPr>
-      <w:r>
-        <w:rPr>
-          <w:rFonts w:ascii="Helvetica" w:hAnsi="Helvetica" w:cstheme="majorHAnsi"/>
-          <w:color w:val="000000" w:themeColor="text1"/>
-          <w:sz w:val="21"/>
-          <w:szCs w:val="21"/>
-          <w:lang w:eastAsia="zh-CN"/>
-        </w:rPr>
-        <w:t xml:space="preserve">(2019) Deep Learning 4X Video Super-Resolution </w:t>
-      </w:r>
-      <w:r>
-        <w:rPr>
-          <w:rFonts w:ascii="Helvetica" w:hAnsi="Helvetica" w:cstheme="majorHAnsi"/>
-          <w:color w:val="000000" w:themeColor="text1"/>
-          <w:sz w:val="21"/>
-          <w:szCs w:val="21"/>
-          <w:lang w:eastAsia="zh-CN"/>
-        </w:rPr>
-        <w:tab/>
-      </w:r>
-      <w:r>
-        <w:rPr>
-          <w:rFonts w:ascii="Helvetica" w:hAnsi="Helvetica" w:cstheme="majorHAnsi"/>
-          <w:color w:val="000000" w:themeColor="text1"/>
-          <w:sz w:val="21"/>
-          <w:szCs w:val="21"/>
-          <w:lang w:eastAsia="zh-CN"/>
-        </w:rPr>
-        <w:tab/>
-      </w:r>
-      <w:r>
-        <w:rPr>
-          <w:rFonts w:ascii="Helvetica" w:hAnsi="Helvetica" w:cstheme="majorHAnsi"/>
-          <w:color w:val="000000" w:themeColor="text1"/>
-          <w:sz w:val="21"/>
-          <w:szCs w:val="21"/>
-          <w:lang w:eastAsia="zh-CN"/>
-        </w:rPr>
-        <w:tab/>
-      </w:r>
-      <w:hyperlink r:id="rId20" w:history="1">
-        <w:r>
-          <w:rPr>
-            <w:rStyle w:val="Hyperlink"/>
-            <w:rFonts w:ascii="Helvetica" w:hAnsi="Helvetica" w:cstheme="majorHAnsi"/>
-            <w:sz w:val="13"/>
-            <w:szCs w:val="13"/>
-            <w:lang w:eastAsia="zh-CN"/>
-          </w:rPr>
-          <w:t>https://www.youtube.com/watch?v=W8Tx`</w:t>
-        </w:r>
-      </w:hyperlink>
-    </w:p>
-    <w:p>
-      <w:pPr>
-        <w:pStyle w:val="ListParagraph"/>
         <w:ind w:left="0"/>
         <w:rPr>
           <w:rFonts w:ascii="Helvetica" w:hAnsi="Helvetica" w:cstheme="majorHAnsi"/>
@@ -11875,7 +12298,27 @@
           <w:szCs w:val="21"/>
           <w:lang w:eastAsia="zh-CN"/>
         </w:rPr>
-        <w:t xml:space="preserve">(2025) </w:t>
+        <w:t>(2025</w:t>
+      </w:r>
+      <w:r>
+        <w:rPr>
+          <w:rFonts w:ascii="Helvetica" w:hAnsi="Helvetica" w:cstheme="majorHAnsi"/>
+          <w:color w:val="000000" w:themeColor="text1"/>
+          <w:sz w:val="21"/>
+          <w:szCs w:val="21"/>
+          <w:lang w:eastAsia="zh-CN"/>
+        </w:rPr>
+        <w:t>-2026</w:t>
+      </w:r>
+      <w:r>
+        <w:rPr>
+          <w:rFonts w:ascii="Helvetica" w:hAnsi="Helvetica" w:cstheme="majorHAnsi"/>
+          <w:color w:val="000000" w:themeColor="text1"/>
+          <w:sz w:val="21"/>
+          <w:szCs w:val="21"/>
+          <w:lang w:eastAsia="zh-CN"/>
+        </w:rPr>
+        <w:t xml:space="preserve">) </w:t>
       </w:r>
       <w:proofErr w:type="spellStart"/>
       <w:r>
@@ -11909,17 +12352,7 @@
         </w:rPr>
         <w:tab/>
       </w:r>
-      <w:r>
-        <w:rPr>
-          <w:rFonts w:ascii="Helvetica" w:hAnsi="Helvetica" w:cstheme="majorHAnsi"/>
-          <w:color w:val="000000" w:themeColor="text1"/>
-          <w:sz w:val="21"/>
-          <w:szCs w:val="21"/>
-          <w:lang w:eastAsia="zh-CN"/>
-        </w:rPr>
-        <w:tab/>
-      </w:r>
-      <w:hyperlink r:id="rId21" w:history="1">
+      <w:hyperlink r:id="rId20" w:history="1">
         <w:r>
           <w:rPr>
             <w:rStyle w:val="Hyperlink"/>
@@ -12076,17 +12509,25 @@
     </w:p>
     <w:p>
       <w:pPr>
-        <w:pStyle w:val="ListParagraph"/>
-        <w:spacing w:after="160" w:line="300" w:lineRule="auto"/>
-        <w:ind w:left="270"/>
-        <w:rPr>
-          <w:rFonts w:ascii="Helvetica" w:hAnsi="Helvetica" w:cstheme="majorHAnsi"/>
-          <w:color w:val="000000" w:themeColor="text1"/>
-          <w:sz w:val="11"/>
-          <w:szCs w:val="11"/>
-          <w:lang w:eastAsia="zh-CN"/>
-        </w:rPr>
-      </w:pPr>
+        <w:pStyle w:val="Heading1"/>
+        <w:rPr>
+          <w:rFonts w:ascii="Helvetica" w:hAnsi="Helvetica" w:cstheme="majorHAnsi"/>
+          <w:bCs/>
+          <w:sz w:val="28"/>
+          <w:szCs w:val="36"/>
+          <w:lang w:eastAsia="zh-CN"/>
+        </w:rPr>
+      </w:pPr>
+      <w:r>
+        <w:rPr>
+          <w:rFonts w:ascii="Helvetica" w:hAnsi="Helvetica" w:cstheme="majorHAnsi"/>
+          <w:bCs/>
+          <w:sz w:val="28"/>
+          <w:szCs w:val="36"/>
+        </w:rPr>
+        <w:lastRenderedPageBreak/>
+        <w:t>Supervised and Mentored Students</w:t>
+      </w:r>
     </w:p>
     <w:p>
       <w:pPr>
@@ -12108,88 +12549,81 @@
       <w:r>
         <w:rPr>
           <w:rFonts w:ascii="Helvetica" w:hAnsi="Helvetica" w:cstheme="majorHAnsi"/>
-          <w:color w:val="000000" w:themeColor="text1"/>
-          <w:sz w:val="21"/>
-          <w:szCs w:val="21"/>
-          <w:lang w:eastAsia="zh-CN"/>
-        </w:rPr>
-        <w:lastRenderedPageBreak/>
-        <w:t xml:space="preserve">(2021) </w:t>
-      </w:r>
-      <w:proofErr w:type="spellStart"/>
-      <w:r>
-        <w:rPr>
-          <w:rFonts w:ascii="Helvetica" w:hAnsi="Helvetica" w:cstheme="majorHAnsi"/>
-          <w:color w:val="000000" w:themeColor="text1"/>
-          <w:sz w:val="21"/>
-          <w:szCs w:val="21"/>
-          <w:lang w:eastAsia="zh-CN"/>
-        </w:rPr>
-        <w:t>ZenFlow</w:t>
-      </w:r>
-      <w:proofErr w:type="spellEnd"/>
-      <w:r>
-        <w:rPr>
-          <w:rFonts w:ascii="Helvetica" w:hAnsi="Helvetica" w:cstheme="majorHAnsi"/>
-          <w:color w:val="000000" w:themeColor="text1"/>
-          <w:sz w:val="21"/>
-          <w:szCs w:val="21"/>
-          <w:lang w:eastAsia="zh-CN"/>
-        </w:rPr>
-        <w:t>:</w:t>
-      </w:r>
-      <w:r>
-        <w:rPr>
-          <w:rFonts w:ascii="Helvetica" w:hAnsi="Helvetica" w:cstheme="majorHAnsi"/>
-          <w:color w:val="000000" w:themeColor="text1"/>
-          <w:sz w:val="21"/>
-          <w:szCs w:val="21"/>
-          <w:lang w:eastAsia="zh-CN"/>
-        </w:rPr>
-        <w:t xml:space="preserve"> Open-Source Machine Learning </w:t>
-      </w:r>
-      <w:r>
-        <w:rPr>
-          <w:rFonts w:ascii="Helvetica" w:hAnsi="Helvetica" w:cstheme="majorHAnsi"/>
-          <w:color w:val="000000" w:themeColor="text1"/>
-          <w:sz w:val="21"/>
-          <w:szCs w:val="21"/>
-          <w:lang w:eastAsia="zh-CN"/>
-        </w:rPr>
-        <w:t>Demo</w:t>
-      </w:r>
-      <w:r>
-        <w:rPr>
-          <w:rFonts w:ascii="Helvetica" w:hAnsi="Helvetica" w:cstheme="majorHAnsi"/>
-          <w:color w:val="000000" w:themeColor="text1"/>
-          <w:sz w:val="21"/>
-          <w:szCs w:val="21"/>
-          <w:lang w:eastAsia="zh-CN"/>
-        </w:rPr>
-        <w:tab/>
-      </w:r>
-      <w:r>
-        <w:rPr>
-          <w:rFonts w:ascii="Helvetica" w:hAnsi="Helvetica" w:cstheme="majorHAnsi"/>
-          <w:color w:val="000000" w:themeColor="text1"/>
-          <w:sz w:val="21"/>
-          <w:szCs w:val="21"/>
-          <w:lang w:eastAsia="zh-CN"/>
-        </w:rPr>
-        <w:tab/>
-      </w:r>
-      <w:hyperlink r:id="rId22" w:history="1">
-        <w:r>
-          <w:rPr>
-            <w:rStyle w:val="Hyperlink"/>
-            <w:rFonts w:ascii="Helvetica" w:hAnsi="Helvetica" w:cstheme="majorHAnsi"/>
-            <w:sz w:val="13"/>
-            <w:szCs w:val="13"/>
-            <w:lang w:eastAsia="zh-CN"/>
-          </w:rPr>
-          <w:t>https://github.com/PeizhiYan/zenflow</w:t>
-        </w:r>
-      </w:hyperlink>
+          <w:b/>
+          <w:bCs/>
+          <w:color w:val="000000" w:themeColor="text1"/>
+          <w:sz w:val="21"/>
+          <w:szCs w:val="21"/>
+          <w:lang w:eastAsia="zh-CN"/>
+        </w:rPr>
+        <w:t>Haoyu Wang</w:t>
+      </w:r>
+      <w:r>
+        <w:rPr>
+          <w:rFonts w:ascii="Helvetica" w:hAnsi="Helvetica" w:cstheme="majorHAnsi"/>
+          <w:color w:val="000000" w:themeColor="text1"/>
+          <w:sz w:val="21"/>
+          <w:szCs w:val="21"/>
+          <w:lang w:eastAsia="zh-CN"/>
+        </w:rPr>
+        <w:t xml:space="preserve"> (supervised Ph.D. student at UBC Okanagan, research assistant, Sept </w:t>
+      </w:r>
+      <w:r>
+        <w:rPr>
+          <w:rFonts w:ascii="Helvetica" w:hAnsi="Helvetica" w:cs="Times New Roman"/>
+          <w:color w:val="000000" w:themeColor="text1"/>
+          <w:sz w:val="21"/>
+          <w:szCs w:val="21"/>
+          <w:lang w:eastAsia="zh-CN"/>
+        </w:rPr>
+        <w:t>–</w:t>
+      </w:r>
+      <w:r>
+        <w:rPr>
+          <w:rFonts w:ascii="Helvetica" w:hAnsi="Helvetica" w:cstheme="majorHAnsi"/>
+          <w:color w:val="000000" w:themeColor="text1"/>
+          <w:sz w:val="21"/>
+          <w:szCs w:val="21"/>
+          <w:lang w:eastAsia="zh-CN"/>
+        </w:rPr>
+        <w:t xml:space="preserve"> Dec. 2024)</w:t>
+      </w:r>
+    </w:p>
+    <w:p>
+      <w:pPr>
+        <w:pStyle w:val="ListParagraph"/>
+        <w:spacing w:after="160" w:line="300" w:lineRule="auto"/>
+        <w:ind w:left="142"/>
+        <w:rPr>
+          <w:rFonts w:ascii="Helvetica" w:hAnsi="Helvetica" w:cstheme="majorHAnsi"/>
+          <w:color w:val="000000" w:themeColor="text1"/>
+          <w:sz w:val="21"/>
+          <w:szCs w:val="21"/>
+          <w:lang w:eastAsia="zh-CN"/>
+        </w:rPr>
+      </w:pPr>
+      <w:r>
+        <w:rPr>
+          <w:rFonts w:ascii="Helvetica" w:hAnsi="Helvetica" w:cstheme="majorHAnsi"/>
+          <w:b/>
+          <w:bCs/>
+          <w:color w:val="0070C0"/>
+          <w:sz w:val="21"/>
+          <w:szCs w:val="21"/>
+          <w:lang w:eastAsia="zh-CN"/>
+        </w:rPr>
+        <w:t>Projects</w:t>
+      </w:r>
+      <w:r>
+        <w:rPr>
+          <w:rFonts w:ascii="Helvetica" w:hAnsi="Helvetica" w:cstheme="majorHAnsi"/>
+          <w:color w:val="000000" w:themeColor="text1"/>
+          <w:sz w:val="21"/>
+          <w:szCs w:val="21"/>
+          <w:lang w:eastAsia="zh-CN"/>
+        </w:rPr>
+        <w:t>: 3D face and head tracking; 2D image ear landmark detection.</w:t>
+      </w:r>
     </w:p>
     <w:p>
       <w:pPr>
@@ -12208,69 +12642,118 @@
           <w:lang w:eastAsia="zh-CN"/>
         </w:rPr>
       </w:pPr>
-      <w:r>
-        <w:rPr>
-          <w:rFonts w:ascii="Helvetica" w:hAnsi="Helvetica" w:cstheme="majorHAnsi"/>
-          <w:color w:val="000000" w:themeColor="text1"/>
-          <w:sz w:val="21"/>
-          <w:szCs w:val="21"/>
-          <w:lang w:eastAsia="zh-CN"/>
-        </w:rPr>
-        <w:t xml:space="preserve">(2021) Light-Field Refocusing </w:t>
-      </w:r>
-      <w:r>
-        <w:rPr>
-          <w:rFonts w:ascii="Helvetica" w:hAnsi="Helvetica" w:cstheme="majorHAnsi"/>
-          <w:color w:val="000000" w:themeColor="text1"/>
-          <w:sz w:val="21"/>
-          <w:szCs w:val="21"/>
-          <w:lang w:eastAsia="zh-CN"/>
-        </w:rPr>
-        <w:t xml:space="preserve">Algorithm </w:t>
-      </w:r>
-      <w:r>
-        <w:rPr>
-          <w:rFonts w:ascii="Helvetica" w:hAnsi="Helvetica" w:cstheme="majorHAnsi"/>
-          <w:color w:val="000000" w:themeColor="text1"/>
-          <w:sz w:val="21"/>
-          <w:szCs w:val="21"/>
-          <w:lang w:eastAsia="zh-CN"/>
-        </w:rPr>
-        <w:t>Demo</w:t>
-      </w:r>
-      <w:r>
-        <w:rPr>
-          <w:rFonts w:ascii="Helvetica" w:hAnsi="Helvetica" w:cstheme="majorHAnsi"/>
-          <w:color w:val="000000" w:themeColor="text1"/>
-          <w:sz w:val="21"/>
-          <w:szCs w:val="21"/>
-          <w:lang w:eastAsia="zh-CN"/>
-        </w:rPr>
-        <w:tab/>
-      </w:r>
-      <w:r>
-        <w:rPr>
-          <w:rFonts w:ascii="Helvetica" w:hAnsi="Helvetica" w:cstheme="majorHAnsi"/>
-          <w:color w:val="000000" w:themeColor="text1"/>
-          <w:sz w:val="21"/>
-          <w:szCs w:val="21"/>
-          <w:lang w:eastAsia="zh-CN"/>
-        </w:rPr>
-        <w:tab/>
-        <w:t xml:space="preserve">            </w:t>
-      </w:r>
-      <w:hyperlink r:id="rId23" w:history="1">
-        <w:r>
-          <w:rPr>
-            <w:rStyle w:val="Hyperlink"/>
-            <w:rFonts w:ascii="Helvetica" w:hAnsi="Helvetica" w:cstheme="majorHAnsi"/>
-            <w:sz w:val="13"/>
-            <w:szCs w:val="13"/>
-            <w:lang w:eastAsia="zh-CN"/>
-          </w:rPr>
-          <w:t>https://www.youtube.com/watch?v=pRxXQcuVQSs&amp;t=9s</w:t>
-        </w:r>
-      </w:hyperlink>
+      <w:proofErr w:type="spellStart"/>
+      <w:r>
+        <w:rPr>
+          <w:rFonts w:ascii="Helvetica" w:hAnsi="Helvetica" w:cstheme="majorHAnsi"/>
+          <w:b/>
+          <w:bCs/>
+          <w:color w:val="000000" w:themeColor="text1"/>
+          <w:sz w:val="21"/>
+          <w:szCs w:val="21"/>
+          <w:lang w:eastAsia="zh-CN"/>
+        </w:rPr>
+        <w:t>Xiangrui</w:t>
+      </w:r>
+      <w:proofErr w:type="spellEnd"/>
+      <w:r>
+        <w:rPr>
+          <w:rFonts w:ascii="Helvetica" w:hAnsi="Helvetica" w:cstheme="majorHAnsi"/>
+          <w:b/>
+          <w:bCs/>
+          <w:color w:val="000000" w:themeColor="text1"/>
+          <w:sz w:val="21"/>
+          <w:szCs w:val="21"/>
+          <w:lang w:eastAsia="zh-CN"/>
+        </w:rPr>
+        <w:t xml:space="preserve"> Liu</w:t>
+      </w:r>
+      <w:r>
+        <w:rPr>
+          <w:rFonts w:ascii="Helvetica" w:hAnsi="Helvetica" w:cstheme="majorHAnsi"/>
+          <w:color w:val="000000" w:themeColor="text1"/>
+          <w:sz w:val="21"/>
+          <w:szCs w:val="21"/>
+          <w:lang w:eastAsia="zh-CN"/>
+        </w:rPr>
+        <w:t xml:space="preserve"> (supervised master</w:t>
+      </w:r>
+      <w:r>
+        <w:rPr>
+          <w:rFonts w:ascii="Helvetica" w:hAnsi="Helvetica" w:cs="Times New Roman"/>
+          <w:color w:val="000000" w:themeColor="text1"/>
+          <w:sz w:val="21"/>
+          <w:szCs w:val="21"/>
+          <w:lang w:eastAsia="zh-CN"/>
+        </w:rPr>
+        <w:t>’</w:t>
+      </w:r>
+      <w:r>
+        <w:rPr>
+          <w:rFonts w:ascii="Helvetica" w:hAnsi="Helvetica" w:cstheme="majorHAnsi"/>
+          <w:color w:val="000000" w:themeColor="text1"/>
+          <w:sz w:val="21"/>
+          <w:szCs w:val="21"/>
+          <w:lang w:eastAsia="zh-CN"/>
+        </w:rPr>
+        <w:t xml:space="preserve">s student at UBC Okanagan, research assistant, May </w:t>
+      </w:r>
+      <w:r>
+        <w:rPr>
+          <w:rFonts w:ascii="Helvetica" w:hAnsi="Helvetica" w:cs="Times New Roman"/>
+          <w:color w:val="000000" w:themeColor="text1"/>
+          <w:sz w:val="21"/>
+          <w:szCs w:val="21"/>
+          <w:lang w:eastAsia="zh-CN"/>
+        </w:rPr>
+        <w:t>–</w:t>
+      </w:r>
+      <w:r>
+        <w:rPr>
+          <w:rFonts w:ascii="Helvetica" w:hAnsi="Helvetica" w:cstheme="majorHAnsi"/>
+          <w:color w:val="000000" w:themeColor="text1"/>
+          <w:sz w:val="21"/>
+          <w:szCs w:val="21"/>
+          <w:lang w:eastAsia="zh-CN"/>
+        </w:rPr>
+        <w:t xml:space="preserve"> Aug. 2023)</w:t>
+      </w:r>
+    </w:p>
+    <w:p>
+      <w:pPr>
+        <w:pStyle w:val="ListParagraph"/>
+        <w:spacing w:after="160" w:line="300" w:lineRule="auto"/>
+        <w:ind w:left="142"/>
+        <w:rPr>
+          <w:rFonts w:ascii="Helvetica" w:hAnsi="Helvetica" w:cstheme="majorHAnsi"/>
+          <w:color w:val="000000" w:themeColor="text1"/>
+          <w:sz w:val="21"/>
+          <w:szCs w:val="21"/>
+          <w:lang w:eastAsia="zh-CN"/>
+        </w:rPr>
+      </w:pPr>
+      <w:r>
+        <w:rPr>
+          <w:rFonts w:ascii="Helvetica" w:hAnsi="Helvetica" w:cstheme="majorHAnsi"/>
+          <w:b/>
+          <w:bCs/>
+          <w:color w:val="0070C0"/>
+          <w:sz w:val="21"/>
+          <w:szCs w:val="21"/>
+          <w:lang w:eastAsia="zh-CN"/>
+        </w:rPr>
+        <w:t>Project</w:t>
+      </w:r>
+      <w:r>
+        <w:rPr>
+          <w:rFonts w:ascii="Helvetica" w:hAnsi="Helvetica" w:cstheme="majorHAnsi"/>
+          <w:color w:val="000000" w:themeColor="text1"/>
+          <w:sz w:val="21"/>
+          <w:szCs w:val="21"/>
+          <w:lang w:eastAsia="zh-CN"/>
+        </w:rPr>
+        <w:t>: 3D and 3D-aware face modeling.</w:t>
+      </w:r>
     </w:p>
     <w:p>
       <w:pPr>
@@ -12292,145 +12775,82 @@
       <w:r>
         <w:rPr>
           <w:rFonts w:ascii="Helvetica" w:hAnsi="Helvetica" w:cstheme="majorHAnsi"/>
-          <w:color w:val="000000" w:themeColor="text1"/>
-          <w:sz w:val="21"/>
-          <w:szCs w:val="21"/>
-          <w:lang w:eastAsia="zh-CN"/>
-        </w:rPr>
-        <w:t>(2019) Open</w:t>
-      </w:r>
-      <w:r>
-        <w:rPr>
-          <w:rFonts w:ascii="Helvetica" w:hAnsi="Helvetica" w:cstheme="majorHAnsi"/>
-          <w:color w:val="000000" w:themeColor="text1"/>
-          <w:sz w:val="21"/>
-          <w:szCs w:val="21"/>
-          <w:lang w:eastAsia="zh-CN"/>
-        </w:rPr>
-        <w:t>-</w:t>
-      </w:r>
-      <w:r>
-        <w:rPr>
-          <w:rFonts w:ascii="Helvetica" w:hAnsi="Helvetica" w:cstheme="majorHAnsi"/>
-          <w:color w:val="000000" w:themeColor="text1"/>
-          <w:sz w:val="21"/>
-          <w:szCs w:val="21"/>
-          <w:lang w:eastAsia="zh-CN"/>
-        </w:rPr>
-        <w:t>S</w:t>
-      </w:r>
-      <w:r>
-        <w:rPr>
-          <w:rFonts w:ascii="Helvetica" w:hAnsi="Helvetica" w:cstheme="majorHAnsi"/>
-          <w:color w:val="000000" w:themeColor="text1"/>
-          <w:sz w:val="21"/>
-          <w:szCs w:val="21"/>
-          <w:lang w:eastAsia="zh-CN"/>
-        </w:rPr>
-        <w:t>ource</w:t>
-      </w:r>
-      <w:r>
-        <w:rPr>
-          <w:rFonts w:ascii="Helvetica" w:hAnsi="Helvetica" w:cstheme="majorHAnsi"/>
-          <w:color w:val="000000" w:themeColor="text1"/>
-          <w:sz w:val="21"/>
-          <w:szCs w:val="21"/>
-          <w:lang w:eastAsia="zh-CN"/>
-        </w:rPr>
-        <w:t xml:space="preserve"> Whiteboard</w:t>
-      </w:r>
-      <w:r>
-        <w:rPr>
-          <w:rFonts w:ascii="Helvetica" w:hAnsi="Helvetica" w:cstheme="majorHAnsi"/>
-          <w:color w:val="000000" w:themeColor="text1"/>
-          <w:sz w:val="21"/>
-          <w:szCs w:val="21"/>
-          <w:lang w:eastAsia="zh-CN"/>
-        </w:rPr>
-        <w:t xml:space="preserve"> </w:t>
-      </w:r>
-      <w:r>
-        <w:rPr>
-          <w:rFonts w:ascii="Helvetica" w:hAnsi="Helvetica" w:cstheme="majorHAnsi"/>
-          <w:color w:val="000000" w:themeColor="text1"/>
-          <w:sz w:val="21"/>
-          <w:szCs w:val="21"/>
-          <w:lang w:eastAsia="zh-CN"/>
-        </w:rPr>
-        <w:t xml:space="preserve">Web </w:t>
-      </w:r>
-      <w:r>
-        <w:rPr>
-          <w:rFonts w:ascii="Helvetica" w:hAnsi="Helvetica" w:cstheme="majorHAnsi"/>
-          <w:color w:val="000000" w:themeColor="text1"/>
-          <w:sz w:val="21"/>
-          <w:szCs w:val="21"/>
-          <w:lang w:eastAsia="zh-CN"/>
-        </w:rPr>
-        <w:t>App</w:t>
-      </w:r>
-      <w:r>
-        <w:rPr>
-          <w:rFonts w:ascii="Helvetica" w:hAnsi="Helvetica" w:cstheme="majorHAnsi"/>
-          <w:color w:val="000000" w:themeColor="text1"/>
-          <w:sz w:val="21"/>
-          <w:szCs w:val="21"/>
-          <w:lang w:eastAsia="zh-CN"/>
-        </w:rPr>
-        <w:t>.</w:t>
-      </w:r>
-      <w:r>
-        <w:rPr>
-          <w:rFonts w:ascii="Helvetica" w:hAnsi="Helvetica" w:cstheme="majorHAnsi"/>
-          <w:color w:val="000000" w:themeColor="text1"/>
-          <w:sz w:val="21"/>
-          <w:szCs w:val="21"/>
-          <w:lang w:eastAsia="zh-CN"/>
-        </w:rPr>
-        <w:tab/>
-      </w:r>
-      <w:r>
-        <w:rPr>
-          <w:rFonts w:ascii="Helvetica" w:hAnsi="Helvetica" w:cstheme="majorHAnsi"/>
-          <w:color w:val="000000" w:themeColor="text1"/>
-          <w:sz w:val="21"/>
-          <w:szCs w:val="21"/>
-          <w:lang w:eastAsia="zh-CN"/>
-        </w:rPr>
-        <w:tab/>
-      </w:r>
-      <w:r>
-        <w:rPr>
-          <w:rFonts w:ascii="Helvetica" w:hAnsi="Helvetica" w:cstheme="majorHAnsi"/>
-          <w:color w:val="000000" w:themeColor="text1"/>
-          <w:sz w:val="21"/>
-          <w:szCs w:val="21"/>
-          <w:lang w:eastAsia="zh-CN"/>
-        </w:rPr>
-        <w:tab/>
-      </w:r>
-      <w:r>
-        <w:rPr>
-          <w:rFonts w:ascii="Helvetica" w:hAnsi="Helvetica" w:cstheme="majorHAnsi"/>
-          <w:color w:val="000000" w:themeColor="text1"/>
-          <w:sz w:val="21"/>
-          <w:szCs w:val="21"/>
-          <w:lang w:eastAsia="zh-CN"/>
-        </w:rPr>
-        <w:tab/>
-      </w:r>
-      <w:hyperlink r:id="rId24" w:history="1">
-        <w:r>
-          <w:rPr>
-            <w:rStyle w:val="Hyperlink"/>
-            <w:rFonts w:ascii="Helvetica" w:hAnsi="Helvetica" w:cstheme="majorHAnsi"/>
-            <w:sz w:val="13"/>
-            <w:szCs w:val="13"/>
-            <w:lang w:eastAsia="zh-CN"/>
-          </w:rPr>
-          <w:t>https://peizhiyan.github.io/www/draw.html</w:t>
-        </w:r>
-      </w:hyperlink>
+          <w:b/>
+          <w:bCs/>
+          <w:color w:val="000000" w:themeColor="text1"/>
+          <w:sz w:val="21"/>
+          <w:szCs w:val="21"/>
+          <w:lang w:eastAsia="zh-CN"/>
+        </w:rPr>
+        <w:t>Md Nafis Abedin</w:t>
+      </w:r>
+      <w:r>
+        <w:rPr>
+          <w:rFonts w:ascii="Helvetica" w:hAnsi="Helvetica" w:cstheme="majorHAnsi"/>
+          <w:color w:val="000000" w:themeColor="text1"/>
+          <w:sz w:val="21"/>
+          <w:szCs w:val="21"/>
+          <w:lang w:eastAsia="zh-CN"/>
+        </w:rPr>
+        <w:t xml:space="preserve"> (supervised </w:t>
+      </w:r>
+      <w:r>
+        <w:rPr>
+          <w:rFonts w:ascii="Helvetica" w:hAnsi="Helvetica" w:cstheme="majorHAnsi"/>
+          <w:color w:val="000000" w:themeColor="text1"/>
+          <w:sz w:val="21"/>
+          <w:szCs w:val="21"/>
+          <w:lang w:eastAsia="zh-CN"/>
+        </w:rPr>
+        <w:t xml:space="preserve">undergrad </w:t>
+      </w:r>
+      <w:r>
+        <w:rPr>
+          <w:rFonts w:ascii="Helvetica" w:hAnsi="Helvetica" w:cstheme="majorHAnsi"/>
+          <w:color w:val="000000" w:themeColor="text1"/>
+          <w:sz w:val="21"/>
+          <w:szCs w:val="21"/>
+          <w:lang w:eastAsia="zh-CN"/>
+        </w:rPr>
+        <w:t>student at University of Waterloo, co-op 2020 summer intern)</w:t>
+      </w:r>
+    </w:p>
+    <w:p>
+      <w:pPr>
+        <w:pStyle w:val="ListParagraph"/>
+        <w:spacing w:after="160" w:line="300" w:lineRule="auto"/>
+        <w:ind w:left="142"/>
+        <w:jc w:val="both"/>
+        <w:rPr>
+          <w:rFonts w:ascii="Helvetica" w:hAnsi="Helvetica" w:cstheme="majorHAnsi"/>
+          <w:color w:val="000000" w:themeColor="text1"/>
+          <w:sz w:val="21"/>
+          <w:szCs w:val="21"/>
+          <w:lang w:eastAsia="zh-CN"/>
+        </w:rPr>
+      </w:pPr>
+      <w:r>
+        <w:rPr>
+          <w:rFonts w:ascii="Helvetica" w:hAnsi="Helvetica" w:cstheme="majorHAnsi"/>
+          <w:b/>
+          <w:bCs/>
+          <w:color w:val="0070C0"/>
+          <w:sz w:val="21"/>
+          <w:szCs w:val="21"/>
+          <w:lang w:eastAsia="zh-CN"/>
+        </w:rPr>
+        <w:t>Project</w:t>
+      </w:r>
+      <w:r>
+        <w:rPr>
+          <w:rFonts w:ascii="Helvetica" w:hAnsi="Helvetica" w:cstheme="majorHAnsi"/>
+          <w:color w:val="000000" w:themeColor="text1"/>
+          <w:sz w:val="21"/>
+          <w:szCs w:val="21"/>
+          <w:lang w:eastAsia="zh-CN"/>
+        </w:rPr>
+        <w:t>: Developing an interactive web user interface for the satellite image lichen mapping project.</w:t>
+      </w:r>
     </w:p>
     <w:p>
       <w:pPr>
@@ -12452,107 +12872,24 @@
       <w:r>
         <w:rPr>
           <w:rFonts w:ascii="Helvetica" w:hAnsi="Helvetica" w:cstheme="majorHAnsi"/>
-          <w:color w:val="000000" w:themeColor="text1"/>
-          <w:sz w:val="21"/>
-          <w:szCs w:val="21"/>
-          <w:lang w:eastAsia="zh-CN"/>
-        </w:rPr>
-        <w:t xml:space="preserve">(2018) Convolution-Based </w:t>
-      </w:r>
-      <w:proofErr w:type="spellStart"/>
-      <w:r>
-        <w:rPr>
-          <w:rFonts w:ascii="Helvetica" w:hAnsi="Helvetica" w:cstheme="majorHAnsi"/>
-          <w:color w:val="000000" w:themeColor="text1"/>
-          <w:sz w:val="21"/>
-          <w:szCs w:val="21"/>
-          <w:lang w:eastAsia="zh-CN"/>
-        </w:rPr>
-        <w:t>Gomoku</w:t>
-      </w:r>
-      <w:proofErr w:type="spellEnd"/>
-      <w:r>
-        <w:rPr>
-          <w:rFonts w:ascii="Helvetica" w:hAnsi="Helvetica" w:cstheme="majorHAnsi"/>
-          <w:color w:val="000000" w:themeColor="text1"/>
-          <w:sz w:val="21"/>
-          <w:szCs w:val="21"/>
-          <w:lang w:eastAsia="zh-CN"/>
-        </w:rPr>
-        <w:t xml:space="preserve"> </w:t>
-      </w:r>
-      <w:r>
-        <w:rPr>
-          <w:rFonts w:ascii="Helvetica" w:hAnsi="Helvetica" w:cstheme="majorHAnsi"/>
-          <w:color w:val="000000" w:themeColor="text1"/>
-          <w:sz w:val="21"/>
-          <w:szCs w:val="21"/>
-          <w:lang w:eastAsia="zh-CN"/>
-        </w:rPr>
-        <w:t xml:space="preserve">Game AI </w:t>
-      </w:r>
-      <w:r>
-        <w:rPr>
-          <w:rFonts w:ascii="Helvetica" w:hAnsi="Helvetica" w:cstheme="majorHAnsi"/>
-          <w:color w:val="000000" w:themeColor="text1"/>
-          <w:sz w:val="16"/>
-          <w:szCs w:val="16"/>
-          <w:lang w:eastAsia="zh-CN"/>
-        </w:rPr>
-        <w:tab/>
-      </w:r>
-      <w:r>
-        <w:rPr>
-          <w:rFonts w:ascii="Helvetica" w:hAnsi="Helvetica" w:cstheme="majorHAnsi"/>
-          <w:color w:val="000000" w:themeColor="text1"/>
-          <w:sz w:val="16"/>
-          <w:szCs w:val="16"/>
-          <w:lang w:eastAsia="zh-CN"/>
-        </w:rPr>
-        <w:tab/>
-      </w:r>
-      <w:r>
-        <w:rPr>
-          <w:rFonts w:ascii="Helvetica" w:hAnsi="Helvetica" w:cstheme="majorHAnsi"/>
-          <w:color w:val="000000" w:themeColor="text1"/>
-          <w:sz w:val="16"/>
-          <w:szCs w:val="16"/>
-          <w:lang w:eastAsia="zh-CN"/>
-        </w:rPr>
-        <w:tab/>
-      </w:r>
-      <w:hyperlink r:id="rId25" w:history="1">
-        <w:r>
-          <w:rPr>
-            <w:rStyle w:val="Hyperlink"/>
-            <w:rFonts w:ascii="Helvetica" w:hAnsi="Helvetica" w:cstheme="majorHAnsi"/>
-            <w:sz w:val="13"/>
-            <w:szCs w:val="13"/>
-            <w:lang w:eastAsia="zh-CN"/>
-          </w:rPr>
-          <w:t>https://peizhiyan.github.io/js_codes/gomoku</w:t>
-        </w:r>
-      </w:hyperlink>
-    </w:p>
-    <w:p>
-      <w:pPr>
-        <w:pStyle w:val="Heading1"/>
-        <w:rPr>
-          <w:rFonts w:ascii="Helvetica" w:hAnsi="Helvetica" w:cstheme="majorHAnsi"/>
-          <w:bCs/>
-          <w:sz w:val="28"/>
-          <w:szCs w:val="36"/>
-          <w:lang w:eastAsia="zh-CN"/>
-        </w:rPr>
-      </w:pPr>
-      <w:r>
-        <w:rPr>
-          <w:rFonts w:ascii="Helvetica" w:hAnsi="Helvetica" w:cstheme="majorHAnsi"/>
-          <w:bCs/>
-          <w:sz w:val="28"/>
-          <w:szCs w:val="36"/>
-        </w:rPr>
-        <w:t>Supervised and Mentored Students</w:t>
+          <w:b/>
+          <w:bCs/>
+          <w:color w:val="000000" w:themeColor="text1"/>
+          <w:sz w:val="21"/>
+          <w:szCs w:val="21"/>
+          <w:lang w:eastAsia="zh-CN"/>
+        </w:rPr>
+        <w:t>Keizo Kato</w:t>
+      </w:r>
+      <w:r>
+        <w:rPr>
+          <w:rFonts w:ascii="Helvetica" w:hAnsi="Helvetica" w:cstheme="majorHAnsi"/>
+          <w:color w:val="000000" w:themeColor="text1"/>
+          <w:sz w:val="21"/>
+          <w:szCs w:val="21"/>
+          <w:lang w:eastAsia="zh-CN"/>
+        </w:rPr>
+        <w:t xml:space="preserve"> (mentored student at UBC Okanagan, 2023) on his undergraduate thesis.</w:t>
       </w:r>
     </w:p>
     <w:p>
@@ -12582,369 +12919,6 @@
           <w:szCs w:val="21"/>
           <w:lang w:eastAsia="zh-CN"/>
         </w:rPr>
-        <w:t>Haoyu Wang</w:t>
-      </w:r>
-      <w:r>
-        <w:rPr>
-          <w:rFonts w:ascii="Helvetica" w:hAnsi="Helvetica" w:cstheme="majorHAnsi"/>
-          <w:color w:val="000000" w:themeColor="text1"/>
-          <w:sz w:val="21"/>
-          <w:szCs w:val="21"/>
-          <w:lang w:eastAsia="zh-CN"/>
-        </w:rPr>
-        <w:t xml:space="preserve"> (supervised Ph.D. student at UBC Okanagan, research assistant, Sept </w:t>
-      </w:r>
-      <w:r>
-        <w:rPr>
-          <w:rFonts w:ascii="Helvetica" w:hAnsi="Helvetica" w:cs="Times New Roman"/>
-          <w:color w:val="000000" w:themeColor="text1"/>
-          <w:sz w:val="21"/>
-          <w:szCs w:val="21"/>
-          <w:lang w:eastAsia="zh-CN"/>
-        </w:rPr>
-        <w:t>–</w:t>
-      </w:r>
-      <w:r>
-        <w:rPr>
-          <w:rFonts w:ascii="Helvetica" w:hAnsi="Helvetica" w:cstheme="majorHAnsi"/>
-          <w:color w:val="000000" w:themeColor="text1"/>
-          <w:sz w:val="21"/>
-          <w:szCs w:val="21"/>
-          <w:lang w:eastAsia="zh-CN"/>
-        </w:rPr>
-        <w:t xml:space="preserve"> Dec. 2024)</w:t>
-      </w:r>
-    </w:p>
-    <w:p>
-      <w:pPr>
-        <w:pStyle w:val="ListParagraph"/>
-        <w:spacing w:after="160" w:line="300" w:lineRule="auto"/>
-        <w:ind w:left="142"/>
-        <w:rPr>
-          <w:rFonts w:ascii="Helvetica" w:hAnsi="Helvetica" w:cstheme="majorHAnsi"/>
-          <w:color w:val="000000" w:themeColor="text1"/>
-          <w:sz w:val="21"/>
-          <w:szCs w:val="21"/>
-          <w:lang w:eastAsia="zh-CN"/>
-        </w:rPr>
-      </w:pPr>
-      <w:r>
-        <w:rPr>
-          <w:rFonts w:ascii="Helvetica" w:hAnsi="Helvetica" w:cstheme="majorHAnsi"/>
-          <w:b/>
-          <w:bCs/>
-          <w:color w:val="0070C0"/>
-          <w:sz w:val="21"/>
-          <w:szCs w:val="21"/>
-          <w:lang w:eastAsia="zh-CN"/>
-        </w:rPr>
-        <w:t>Projects</w:t>
-      </w:r>
-      <w:r>
-        <w:rPr>
-          <w:rFonts w:ascii="Helvetica" w:hAnsi="Helvetica" w:cstheme="majorHAnsi"/>
-          <w:color w:val="000000" w:themeColor="text1"/>
-          <w:sz w:val="21"/>
-          <w:szCs w:val="21"/>
-          <w:lang w:eastAsia="zh-CN"/>
-        </w:rPr>
-        <w:t>: 3D face and head tracking; 2D image ear landmark detection.</w:t>
-      </w:r>
-    </w:p>
-    <w:p>
-      <w:pPr>
-        <w:pStyle w:val="ListParagraph"/>
-        <w:numPr>
-          <w:ilvl w:val="0"/>
-          <w:numId w:val="2"/>
-        </w:numPr>
-        <w:spacing w:after="160" w:line="300" w:lineRule="auto"/>
-        <w:ind w:left="142" w:hanging="142"/>
-        <w:rPr>
-          <w:rFonts w:ascii="Helvetica" w:hAnsi="Helvetica" w:cstheme="majorHAnsi"/>
-          <w:color w:val="000000" w:themeColor="text1"/>
-          <w:sz w:val="21"/>
-          <w:szCs w:val="21"/>
-          <w:lang w:eastAsia="zh-CN"/>
-        </w:rPr>
-      </w:pPr>
-      <w:proofErr w:type="spellStart"/>
-      <w:r>
-        <w:rPr>
-          <w:rFonts w:ascii="Helvetica" w:hAnsi="Helvetica" w:cstheme="majorHAnsi"/>
-          <w:b/>
-          <w:bCs/>
-          <w:color w:val="000000" w:themeColor="text1"/>
-          <w:sz w:val="21"/>
-          <w:szCs w:val="21"/>
-          <w:lang w:eastAsia="zh-CN"/>
-        </w:rPr>
-        <w:t>Xiangrui</w:t>
-      </w:r>
-      <w:proofErr w:type="spellEnd"/>
-      <w:r>
-        <w:rPr>
-          <w:rFonts w:ascii="Helvetica" w:hAnsi="Helvetica" w:cstheme="majorHAnsi"/>
-          <w:b/>
-          <w:bCs/>
-          <w:color w:val="000000" w:themeColor="text1"/>
-          <w:sz w:val="21"/>
-          <w:szCs w:val="21"/>
-          <w:lang w:eastAsia="zh-CN"/>
-        </w:rPr>
-        <w:t xml:space="preserve"> Liu</w:t>
-      </w:r>
-      <w:r>
-        <w:rPr>
-          <w:rFonts w:ascii="Helvetica" w:hAnsi="Helvetica" w:cstheme="majorHAnsi"/>
-          <w:color w:val="000000" w:themeColor="text1"/>
-          <w:sz w:val="21"/>
-          <w:szCs w:val="21"/>
-          <w:lang w:eastAsia="zh-CN"/>
-        </w:rPr>
-        <w:t xml:space="preserve"> (supervised master</w:t>
-      </w:r>
-      <w:r>
-        <w:rPr>
-          <w:rFonts w:ascii="Helvetica" w:hAnsi="Helvetica" w:cs="Times New Roman"/>
-          <w:color w:val="000000" w:themeColor="text1"/>
-          <w:sz w:val="21"/>
-          <w:szCs w:val="21"/>
-          <w:lang w:eastAsia="zh-CN"/>
-        </w:rPr>
-        <w:t>’</w:t>
-      </w:r>
-      <w:r>
-        <w:rPr>
-          <w:rFonts w:ascii="Helvetica" w:hAnsi="Helvetica" w:cstheme="majorHAnsi"/>
-          <w:color w:val="000000" w:themeColor="text1"/>
-          <w:sz w:val="21"/>
-          <w:szCs w:val="21"/>
-          <w:lang w:eastAsia="zh-CN"/>
-        </w:rPr>
-        <w:t xml:space="preserve">s student at UBC Okanagan, research assistant, May </w:t>
-      </w:r>
-      <w:r>
-        <w:rPr>
-          <w:rFonts w:ascii="Helvetica" w:hAnsi="Helvetica" w:cs="Times New Roman"/>
-          <w:color w:val="000000" w:themeColor="text1"/>
-          <w:sz w:val="21"/>
-          <w:szCs w:val="21"/>
-          <w:lang w:eastAsia="zh-CN"/>
-        </w:rPr>
-        <w:t>–</w:t>
-      </w:r>
-      <w:r>
-        <w:rPr>
-          <w:rFonts w:ascii="Helvetica" w:hAnsi="Helvetica" w:cstheme="majorHAnsi"/>
-          <w:color w:val="000000" w:themeColor="text1"/>
-          <w:sz w:val="21"/>
-          <w:szCs w:val="21"/>
-          <w:lang w:eastAsia="zh-CN"/>
-        </w:rPr>
-        <w:t xml:space="preserve"> Aug. 2023)</w:t>
-      </w:r>
-    </w:p>
-    <w:p>
-      <w:pPr>
-        <w:pStyle w:val="ListParagraph"/>
-        <w:spacing w:after="160" w:line="300" w:lineRule="auto"/>
-        <w:ind w:left="142"/>
-        <w:rPr>
-          <w:rFonts w:ascii="Helvetica" w:hAnsi="Helvetica" w:cstheme="majorHAnsi"/>
-          <w:color w:val="000000" w:themeColor="text1"/>
-          <w:sz w:val="21"/>
-          <w:szCs w:val="21"/>
-          <w:lang w:eastAsia="zh-CN"/>
-        </w:rPr>
-      </w:pPr>
-      <w:r>
-        <w:rPr>
-          <w:rFonts w:ascii="Helvetica" w:hAnsi="Helvetica" w:cstheme="majorHAnsi"/>
-          <w:b/>
-          <w:bCs/>
-          <w:color w:val="0070C0"/>
-          <w:sz w:val="21"/>
-          <w:szCs w:val="21"/>
-          <w:lang w:eastAsia="zh-CN"/>
-        </w:rPr>
-        <w:t>Project</w:t>
-      </w:r>
-      <w:r>
-        <w:rPr>
-          <w:rFonts w:ascii="Helvetica" w:hAnsi="Helvetica" w:cstheme="majorHAnsi"/>
-          <w:color w:val="000000" w:themeColor="text1"/>
-          <w:sz w:val="21"/>
-          <w:szCs w:val="21"/>
-          <w:lang w:eastAsia="zh-CN"/>
-        </w:rPr>
-        <w:t>: 3D and 3D-aware face modeling.</w:t>
-      </w:r>
-    </w:p>
-    <w:p>
-      <w:pPr>
-        <w:pStyle w:val="ListParagraph"/>
-        <w:numPr>
-          <w:ilvl w:val="0"/>
-          <w:numId w:val="2"/>
-        </w:numPr>
-        <w:spacing w:after="160" w:line="300" w:lineRule="auto"/>
-        <w:ind w:left="142" w:hanging="142"/>
-        <w:rPr>
-          <w:rFonts w:ascii="Helvetica" w:hAnsi="Helvetica" w:cstheme="majorHAnsi"/>
-          <w:color w:val="000000" w:themeColor="text1"/>
-          <w:sz w:val="21"/>
-          <w:szCs w:val="21"/>
-          <w:lang w:eastAsia="zh-CN"/>
-        </w:rPr>
-      </w:pPr>
-      <w:r>
-        <w:rPr>
-          <w:rFonts w:ascii="Helvetica" w:hAnsi="Helvetica" w:cstheme="majorHAnsi"/>
-          <w:b/>
-          <w:bCs/>
-          <w:color w:val="000000" w:themeColor="text1"/>
-          <w:sz w:val="21"/>
-          <w:szCs w:val="21"/>
-          <w:lang w:eastAsia="zh-CN"/>
-        </w:rPr>
-        <w:t>Md Nafis Abedin</w:t>
-      </w:r>
-      <w:r>
-        <w:rPr>
-          <w:rFonts w:ascii="Helvetica" w:hAnsi="Helvetica" w:cstheme="majorHAnsi"/>
-          <w:color w:val="000000" w:themeColor="text1"/>
-          <w:sz w:val="21"/>
-          <w:szCs w:val="21"/>
-          <w:lang w:eastAsia="zh-CN"/>
-        </w:rPr>
-        <w:t xml:space="preserve"> (supervised </w:t>
-      </w:r>
-      <w:r>
-        <w:rPr>
-          <w:rFonts w:ascii="Helvetica" w:hAnsi="Helvetica" w:cstheme="majorHAnsi"/>
-          <w:color w:val="000000" w:themeColor="text1"/>
-          <w:sz w:val="21"/>
-          <w:szCs w:val="21"/>
-          <w:lang w:eastAsia="zh-CN"/>
-        </w:rPr>
-        <w:t xml:space="preserve">undergrad </w:t>
-      </w:r>
-      <w:r>
-        <w:rPr>
-          <w:rFonts w:ascii="Helvetica" w:hAnsi="Helvetica" w:cstheme="majorHAnsi"/>
-          <w:color w:val="000000" w:themeColor="text1"/>
-          <w:sz w:val="21"/>
-          <w:szCs w:val="21"/>
-          <w:lang w:eastAsia="zh-CN"/>
-        </w:rPr>
-        <w:t>student at University of Waterloo, co-op 2020 summer intern)</w:t>
-      </w:r>
-    </w:p>
-    <w:p>
-      <w:pPr>
-        <w:pStyle w:val="ListParagraph"/>
-        <w:spacing w:after="160" w:line="300" w:lineRule="auto"/>
-        <w:ind w:left="142"/>
-        <w:jc w:val="both"/>
-        <w:rPr>
-          <w:rFonts w:ascii="Helvetica" w:hAnsi="Helvetica" w:cstheme="majorHAnsi"/>
-          <w:color w:val="000000" w:themeColor="text1"/>
-          <w:sz w:val="21"/>
-          <w:szCs w:val="21"/>
-          <w:lang w:eastAsia="zh-CN"/>
-        </w:rPr>
-      </w:pPr>
-      <w:r>
-        <w:rPr>
-          <w:rFonts w:ascii="Helvetica" w:hAnsi="Helvetica" w:cstheme="majorHAnsi"/>
-          <w:b/>
-          <w:bCs/>
-          <w:color w:val="0070C0"/>
-          <w:sz w:val="21"/>
-          <w:szCs w:val="21"/>
-          <w:lang w:eastAsia="zh-CN"/>
-        </w:rPr>
-        <w:t>Project</w:t>
-      </w:r>
-      <w:r>
-        <w:rPr>
-          <w:rFonts w:ascii="Helvetica" w:hAnsi="Helvetica" w:cstheme="majorHAnsi"/>
-          <w:color w:val="000000" w:themeColor="text1"/>
-          <w:sz w:val="21"/>
-          <w:szCs w:val="21"/>
-          <w:lang w:eastAsia="zh-CN"/>
-        </w:rPr>
-        <w:t>: Developing an interactive web user interface for the satellite image lichen mapping project.</w:t>
-      </w:r>
-    </w:p>
-    <w:p>
-      <w:pPr>
-        <w:pStyle w:val="ListParagraph"/>
-        <w:numPr>
-          <w:ilvl w:val="0"/>
-          <w:numId w:val="2"/>
-        </w:numPr>
-        <w:spacing w:after="160" w:line="300" w:lineRule="auto"/>
-        <w:ind w:left="142" w:hanging="142"/>
-        <w:rPr>
-          <w:rFonts w:ascii="Helvetica" w:hAnsi="Helvetica" w:cstheme="majorHAnsi"/>
-          <w:color w:val="000000" w:themeColor="text1"/>
-          <w:sz w:val="21"/>
-          <w:szCs w:val="21"/>
-          <w:lang w:eastAsia="zh-CN"/>
-        </w:rPr>
-      </w:pPr>
-      <w:r>
-        <w:rPr>
-          <w:rFonts w:ascii="Helvetica" w:hAnsi="Helvetica" w:cstheme="majorHAnsi"/>
-          <w:b/>
-          <w:bCs/>
-          <w:color w:val="000000" w:themeColor="text1"/>
-          <w:sz w:val="21"/>
-          <w:szCs w:val="21"/>
-          <w:lang w:eastAsia="zh-CN"/>
-        </w:rPr>
-        <w:t>Keizo Kato</w:t>
-      </w:r>
-      <w:r>
-        <w:rPr>
-          <w:rFonts w:ascii="Helvetica" w:hAnsi="Helvetica" w:cstheme="majorHAnsi"/>
-          <w:color w:val="000000" w:themeColor="text1"/>
-          <w:sz w:val="21"/>
-          <w:szCs w:val="21"/>
-          <w:lang w:eastAsia="zh-CN"/>
-        </w:rPr>
-        <w:t xml:space="preserve"> (mentored student at UBC Okanagan, 2023) on his undergraduate thesis.</w:t>
-      </w:r>
-    </w:p>
-    <w:p>
-      <w:pPr>
-        <w:pStyle w:val="ListParagraph"/>
-        <w:numPr>
-          <w:ilvl w:val="0"/>
-          <w:numId w:val="2"/>
-        </w:numPr>
-        <w:spacing w:after="160" w:line="300" w:lineRule="auto"/>
-        <w:ind w:left="142" w:hanging="142"/>
-        <w:rPr>
-          <w:rFonts w:ascii="Helvetica" w:hAnsi="Helvetica" w:cstheme="majorHAnsi"/>
-          <w:color w:val="000000" w:themeColor="text1"/>
-          <w:sz w:val="21"/>
-          <w:szCs w:val="21"/>
-          <w:lang w:eastAsia="zh-CN"/>
-        </w:rPr>
-      </w:pPr>
-      <w:r>
-        <w:rPr>
-          <w:rFonts w:ascii="Helvetica" w:hAnsi="Helvetica" w:cstheme="majorHAnsi"/>
-          <w:b/>
-          <w:bCs/>
-          <w:color w:val="000000" w:themeColor="text1"/>
-          <w:sz w:val="21"/>
-          <w:szCs w:val="21"/>
-          <w:lang w:eastAsia="zh-CN"/>
-        </w:rPr>
         <w:t xml:space="preserve">Marshall </w:t>
       </w:r>
       <w:r>
@@ -13339,7 +13313,37 @@
           <w:szCs w:val="22"/>
           <w:lang w:eastAsia="zh-CN"/>
         </w:rPr>
-        <w:t xml:space="preserve"> AWS (EC2, S3, ECR/ECS, SageMaker, </w:t>
+        <w:t xml:space="preserve"> AWS (EC2, S3, ECR/ECS, </w:t>
+      </w:r>
+      <w:r>
+        <w:rPr>
+          <w:rFonts w:ascii="Helvetica" w:hAnsi="Helvetica" w:cstheme="majorHAnsi"/>
+          <w:color w:val="000000" w:themeColor="text1"/>
+          <w:sz w:val="22"/>
+          <w:szCs w:val="22"/>
+          <w:lang w:eastAsia="zh-CN"/>
+        </w:rPr>
+        <w:t xml:space="preserve">EKS, </w:t>
+      </w:r>
+      <w:r>
+        <w:rPr>
+          <w:rFonts w:ascii="Helvetica" w:hAnsi="Helvetica" w:cstheme="majorHAnsi"/>
+          <w:color w:val="000000" w:themeColor="text1"/>
+          <w:sz w:val="22"/>
+          <w:szCs w:val="22"/>
+          <w:lang w:eastAsia="zh-CN"/>
+        </w:rPr>
+        <w:t xml:space="preserve">RDS, </w:t>
+      </w:r>
+      <w:r>
+        <w:rPr>
+          <w:rFonts w:ascii="Helvetica" w:hAnsi="Helvetica" w:cstheme="majorHAnsi"/>
+          <w:color w:val="000000" w:themeColor="text1"/>
+          <w:sz w:val="22"/>
+          <w:szCs w:val="22"/>
+          <w:lang w:eastAsia="zh-CN"/>
+        </w:rPr>
+        <w:t xml:space="preserve">SageMaker, </w:t>
       </w:r>
       <w:r>
         <w:rPr>
@@ -13622,7 +13626,7 @@
           <w:lang w:eastAsia="zh-CN"/>
         </w:rPr>
       </w:pPr>
-      <w:hyperlink r:id="rId26" w:history="1">
+      <w:hyperlink r:id="rId21" w:history="1">
         <w:r>
           <w:rPr>
             <w:rStyle w:val="Hyperlink"/>
@@ -13716,7 +13720,7 @@
           <w:sz w:val="18"/>
           <w:szCs w:val="15"/>
         </w:rPr>
-        <w:t>Sep</w:t>
+        <w:t>Nov</w:t>
       </w:r>
       <w:r>
         <w:rPr>
@@ -13743,7 +13747,7 @@
           <w:sz w:val="18"/>
           <w:szCs w:val="15"/>
         </w:rPr>
-        <w:t>16</w:t>
+        <w:t>02</w:t>
       </w:r>
       <w:r>
         <w:rPr>
@@ -13765,7 +13769,7 @@
       </w:r>
     </w:p>
     <w:sectPr>
-      <w:footerReference w:type="default" r:id="rId27"/>
+      <w:footerReference w:type="default" r:id="rId22"/>
       <w:pgSz w:w="11900" w:h="16840"/>
       <w:pgMar w:top="1170" w:right="1080" w:bottom="720" w:left="1080" w:header="708" w:footer="60" w:gutter="0"/>
       <w:cols w:space="708"/>
@@ -15887,6 +15891,7 @@
     <w:rsid w:val="003B7358"/>
     <w:rsid w:val="003D5CBD"/>
     <w:rsid w:val="003F1334"/>
+    <w:rsid w:val="00416182"/>
     <w:rsid w:val="00436FF8"/>
     <w:rsid w:val="00441147"/>
     <w:rsid w:val="004522D2"/>
@@ -16010,6 +16015,7 @@
     <w:rsid w:val="00AD3B01"/>
     <w:rsid w:val="00AE12C9"/>
     <w:rsid w:val="00AE60CF"/>
+    <w:rsid w:val="00B06895"/>
     <w:rsid w:val="00B06913"/>
     <w:rsid w:val="00B2052A"/>
     <w:rsid w:val="00B261A5"/>

--- a/docs/CV_Peizhi.docx
+++ b/docs/CV_Peizhi.docx
@@ -1764,14 +1764,6 @@
           <w:szCs w:val="22"/>
         </w:rPr>
         <w:tab/>
-      </w:r>
-      <w:r>
-        <w:rPr>
-          <w:rFonts w:cstheme="majorHAnsi"/>
-          <w:color w:val="000000" w:themeColor="text1"/>
-          <w:sz w:val="22"/>
-          <w:szCs w:val="22"/>
-        </w:rPr>
         <w:t>Nov</w:t>
       </w:r>
       <w:r>
@@ -1884,16 +1876,7 @@
           <w:sz w:val="22"/>
           <w:szCs w:val="22"/>
         </w:rPr>
-        <w:t xml:space="preserve">Software </w:t>
-      </w:r>
-      <w:r>
-        <w:rPr>
-          <w:rFonts w:cstheme="majorHAnsi"/>
-          <w:color w:val="000000" w:themeColor="text1"/>
-          <w:sz w:val="22"/>
-          <w:szCs w:val="22"/>
-        </w:rPr>
-        <w:t>Engineer</w:t>
+        <w:t>Software Engineer</w:t>
       </w:r>
       <w:r>
         <w:rPr>
@@ -1946,15 +1929,7 @@
           <w:sz w:val="22"/>
           <w:szCs w:val="22"/>
         </w:rPr>
-        <w:t xml:space="preserve"> </w:t>
-      </w:r>
-      <w:r>
-        <w:rPr>
-          <w:color w:val="000000" w:themeColor="text1"/>
-          <w:sz w:val="22"/>
-          <w:szCs w:val="22"/>
-        </w:rPr>
-        <w:t>Oct. 2026</w:t>
+        <w:t xml:space="preserve"> Oct. 2026</w:t>
       </w:r>
     </w:p>
     <w:p>
@@ -3498,7 +3473,7 @@
           <w:u w:val="single"/>
           <w:lang w:eastAsia="zh-CN"/>
         </w:rPr>
-        <w:t>8</w:t>
+        <w:t>9</w:t>
       </w:r>
       <w:r>
         <w:rPr>
@@ -4569,7 +4544,7 @@
         <w:spacing w:after="160" w:line="276" w:lineRule="auto"/>
         <w:ind w:left="142" w:hanging="142"/>
         <w:rPr>
-          <w:rFonts w:ascii="Helvetica" w:hAnsi="Helvetica" w:cstheme="majorHAnsi" w:hint="eastAsia"/>
+          <w:rFonts w:ascii="Helvetica" w:hAnsi="Helvetica" w:cstheme="majorHAnsi"/>
           <w:color w:val="000000" w:themeColor="text1"/>
           <w:sz w:val="21"/>
           <w:szCs w:val="21"/>
@@ -16110,6 +16085,7 @@
     <w:rsid w:val="00FD5435"/>
     <w:rsid w:val="00FF1C0C"/>
     <w:rsid w:val="00FF2CF1"/>
+    <w:rsid w:val="00FF741D"/>
   </w:rsids>
   <m:mathPr>
     <m:mathFont m:val="Cambria Math"/>

--- a/docs/CV_Peizhi.docx
+++ b/docs/CV_Peizhi.docx
@@ -74,14 +74,36 @@
         </w:rPr>
         <w:t>UBC</w:t>
       </w:r>
-      <w:r>
+    </w:p>
+    <w:p>
+      <w:pPr>
+        <w:pStyle w:val="ContactInfo"/>
+        <w:spacing w:after="0" w:line="360" w:lineRule="auto"/>
+        <w:ind w:right="147"/>
         <w:rPr>
           <w:rFonts w:ascii="Helvetica" w:hAnsi="Helvetica" w:cstheme="majorHAnsi"/>
           <w:color w:val="000000" w:themeColor="text1"/>
           <w:sz w:val="22"/>
           <w:szCs w:val="18"/>
         </w:rPr>
-        <w:t xml:space="preserve"> </w:t>
+      </w:pPr>
+      <w:r>
+        <w:rPr>
+          <w:rFonts w:ascii="Helvetica" w:hAnsi="Helvetica" w:cstheme="majorHAnsi"/>
+          <w:color w:val="000000" w:themeColor="text1"/>
+          <w:sz w:val="22"/>
+          <w:szCs w:val="18"/>
+        </w:rPr>
+        <w:t xml:space="preserve">Governor-General’s Gold Medal </w:t>
+      </w:r>
+      <w:r>
+        <w:rPr>
+          <w:rFonts w:ascii="Helvetica" w:hAnsi="Helvetica" w:cstheme="majorHAnsi"/>
+          <w:color w:val="000000" w:themeColor="text1"/>
+          <w:sz w:val="22"/>
+          <w:szCs w:val="18"/>
+        </w:rPr>
+        <w:t>Recipient</w:t>
       </w:r>
     </w:p>
     <w:p>
@@ -156,146 +178,6 @@
           <w:szCs w:val="18"/>
         </w:rPr>
         <w:t xml:space="preserve"> </w:t>
-      </w:r>
-    </w:p>
-    <w:p>
-      <w:pPr>
-        <w:pStyle w:val="Heading1"/>
-        <w:rPr>
-          <w:rFonts w:ascii="Helvetica" w:hAnsi="Helvetica" w:cstheme="majorHAnsi"/>
-          <w:bCs/>
-          <w:sz w:val="28"/>
-          <w:szCs w:val="36"/>
-        </w:rPr>
-      </w:pPr>
-      <w:r>
-        <w:rPr>
-          <w:rFonts w:ascii="Helvetica" w:hAnsi="Helvetica" w:cstheme="majorHAnsi"/>
-          <w:bCs/>
-          <w:sz w:val="28"/>
-          <w:szCs w:val="36"/>
-        </w:rPr>
-        <w:t>Research Interests</w:t>
-      </w:r>
-    </w:p>
-    <w:p>
-      <w:pPr>
-        <w:pStyle w:val="ListParagraph"/>
-        <w:numPr>
-          <w:ilvl w:val="0"/>
-          <w:numId w:val="2"/>
-        </w:numPr>
-        <w:spacing w:after="160" w:line="300" w:lineRule="auto"/>
-        <w:ind w:left="142" w:hanging="142"/>
-        <w:rPr>
-          <w:rFonts w:ascii="Helvetica" w:hAnsi="Helvetica" w:cstheme="majorHAnsi"/>
-          <w:color w:val="000000" w:themeColor="text1"/>
-          <w:sz w:val="22"/>
-          <w:szCs w:val="22"/>
-          <w:lang w:eastAsia="zh-CN"/>
-        </w:rPr>
-      </w:pPr>
-      <w:r>
-        <w:rPr>
-          <w:rFonts w:ascii="Helvetica" w:hAnsi="Helvetica" w:cstheme="majorHAnsi"/>
-          <w:b/>
-          <w:bCs/>
-          <w:color w:val="000000" w:themeColor="text1"/>
-          <w:sz w:val="22"/>
-          <w:szCs w:val="22"/>
-          <w:lang w:eastAsia="zh-CN"/>
-        </w:rPr>
-        <w:t>Computer Vision</w:t>
-      </w:r>
-      <w:r>
-        <w:rPr>
-          <w:rFonts w:ascii="Helvetica" w:hAnsi="Helvetica" w:cstheme="majorHAnsi"/>
-          <w:color w:val="000000" w:themeColor="text1"/>
-          <w:sz w:val="22"/>
-          <w:szCs w:val="22"/>
-          <w:lang w:eastAsia="zh-CN"/>
-        </w:rPr>
-        <w:t>: 3D face and general object reconstruction from 2D images; image generation.</w:t>
-      </w:r>
-    </w:p>
-    <w:p>
-      <w:pPr>
-        <w:pStyle w:val="ListParagraph"/>
-        <w:numPr>
-          <w:ilvl w:val="0"/>
-          <w:numId w:val="2"/>
-        </w:numPr>
-        <w:spacing w:after="160" w:line="300" w:lineRule="auto"/>
-        <w:ind w:left="142" w:hanging="142"/>
-        <w:rPr>
-          <w:rFonts w:ascii="Helvetica" w:hAnsi="Helvetica" w:cstheme="majorHAnsi"/>
-          <w:color w:val="000000" w:themeColor="text1"/>
-          <w:sz w:val="22"/>
-          <w:szCs w:val="22"/>
-          <w:lang w:eastAsia="zh-CN"/>
-        </w:rPr>
-      </w:pPr>
-      <w:r>
-        <w:rPr>
-          <w:rFonts w:ascii="Helvetica" w:hAnsi="Helvetica" w:cstheme="majorHAnsi"/>
-          <w:b/>
-          <w:bCs/>
-          <w:color w:val="000000" w:themeColor="text1"/>
-          <w:sz w:val="22"/>
-          <w:szCs w:val="22"/>
-          <w:lang w:eastAsia="zh-CN"/>
-        </w:rPr>
-        <w:t>Computer Graphics</w:t>
-      </w:r>
-      <w:r>
-        <w:rPr>
-          <w:rFonts w:ascii="Helvetica" w:hAnsi="Helvetica" w:cstheme="majorHAnsi"/>
-          <w:color w:val="000000" w:themeColor="text1"/>
-          <w:sz w:val="22"/>
-          <w:szCs w:val="22"/>
-          <w:lang w:eastAsia="zh-CN"/>
-        </w:rPr>
-        <w:t>: NeRF; 3D Gaussian Splatting (3DGS); 3D face modeling.</w:t>
-      </w:r>
-    </w:p>
-    <w:p>
-      <w:pPr>
-        <w:pStyle w:val="ListParagraph"/>
-        <w:numPr>
-          <w:ilvl w:val="0"/>
-          <w:numId w:val="2"/>
-        </w:numPr>
-        <w:spacing w:after="160" w:line="300" w:lineRule="auto"/>
-        <w:ind w:left="142" w:hanging="142"/>
-        <w:rPr>
-          <w:rFonts w:ascii="Helvetica" w:hAnsi="Helvetica" w:cstheme="majorHAnsi"/>
-          <w:color w:val="000000" w:themeColor="text1"/>
-          <w:sz w:val="22"/>
-          <w:szCs w:val="22"/>
-          <w:lang w:eastAsia="zh-CN"/>
-        </w:rPr>
-      </w:pPr>
-      <w:r>
-        <w:rPr>
-          <w:rFonts w:ascii="Helvetica" w:hAnsi="Helvetica" w:cstheme="majorHAnsi"/>
-          <w:b/>
-          <w:bCs/>
-          <w:color w:val="000000" w:themeColor="text1"/>
-          <w:sz w:val="22"/>
-          <w:szCs w:val="22"/>
-          <w:lang w:eastAsia="zh-CN"/>
-        </w:rPr>
-        <w:t>Machine Learning</w:t>
-      </w:r>
-      <w:r>
-        <w:rPr>
-          <w:rFonts w:ascii="Helvetica" w:hAnsi="Helvetica" w:cstheme="majorHAnsi"/>
-          <w:color w:val="000000" w:themeColor="text1"/>
-          <w:sz w:val="22"/>
-          <w:szCs w:val="22"/>
-          <w:lang w:eastAsia="zh-CN"/>
-        </w:rPr>
-        <w:t>: Large-Language-Models; foundational 3D generation models; explainable ML.</w:t>
       </w:r>
     </w:p>
     <w:p>
@@ -2481,7 +2363,6 @@
           <w:sz w:val="28"/>
           <w:szCs w:val="36"/>
         </w:rPr>
-        <w:lastRenderedPageBreak/>
         <w:t xml:space="preserve">Teaching </w:t>
       </w:r>
       <w:sdt>
@@ -2615,6 +2496,7 @@
           <w:szCs w:val="21"/>
           <w:lang w:eastAsia="zh-CN"/>
         </w:rPr>
+        <w:lastRenderedPageBreak/>
         <w:t>Guest Lecturer (6 hours)</w:t>
       </w:r>
       <w:r>
@@ -3154,12 +3036,24 @@
       <w:r>
         <w:rPr>
           <w:rFonts w:ascii="Helvetica" w:hAnsi="Helvetica" w:cstheme="majorHAnsi"/>
-          <w:color w:val="000000" w:themeColor="text1"/>
-          <w:sz w:val="21"/>
-          <w:szCs w:val="21"/>
-          <w:lang w:eastAsia="zh-CN"/>
-        </w:rPr>
-        <w:t>(AAAI 2027) Program Committee Member</w:t>
+          <w:b/>
+          <w:bCs/>
+          <w:color w:val="000000" w:themeColor="text1"/>
+          <w:sz w:val="21"/>
+          <w:szCs w:val="21"/>
+          <w:lang w:eastAsia="zh-CN"/>
+        </w:rPr>
+        <w:t>AAAI 2027</w:t>
+      </w:r>
+      <w:r>
+        <w:rPr>
+          <w:rFonts w:ascii="Helvetica" w:hAnsi="Helvetica" w:cstheme="majorHAnsi"/>
+          <w:color w:val="000000" w:themeColor="text1"/>
+          <w:sz w:val="21"/>
+          <w:szCs w:val="21"/>
+          <w:lang w:eastAsia="zh-CN"/>
+        </w:rPr>
+        <w:t xml:space="preserve"> Program Committee Member</w:t>
       </w:r>
     </w:p>
     <w:p>
@@ -3182,12 +3076,24 @@
       <w:r>
         <w:rPr>
           <w:rFonts w:ascii="Helvetica" w:hAnsi="Helvetica" w:cstheme="majorHAnsi"/>
-          <w:color w:val="000000" w:themeColor="text1"/>
-          <w:sz w:val="21"/>
-          <w:szCs w:val="21"/>
-          <w:lang w:eastAsia="zh-CN"/>
-        </w:rPr>
-        <w:t xml:space="preserve">(ICIP 2025) Session Chair: </w:t>
+          <w:b/>
+          <w:bCs/>
+          <w:color w:val="000000" w:themeColor="text1"/>
+          <w:sz w:val="21"/>
+          <w:szCs w:val="21"/>
+          <w:lang w:eastAsia="zh-CN"/>
+        </w:rPr>
+        <w:t>ICIP 2025</w:t>
+      </w:r>
+      <w:r>
+        <w:rPr>
+          <w:rFonts w:ascii="Helvetica" w:hAnsi="Helvetica" w:cstheme="majorHAnsi"/>
+          <w:color w:val="000000" w:themeColor="text1"/>
+          <w:sz w:val="21"/>
+          <w:szCs w:val="21"/>
+          <w:lang w:eastAsia="zh-CN"/>
+        </w:rPr>
+        <w:t xml:space="preserve"> Session Chair: </w:t>
       </w:r>
       <w:r>
         <w:rPr>
@@ -3230,12 +3136,14 @@
       <w:r>
         <w:rPr>
           <w:rFonts w:ascii="Helvetica" w:hAnsi="Helvetica" w:cstheme="majorHAnsi"/>
-          <w:color w:val="000000" w:themeColor="text1"/>
-          <w:sz w:val="21"/>
-          <w:szCs w:val="21"/>
-          <w:lang w:eastAsia="zh-CN"/>
-        </w:rPr>
-        <w:t>(GI 2025)</w:t>
+          <w:b/>
+          <w:bCs/>
+          <w:color w:val="000000" w:themeColor="text1"/>
+          <w:sz w:val="21"/>
+          <w:szCs w:val="21"/>
+          <w:lang w:eastAsia="zh-CN"/>
+        </w:rPr>
+        <w:t>GI 2025</w:t>
       </w:r>
       <w:r>
         <w:rPr>
@@ -3278,12 +3186,14 @@
       <w:r>
         <w:rPr>
           <w:rFonts w:ascii="Helvetica" w:hAnsi="Helvetica" w:cstheme="majorHAnsi"/>
-          <w:color w:val="000000" w:themeColor="text1"/>
-          <w:sz w:val="21"/>
-          <w:szCs w:val="21"/>
-          <w:lang w:eastAsia="zh-CN"/>
-        </w:rPr>
-        <w:t>(CCECE 2025)</w:t>
+          <w:b/>
+          <w:bCs/>
+          <w:color w:val="000000" w:themeColor="text1"/>
+          <w:sz w:val="21"/>
+          <w:szCs w:val="21"/>
+          <w:lang w:eastAsia="zh-CN"/>
+        </w:rPr>
+        <w:t>CCECE 2025</w:t>
       </w:r>
       <w:r>
         <w:rPr>
@@ -3341,27 +3251,27 @@
           <w:szCs w:val="21"/>
           <w:lang w:eastAsia="zh-CN"/>
         </w:rPr>
+        <w:t>Vice President of Turing Computer Association (S/W Dept.), Univ. of Jinan, China</w:t>
+      </w:r>
+      <w:r>
+        <w:rPr>
+          <w:rFonts w:ascii="Helvetica" w:hAnsi="Helvetica" w:cstheme="majorHAnsi"/>
+          <w:color w:val="000000" w:themeColor="text1"/>
+          <w:sz w:val="21"/>
+          <w:szCs w:val="21"/>
+          <w:lang w:eastAsia="zh-CN"/>
+        </w:rPr>
+        <w:t xml:space="preserve"> </w:t>
+      </w:r>
+      <w:r>
+        <w:rPr>
+          <w:rFonts w:ascii="Helvetica" w:hAnsi="Helvetica" w:cstheme="majorHAnsi"/>
+          <w:color w:val="000000" w:themeColor="text1"/>
+          <w:sz w:val="21"/>
+          <w:szCs w:val="21"/>
+          <w:lang w:eastAsia="zh-CN"/>
+        </w:rPr>
         <w:t>(2015-2016)</w:t>
-      </w:r>
-      <w:r>
-        <w:rPr>
-          <w:rFonts w:ascii="Helvetica" w:hAnsi="Helvetica" w:cstheme="majorHAnsi"/>
-          <w:color w:val="000000" w:themeColor="text1"/>
-          <w:sz w:val="21"/>
-          <w:szCs w:val="21"/>
-          <w:lang w:eastAsia="zh-CN"/>
-        </w:rPr>
-        <w:t xml:space="preserve"> </w:t>
-      </w:r>
-      <w:r>
-        <w:rPr>
-          <w:rFonts w:ascii="Helvetica" w:hAnsi="Helvetica" w:cstheme="majorHAnsi"/>
-          <w:color w:val="000000" w:themeColor="text1"/>
-          <w:sz w:val="21"/>
-          <w:szCs w:val="21"/>
-          <w:lang w:eastAsia="zh-CN"/>
-        </w:rPr>
-        <w:t>Vice President of Turing Computer Association (S/W Dept.), Univ. of Jinan, China</w:t>
       </w:r>
     </w:p>
     <w:p>
@@ -4553,16 +4463,6 @@
       </w:pPr>
       <w:r>
         <w:rPr>
-          <w:rFonts w:ascii="Helvetica" w:hAnsi="Helvetica" w:cstheme="majorHAnsi"/>
-          <w:color w:val="000000" w:themeColor="text1"/>
-          <w:sz w:val="21"/>
-          <w:szCs w:val="21"/>
-          <w:lang w:eastAsia="zh-CN"/>
-        </w:rPr>
-        <w:t xml:space="preserve">(2026) </w:t>
-      </w:r>
-      <w:r>
-        <w:rPr>
           <w:rFonts w:ascii="Helvetica" w:hAnsi="Helvetica" w:cstheme="majorHAnsi" w:hint="eastAsia"/>
           <w:color w:val="000000" w:themeColor="text1"/>
           <w:sz w:val="21"/>
@@ -4617,7 +4517,7 @@
           <w:szCs w:val="21"/>
           <w:lang w:eastAsia="zh-CN"/>
         </w:rPr>
-        <w:t>(2026) NeurIPS 2026</w:t>
+        <w:t>CVPR 2026</w:t>
       </w:r>
     </w:p>
     <w:p>
@@ -4645,7 +4545,7 @@
           <w:szCs w:val="21"/>
           <w:lang w:eastAsia="zh-CN"/>
         </w:rPr>
-        <w:t>(2026) CVPR 2026</w:t>
+        <w:t>NeurIPS 2026</w:t>
       </w:r>
     </w:p>
     <w:p>
@@ -4673,37 +4573,37 @@
           <w:szCs w:val="21"/>
           <w:lang w:eastAsia="zh-CN"/>
         </w:rPr>
-        <w:t>(</w:t>
-      </w:r>
-      <w:r>
-        <w:rPr>
-          <w:rFonts w:ascii="Helvetica" w:hAnsi="Helvetica" w:cstheme="majorHAnsi"/>
-          <w:color w:val="000000" w:themeColor="text1"/>
-          <w:sz w:val="21"/>
-          <w:szCs w:val="21"/>
-          <w:lang w:eastAsia="zh-CN"/>
-        </w:rPr>
-        <w:t>2025</w:t>
-      </w:r>
-      <w:r>
-        <w:rPr>
-          <w:rFonts w:ascii="Helvetica" w:hAnsi="Helvetica" w:cstheme="majorHAnsi"/>
-          <w:color w:val="000000" w:themeColor="text1"/>
-          <w:sz w:val="21"/>
-          <w:szCs w:val="21"/>
-          <w:lang w:eastAsia="zh-CN"/>
-        </w:rPr>
-        <w:t>)</w:t>
-      </w:r>
-      <w:r>
-        <w:rPr>
-          <w:rFonts w:ascii="Helvetica" w:hAnsi="Helvetica" w:cstheme="majorHAnsi"/>
-          <w:color w:val="000000" w:themeColor="text1"/>
-          <w:sz w:val="21"/>
-          <w:szCs w:val="21"/>
-          <w:lang w:eastAsia="zh-CN"/>
-        </w:rPr>
-        <w:t xml:space="preserve"> Graphics Interface (GI</w:t>
+        <w:t>GI</w:t>
+      </w:r>
+      <w:r>
+        <w:rPr>
+          <w:rFonts w:ascii="Helvetica" w:hAnsi="Helvetica" w:cstheme="majorHAnsi"/>
+          <w:color w:val="000000" w:themeColor="text1"/>
+          <w:sz w:val="21"/>
+          <w:szCs w:val="21"/>
+          <w:lang w:eastAsia="zh-CN"/>
+        </w:rPr>
+        <w:t xml:space="preserve"> (</w:t>
+      </w:r>
+      <w:r>
+        <w:rPr>
+          <w:rFonts w:ascii="Helvetica" w:hAnsi="Helvetica" w:cstheme="majorHAnsi"/>
+          <w:color w:val="000000" w:themeColor="text1"/>
+          <w:sz w:val="21"/>
+          <w:szCs w:val="21"/>
+          <w:lang w:eastAsia="zh-CN"/>
+        </w:rPr>
+        <w:t>Graphics Interfac</w:t>
+      </w:r>
+      <w:r>
+        <w:rPr>
+          <w:rFonts w:ascii="Helvetica" w:hAnsi="Helvetica" w:cstheme="majorHAnsi"/>
+          <w:color w:val="000000" w:themeColor="text1"/>
+          <w:sz w:val="21"/>
+          <w:szCs w:val="21"/>
+          <w:lang w:eastAsia="zh-CN"/>
+        </w:rPr>
+        <w:t>e)</w:t>
       </w:r>
       <w:r>
         <w:rPr>
@@ -4714,26 +4614,6 @@
           <w:lang w:eastAsia="zh-CN"/>
         </w:rPr>
         <w:t xml:space="preserve"> 2025</w:t>
-      </w:r>
-      <w:r>
-        <w:rPr>
-          <w:rFonts w:ascii="Helvetica" w:hAnsi="Helvetica" w:cstheme="majorHAnsi"/>
-          <w:color w:val="000000" w:themeColor="text1"/>
-          <w:sz w:val="21"/>
-          <w:szCs w:val="21"/>
-          <w:lang w:eastAsia="zh-CN"/>
-        </w:rPr>
-        <w:t>)</w:t>
-      </w:r>
-      <w:r>
-        <w:rPr>
-          <w:rFonts w:ascii="Helvetica" w:hAnsi="Helvetica" w:cstheme="majorHAnsi"/>
-          <w:color w:val="000000" w:themeColor="text1"/>
-          <w:sz w:val="21"/>
-          <w:szCs w:val="21"/>
-          <w:lang w:eastAsia="zh-CN"/>
-        </w:rPr>
-        <w:t xml:space="preserve"> Conference</w:t>
       </w:r>
     </w:p>
     <w:p>
@@ -4761,17 +4641,27 @@
           <w:szCs w:val="21"/>
           <w:lang w:eastAsia="zh-CN"/>
         </w:rPr>
-        <w:t>(</w:t>
-      </w:r>
-      <w:r>
-        <w:rPr>
-          <w:rFonts w:ascii="Helvetica" w:hAnsi="Helvetica" w:cstheme="majorHAnsi"/>
-          <w:color w:val="000000" w:themeColor="text1"/>
-          <w:sz w:val="21"/>
-          <w:szCs w:val="21"/>
-          <w:lang w:eastAsia="zh-CN"/>
-        </w:rPr>
-        <w:t>2022</w:t>
+        <w:t>ACCV</w:t>
+      </w:r>
+      <w:r>
+        <w:rPr>
+          <w:rFonts w:ascii="Helvetica" w:hAnsi="Helvetica" w:cstheme="majorHAnsi"/>
+          <w:color w:val="000000" w:themeColor="text1"/>
+          <w:sz w:val="21"/>
+          <w:szCs w:val="21"/>
+          <w:lang w:eastAsia="zh-CN"/>
+        </w:rPr>
+        <w:t xml:space="preserve"> (</w:t>
+      </w:r>
+      <w:r>
+        <w:rPr>
+          <w:rFonts w:ascii="Helvetica" w:hAnsi="Helvetica" w:cstheme="majorHAnsi"/>
+          <w:color w:val="000000" w:themeColor="text1"/>
+          <w:sz w:val="21"/>
+          <w:szCs w:val="21"/>
+          <w:lang w:eastAsia="zh-CN"/>
+        </w:rPr>
+        <w:t>Asian Conference on Computer Vision</w:t>
       </w:r>
       <w:r>
         <w:rPr>
@@ -4791,37 +4681,7 @@
           <w:szCs w:val="21"/>
           <w:lang w:eastAsia="zh-CN"/>
         </w:rPr>
-        <w:t xml:space="preserve"> Asian Conference on Computer Vision</w:t>
-      </w:r>
-      <w:r>
-        <w:rPr>
-          <w:rFonts w:ascii="Helvetica" w:hAnsi="Helvetica" w:cstheme="majorHAnsi"/>
-          <w:color w:val="000000" w:themeColor="text1"/>
-          <w:sz w:val="21"/>
-          <w:szCs w:val="21"/>
-          <w:lang w:eastAsia="zh-CN"/>
-        </w:rPr>
-        <w:t xml:space="preserve"> (ACCV</w:t>
-      </w:r>
-      <w:r>
-        <w:rPr>
-          <w:rFonts w:ascii="Helvetica" w:hAnsi="Helvetica" w:cstheme="majorHAnsi"/>
-          <w:color w:val="000000" w:themeColor="text1"/>
-          <w:sz w:val="21"/>
-          <w:szCs w:val="21"/>
-          <w:lang w:eastAsia="zh-CN"/>
-        </w:rPr>
         <w:t xml:space="preserve"> 2022</w:t>
-      </w:r>
-      <w:r>
-        <w:rPr>
-          <w:rFonts w:ascii="Helvetica" w:hAnsi="Helvetica" w:cstheme="majorHAnsi"/>
-          <w:color w:val="000000" w:themeColor="text1"/>
-          <w:sz w:val="21"/>
-          <w:szCs w:val="21"/>
-          <w:lang w:eastAsia="zh-CN"/>
-        </w:rPr>
-        <w:t>)</w:t>
       </w:r>
     </w:p>
     <w:p>
@@ -4849,7 +4709,47 @@
           <w:szCs w:val="21"/>
           <w:lang w:eastAsia="zh-CN"/>
         </w:rPr>
-        <w:t>(</w:t>
+        <w:t xml:space="preserve">ICIP (IEEE </w:t>
+      </w:r>
+      <w:r>
+        <w:rPr>
+          <w:rFonts w:ascii="Helvetica" w:hAnsi="Helvetica" w:cstheme="majorHAnsi"/>
+          <w:color w:val="000000" w:themeColor="text1"/>
+          <w:sz w:val="21"/>
+          <w:szCs w:val="21"/>
+          <w:lang w:eastAsia="zh-CN"/>
+        </w:rPr>
+        <w:t>International Conference on Image Processin</w:t>
+      </w:r>
+      <w:r>
+        <w:rPr>
+          <w:rFonts w:ascii="Helvetica" w:hAnsi="Helvetica" w:cstheme="majorHAnsi"/>
+          <w:color w:val="000000" w:themeColor="text1"/>
+          <w:sz w:val="21"/>
+          <w:szCs w:val="21"/>
+          <w:lang w:eastAsia="zh-CN"/>
+        </w:rPr>
+        <w:t>g</w:t>
+      </w:r>
+      <w:r>
+        <w:rPr>
+          <w:rFonts w:ascii="Helvetica" w:hAnsi="Helvetica" w:cstheme="majorHAnsi"/>
+          <w:color w:val="000000" w:themeColor="text1"/>
+          <w:sz w:val="21"/>
+          <w:szCs w:val="21"/>
+          <w:lang w:eastAsia="zh-CN"/>
+        </w:rPr>
+        <w:t>)</w:t>
+      </w:r>
+      <w:r>
+        <w:rPr>
+          <w:rFonts w:ascii="Helvetica" w:hAnsi="Helvetica" w:cstheme="majorHAnsi"/>
+          <w:color w:val="000000" w:themeColor="text1"/>
+          <w:sz w:val="21"/>
+          <w:szCs w:val="21"/>
+          <w:lang w:eastAsia="zh-CN"/>
+        </w:rPr>
+        <w:t xml:space="preserve"> </w:t>
       </w:r>
       <w:r>
         <w:rPr>
@@ -4867,69 +4767,19 @@
           <w:color w:val="000000" w:themeColor="text1"/>
           <w:sz w:val="21"/>
           <w:szCs w:val="21"/>
-          <w:lang w:eastAsia="zh-CN"/>
-        </w:rPr>
-        <w:t xml:space="preserve"> </w:t>
-      </w:r>
-      <w:r>
-        <w:rPr>
-          <w:rFonts w:ascii="Helvetica" w:hAnsi="Helvetica" w:cstheme="majorHAnsi"/>
-          <w:color w:val="000000" w:themeColor="text1"/>
-          <w:sz w:val="21"/>
-          <w:szCs w:val="21"/>
-          <w:lang w:eastAsia="zh-CN"/>
-        </w:rPr>
-        <w:t>to</w:t>
-      </w:r>
-      <w:r>
-        <w:rPr>
-          <w:rFonts w:ascii="Helvetica" w:hAnsi="Helvetica" w:cstheme="majorHAnsi"/>
-          <w:color w:val="000000" w:themeColor="text1"/>
-          <w:sz w:val="21"/>
-          <w:szCs w:val="21"/>
-          <w:lang w:eastAsia="zh-CN"/>
-        </w:rPr>
-        <w:t xml:space="preserve"> 2023</w:t>
-      </w:r>
-      <w:r>
-        <w:rPr>
-          <w:rFonts w:ascii="Helvetica" w:hAnsi="Helvetica" w:cstheme="majorHAnsi"/>
-          <w:color w:val="000000" w:themeColor="text1"/>
-          <w:sz w:val="21"/>
-          <w:szCs w:val="21"/>
-          <w:lang w:eastAsia="zh-CN"/>
-        </w:rPr>
-        <w:t>, &amp; 2025</w:t>
-      </w:r>
-      <w:r>
-        <w:rPr>
-          <w:rFonts w:ascii="Helvetica" w:hAnsi="Helvetica" w:cstheme="majorHAnsi"/>
-          <w:color w:val="000000" w:themeColor="text1"/>
-          <w:sz w:val="21"/>
-          <w:szCs w:val="21"/>
-          <w:lang w:eastAsia="zh-CN"/>
-        </w:rPr>
-        <w:t>)</w:t>
-      </w:r>
-      <w:r>
-        <w:rPr>
-          <w:rFonts w:ascii="Helvetica" w:hAnsi="Helvetica" w:cstheme="majorHAnsi"/>
-          <w:color w:val="000000" w:themeColor="text1"/>
-          <w:sz w:val="21"/>
-          <w:szCs w:val="21"/>
-          <w:lang w:eastAsia="zh-CN"/>
-        </w:rPr>
-        <w:t xml:space="preserve"> IEEE International Conference on Image Processing</w:t>
-      </w:r>
-      <w:r>
-        <w:rPr>
-          <w:rFonts w:ascii="Helvetica" w:hAnsi="Helvetica" w:cstheme="majorHAnsi"/>
-          <w:color w:val="000000" w:themeColor="text1"/>
-          <w:sz w:val="21"/>
-          <w:szCs w:val="21"/>
-          <w:lang w:eastAsia="zh-CN"/>
-        </w:rPr>
-        <w:t xml:space="preserve"> (ICIP)</w:t>
+          <w:lang w:val="en-CA" w:eastAsia="zh-CN"/>
+        </w:rPr>
+        <w:t>, 2022,</w:t>
+      </w:r>
+      <w:r>
+        <w:rPr>
+          <w:rFonts w:ascii="Helvetica" w:hAnsi="Helvetica" w:cstheme="majorHAnsi"/>
+          <w:color w:val="000000" w:themeColor="text1"/>
+          <w:sz w:val="21"/>
+          <w:szCs w:val="21"/>
+          <w:lang w:eastAsia="zh-CN"/>
+        </w:rPr>
+        <w:t xml:space="preserve"> 2023, &amp; 2025</w:t>
       </w:r>
     </w:p>
     <w:p>
@@ -4957,37 +4807,17 @@
           <w:szCs w:val="21"/>
           <w:lang w:eastAsia="zh-CN"/>
         </w:rPr>
-        <w:t>(</w:t>
-      </w:r>
-      <w:r>
-        <w:rPr>
-          <w:rFonts w:ascii="Helvetica" w:hAnsi="Helvetica" w:cstheme="majorHAnsi"/>
-          <w:color w:val="000000" w:themeColor="text1"/>
-          <w:sz w:val="21"/>
-          <w:szCs w:val="21"/>
-          <w:lang w:eastAsia="zh-CN"/>
-        </w:rPr>
-        <w:t>2020</w:t>
-      </w:r>
-      <w:r>
-        <w:rPr>
-          <w:rFonts w:ascii="Helvetica" w:hAnsi="Helvetica" w:cstheme="majorHAnsi"/>
-          <w:color w:val="000000" w:themeColor="text1"/>
-          <w:sz w:val="21"/>
-          <w:szCs w:val="21"/>
-          <w:lang w:eastAsia="zh-CN"/>
-        </w:rPr>
-        <w:t>)</w:t>
-      </w:r>
-      <w:r>
-        <w:rPr>
-          <w:rFonts w:ascii="Helvetica" w:hAnsi="Helvetica" w:cstheme="majorHAnsi"/>
-          <w:color w:val="000000" w:themeColor="text1"/>
-          <w:sz w:val="21"/>
-          <w:szCs w:val="21"/>
-          <w:lang w:eastAsia="zh-CN"/>
-        </w:rPr>
-        <w:t xml:space="preserve"> The 17th IEEE International Conference on Ubiquitous Intelligence and Computing</w:t>
+        <w:t>The 17th IEEE International Conference on Ubiquitous Intelligence and Computing</w:t>
+      </w:r>
+      <w:r>
+        <w:rPr>
+          <w:rFonts w:ascii="Helvetica" w:hAnsi="Helvetica" w:cstheme="majorHAnsi"/>
+          <w:color w:val="000000" w:themeColor="text1"/>
+          <w:sz w:val="21"/>
+          <w:szCs w:val="21"/>
+          <w:lang w:eastAsia="zh-CN"/>
+        </w:rPr>
+        <w:t xml:space="preserve"> 2020</w:t>
       </w:r>
     </w:p>
     <w:p>
@@ -5545,7 +5375,6 @@
           <w:szCs w:val="24"/>
           <w:lang w:eastAsia="zh-CN"/>
         </w:rPr>
-        <w:lastRenderedPageBreak/>
         <w:t>Journal</w:t>
       </w:r>
       <w:r>
@@ -5817,6 +5646,7 @@
           <w:szCs w:val="21"/>
           <w:lang w:eastAsia="zh-CN"/>
         </w:rPr>
+        <w:lastRenderedPageBreak/>
         <w:t>Yan, P.</w:t>
       </w:r>
       <w:r>
@@ -9892,7 +9722,6 @@
           <w:shd w:val="clear" w:color="auto" w:fill="FFFFFF"/>
           <w:lang w:eastAsia="zh-CN"/>
         </w:rPr>
-        <w:lastRenderedPageBreak/>
         <w:t>Emu</w:t>
       </w:r>
       <w:r>
@@ -10155,6 +9984,7 @@
           <w:shd w:val="clear" w:color="auto" w:fill="FFFFFF"/>
           <w:lang w:eastAsia="zh-CN"/>
         </w:rPr>
+        <w:lastRenderedPageBreak/>
         <w:t>Yan, P.</w:t>
       </w:r>
       <w:r>
@@ -12360,117 +12190,16 @@
           <w:sz w:val="21"/>
           <w:szCs w:val="21"/>
         </w:rPr>
-        <w:t>Developed</w:t>
-      </w:r>
-      <w:r>
-        <w:rPr>
-          <w:rFonts w:ascii="Helvetica" w:hAnsi="Helvetica" w:cstheme="majorHAnsi"/>
-          <w:color w:val="000000" w:themeColor="text1"/>
-          <w:sz w:val="21"/>
-          <w:szCs w:val="21"/>
-        </w:rPr>
-        <w:t xml:space="preserve"> a pipeline for differentiable hybrid rendering of scenes that </w:t>
-      </w:r>
-      <w:r>
-        <w:rPr>
-          <w:rFonts w:ascii="Helvetica" w:hAnsi="Helvetica" w:cstheme="majorHAnsi"/>
-          <w:color w:val="000000" w:themeColor="text1"/>
-          <w:sz w:val="21"/>
-          <w:szCs w:val="21"/>
-        </w:rPr>
-        <w:t>contains both</w:t>
-      </w:r>
-      <w:r>
-        <w:rPr>
-          <w:rFonts w:ascii="Helvetica" w:hAnsi="Helvetica" w:cstheme="majorHAnsi"/>
-          <w:color w:val="000000" w:themeColor="text1"/>
-          <w:sz w:val="21"/>
-          <w:szCs w:val="21"/>
-        </w:rPr>
-        <w:t xml:space="preserve"> 3D Gaussians and </w:t>
-      </w:r>
-      <w:r>
-        <w:rPr>
-          <w:rFonts w:ascii="Helvetica" w:hAnsi="Helvetica" w:cstheme="majorHAnsi"/>
-          <w:color w:val="000000" w:themeColor="text1"/>
-          <w:sz w:val="21"/>
-          <w:szCs w:val="21"/>
-        </w:rPr>
-        <w:t xml:space="preserve">3D </w:t>
-      </w:r>
-      <w:r>
-        <w:rPr>
-          <w:rFonts w:ascii="Helvetica" w:hAnsi="Helvetica" w:cstheme="majorHAnsi"/>
-          <w:color w:val="000000" w:themeColor="text1"/>
-          <w:sz w:val="21"/>
-          <w:szCs w:val="21"/>
-        </w:rPr>
-        <w:t xml:space="preserve">meshes. </w:t>
-      </w:r>
-      <w:r>
-        <w:rPr>
-          <w:rFonts w:ascii="Helvetica" w:hAnsi="Helvetica" w:cstheme="majorHAnsi"/>
-          <w:color w:val="000000" w:themeColor="text1"/>
-          <w:sz w:val="21"/>
-          <w:szCs w:val="21"/>
-        </w:rPr>
-        <w:t>I</w:t>
-      </w:r>
-      <w:r>
-        <w:rPr>
-          <w:rFonts w:ascii="Helvetica" w:hAnsi="Helvetica" w:cstheme="majorHAnsi"/>
-          <w:color w:val="000000" w:themeColor="text1"/>
-          <w:sz w:val="21"/>
-          <w:szCs w:val="21"/>
-        </w:rPr>
-        <w:t xml:space="preserve">t supports end-to-end learning and seamless integration with </w:t>
-      </w:r>
-      <w:proofErr w:type="spellStart"/>
-      <w:r>
-        <w:rPr>
-          <w:rFonts w:ascii="Helvetica" w:hAnsi="Helvetica" w:cstheme="majorHAnsi"/>
-          <w:color w:val="000000" w:themeColor="text1"/>
-          <w:sz w:val="21"/>
-          <w:szCs w:val="21"/>
-        </w:rPr>
-        <w:t>Py</w:t>
-      </w:r>
-      <w:r>
-        <w:rPr>
-          <w:rFonts w:ascii="Helvetica" w:hAnsi="Helvetica" w:cstheme="majorHAnsi"/>
-          <w:color w:val="000000" w:themeColor="text1"/>
-          <w:sz w:val="21"/>
-          <w:szCs w:val="21"/>
-        </w:rPr>
-        <w:t>t</w:t>
-      </w:r>
-      <w:r>
-        <w:rPr>
-          <w:rFonts w:ascii="Helvetica" w:hAnsi="Helvetica" w:cstheme="majorHAnsi"/>
-          <w:color w:val="000000" w:themeColor="text1"/>
-          <w:sz w:val="21"/>
-          <w:szCs w:val="21"/>
-        </w:rPr>
-        <w:t>orch</w:t>
-      </w:r>
-      <w:proofErr w:type="spellEnd"/>
-      <w:r>
-        <w:rPr>
-          <w:rFonts w:ascii="Helvetica" w:hAnsi="Helvetica" w:cstheme="majorHAnsi"/>
-          <w:color w:val="000000" w:themeColor="text1"/>
-          <w:sz w:val="21"/>
-          <w:szCs w:val="21"/>
-        </w:rPr>
-        <w:t xml:space="preserve"> </w:t>
-      </w:r>
-      <w:r>
-        <w:rPr>
-          <w:rFonts w:ascii="Helvetica" w:hAnsi="Helvetica" w:cstheme="majorHAnsi"/>
-          <w:color w:val="000000" w:themeColor="text1"/>
-          <w:sz w:val="21"/>
-          <w:szCs w:val="21"/>
-        </w:rPr>
-        <w:t>pipelines</w:t>
+        <w:t>Differentiable rendering pipeline that supports a scene with both 3D mesh and 3DGS</w:t>
+      </w:r>
+      <w:r>
+        <w:rPr>
+          <w:rFonts w:ascii="Helvetica" w:hAnsi="Helvetica" w:cstheme="majorHAnsi"/>
+          <w:color w:val="000000" w:themeColor="text1"/>
+          <w:sz w:val="21"/>
+          <w:szCs w:val="21"/>
+        </w:rPr>
+        <w:t xml:space="preserve"> objects</w:t>
       </w:r>
       <w:r>
         <w:rPr>
@@ -12480,6 +12209,15 @@
           <w:szCs w:val="21"/>
         </w:rPr>
         <w:t>.</w:t>
+      </w:r>
+      <w:r>
+        <w:rPr>
+          <w:rFonts w:ascii="Helvetica" w:hAnsi="Helvetica" w:cstheme="majorHAnsi"/>
+          <w:color w:val="000000" w:themeColor="text1"/>
+          <w:sz w:val="21"/>
+          <w:szCs w:val="21"/>
+        </w:rPr>
+        <w:t xml:space="preserve"> Customized CUDA operations for PyTorch.</w:t>
       </w:r>
     </w:p>
     <w:p>
@@ -12500,7 +12238,6 @@
           <w:sz w:val="28"/>
           <w:szCs w:val="36"/>
         </w:rPr>
-        <w:lastRenderedPageBreak/>
         <w:t>Supervised and Mentored Students</w:t>
       </w:r>
     </w:p>
@@ -12587,6 +12324,7 @@
           <w:szCs w:val="21"/>
           <w:lang w:eastAsia="zh-CN"/>
         </w:rPr>
+        <w:lastRenderedPageBreak/>
         <w:t>Projects</w:t>
       </w:r>
       <w:r>
@@ -16002,6 +15740,7 @@
     <w:rsid w:val="00B71680"/>
     <w:rsid w:val="00B8628E"/>
     <w:rsid w:val="00B86DE1"/>
+    <w:rsid w:val="00B92304"/>
     <w:rsid w:val="00B9384F"/>
     <w:rsid w:val="00B97577"/>
     <w:rsid w:val="00BA11CC"/>
